--- a/recursos_curso/Tema 1/Física IV - Tema 1.docx
+++ b/recursos_curso/Tema 1/Física IV - Tema 1.docx
@@ -598,34 +598,9 @@
       </w:r>
       <w:r>
         <w:rPr>
-          <w:rFonts w:ascii="Nunito" w:eastAsia="Verdana" w:hAnsi="Nunito" w:cs="Verdana"/>
-          <w:position w:val="-10"/>
-        </w:rPr>
-        <w:object w:dxaOrig="200" w:dyaOrig="260" w14:anchorId="3376C954">
-          <v:shapetype id="_x0000_t75" coordsize="21600,21600" o:spt="75" o:preferrelative="t" path="m@4@5l@4@11@9@11@9@5xe" filled="f" stroked="f">
-            <v:stroke joinstyle="miter"/>
-            <v:formulas>
-              <v:f eqn="if lineDrawn pixelLineWidth 0"/>
-              <v:f eqn="sum @0 1 0"/>
-              <v:f eqn="sum 0 0 @1"/>
-              <v:f eqn="prod @2 1 2"/>
-              <v:f eqn="prod @3 21600 pixelWidth"/>
-              <v:f eqn="prod @3 21600 pixelHeight"/>
-              <v:f eqn="sum @0 0 1"/>
-              <v:f eqn="prod @6 1 2"/>
-              <v:f eqn="prod @7 21600 pixelWidth"/>
-              <v:f eqn="sum @8 21600 0"/>
-              <v:f eqn="prod @7 21600 pixelHeight"/>
-              <v:f eqn="sum @10 21600 0"/>
-            </v:formulas>
-            <v:path o:extrusionok="f" gradientshapeok="t" o:connecttype="rect"/>
-            <o:lock v:ext="edit" aspectratio="t"/>
-          </v:shapetype>
-          <v:shape id="_x0000_i1025" type="#_x0000_t75" style="width:10.5pt;height:13.15pt" o:ole="">
-            <v:imagedata r:id="rId8" o:title=""/>
-          </v:shape>
-          <o:OLEObject Type="Embed" ProgID="Equation.DSMT4" ShapeID="_x0000_i1025" DrawAspect="Content" ObjectID="_1827993396" r:id="rId9"/>
-        </w:object>
+          <w:rStyle w:val="MTConvertedEquation"/>
+        </w:rPr>
+        <w:t>$\eta $</w:t>
       </w:r>
       <w:r>
         <w:rPr>
@@ -663,15 +638,23 @@
       </w:r>
       <w:r>
         <w:rPr>
-          <w:rFonts w:ascii="Nunito" w:hAnsi="Nunito"/>
-          <w:position w:val="-22"/>
-        </w:rPr>
-        <w:object w:dxaOrig="820" w:dyaOrig="600" w14:anchorId="789C1B3B">
-          <v:shape id="_x0000_i1026" type="#_x0000_t75" style="width:40.9pt;height:30pt" o:ole="">
-            <v:imagedata r:id="rId10" o:title=""/>
-          </v:shape>
-          <o:OLEObject Type="Embed" ProgID="Equation.DSMT4" ShapeID="_x0000_i1026" DrawAspect="Content" ObjectID="_1827993397" r:id="rId11"/>
-        </w:object>
+          <w:rStyle w:val="MTConvertedEquation"/>
+        </w:rPr>
+        <w:t>\[\frac{d}{{</w:t>
+      </w:r>
+      <w:proofErr w:type="spellStart"/>
+      <w:r>
+        <w:rPr>
+          <w:rStyle w:val="MTConvertedEquation"/>
+        </w:rPr>
+        <w:t>dt</w:t>
+      </w:r>
+      <w:proofErr w:type="spellEnd"/>
+      <w:r>
+        <w:rPr>
+          <w:rStyle w:val="MTConvertedEquation"/>
+        </w:rPr>
+        <w:t>}}\eta  = 0\]</w:t>
       </w:r>
       <w:r>
         <w:rPr>
@@ -843,32 +826,40 @@
         <w:rPr>
           <w:rFonts w:ascii="Nunito" w:eastAsia="Verdana" w:hAnsi="Nunito" w:cs="Verdana"/>
         </w:rPr>
-        <w:t xml:space="preserve">En el caso del equilibrio mecánico, aunque a veces se hable de “equilibrio de fuerzas”, no es la fuerza la magnitud que está en equilibrio, sino la velocidad: Dado que la definición de </w:t>
+        <w:t xml:space="preserve">En el caso del equilibrio mecánico, aunque a veces se hable de “equilibrio de fuerzas”, no es la fuerza la magnitud que está en equilibrio, sino la velocidad: Dado que la definición de equilibrio mecánico es que la fuerza neta, y no su derivada, sea cero, </w:t>
+      </w:r>
+      <w:r>
+        <w:rPr>
+          <w:rStyle w:val="MTConvertedEquation"/>
+        </w:rPr>
+        <w:t>$\</w:t>
+      </w:r>
+      <w:proofErr w:type="spellStart"/>
+      <w:r>
+        <w:rPr>
+          <w:rStyle w:val="MTConvertedEquation"/>
+        </w:rPr>
+        <w:t>vec</w:t>
+      </w:r>
+      <w:proofErr w:type="spellEnd"/>
+      <w:r>
+        <w:rPr>
+          <w:rStyle w:val="MTConvertedEquation"/>
+        </w:rPr>
+        <w:t xml:space="preserve"> F = 0$</w:t>
+      </w:r>
+      <w:r>
+        <w:rPr>
+          <w:rFonts w:ascii="Nunito" w:eastAsia="Verdana" w:hAnsi="Nunito" w:cs="Verdana"/>
+        </w:rPr>
+        <w:t xml:space="preserve">, a partir de </w:t>
       </w:r>
       <w:r>
         <w:rPr>
           <w:rFonts w:ascii="Nunito" w:eastAsia="Verdana" w:hAnsi="Nunito" w:cs="Verdana"/>
         </w:rPr>
         <w:lastRenderedPageBreak/>
-        <w:t xml:space="preserve">equilibrio mecánico es que la fuerza neta, y no su derivada, sea cero, </w:t>
-      </w:r>
-      <w:r>
-        <w:rPr>
-          <w:rFonts w:ascii="Nunito" w:eastAsia="Verdana" w:hAnsi="Nunito" w:cs="Verdana"/>
-          <w:position w:val="-6"/>
-        </w:rPr>
-        <w:object w:dxaOrig="560" w:dyaOrig="320" w14:anchorId="2E18171E">
-          <v:shape id="_x0000_i1027" type="#_x0000_t75" style="width:28.15pt;height:16.15pt" o:ole="">
-            <v:imagedata r:id="rId12" o:title=""/>
-          </v:shape>
-          <o:OLEObject Type="Embed" ProgID="Equation.DSMT4" ShapeID="_x0000_i1027" DrawAspect="Content" ObjectID="_1827993398" r:id="rId13"/>
-        </w:object>
-      </w:r>
-      <w:r>
-        <w:rPr>
-          <w:rFonts w:ascii="Nunito" w:eastAsia="Verdana" w:hAnsi="Nunito" w:cs="Verdana"/>
-        </w:rPr>
-        <w:t xml:space="preserve">, a partir de la </w:t>
+        <w:t xml:space="preserve">la </w:t>
       </w:r>
       <w:r>
         <w:rPr>
@@ -884,15 +875,37 @@
       </w:r>
       <w:r>
         <w:rPr>
-          <w:rFonts w:ascii="Nunito" w:eastAsia="Verdana" w:hAnsi="Nunito" w:cs="Verdana"/>
-          <w:position w:val="-6"/>
-        </w:rPr>
-        <w:object w:dxaOrig="740" w:dyaOrig="320" w14:anchorId="2900B89B">
-          <v:shape id="_x0000_i1028" type="#_x0000_t75" style="width:37.15pt;height:16.15pt" o:ole="">
-            <v:imagedata r:id="rId14" o:title=""/>
-          </v:shape>
-          <o:OLEObject Type="Embed" ProgID="Equation.DSMT4" ShapeID="_x0000_i1028" DrawAspect="Content" ObjectID="_1827993399" r:id="rId15"/>
-        </w:object>
+          <w:rStyle w:val="MTConvertedEquation"/>
+        </w:rPr>
+        <w:t>$\</w:t>
+      </w:r>
+      <w:proofErr w:type="spellStart"/>
+      <w:r>
+        <w:rPr>
+          <w:rStyle w:val="MTConvertedEquation"/>
+        </w:rPr>
+        <w:t>vec</w:t>
+      </w:r>
+      <w:proofErr w:type="spellEnd"/>
+      <w:r>
+        <w:rPr>
+          <w:rStyle w:val="MTConvertedEquation"/>
+        </w:rPr>
+        <w:t xml:space="preserve"> F = m\</w:t>
+      </w:r>
+      <w:proofErr w:type="spellStart"/>
+      <w:r>
+        <w:rPr>
+          <w:rStyle w:val="MTConvertedEquation"/>
+        </w:rPr>
+        <w:t>vec</w:t>
+      </w:r>
+      <w:proofErr w:type="spellEnd"/>
+      <w:r>
+        <w:rPr>
+          <w:rStyle w:val="MTConvertedEquation"/>
+        </w:rPr>
+        <w:t xml:space="preserve"> a$</w:t>
       </w:r>
       <w:r>
         <w:rPr>
@@ -930,15 +943,37 @@
       </w:r>
       <w:r>
         <w:rPr>
-          <w:rFonts w:ascii="Nunito" w:hAnsi="Nunito"/>
-          <w:position w:val="-22"/>
-        </w:rPr>
-        <w:object w:dxaOrig="820" w:dyaOrig="600" w14:anchorId="64D632A1">
-          <v:shape id="_x0000_i1029" type="#_x0000_t75" style="width:40.9pt;height:30pt" o:ole="">
-            <v:imagedata r:id="rId16" o:title=""/>
-          </v:shape>
-          <o:OLEObject Type="Embed" ProgID="Equation.DSMT4" ShapeID="_x0000_i1029" DrawAspect="Content" ObjectID="_1827993400" r:id="rId17"/>
-        </w:object>
+          <w:rStyle w:val="MTConvertedEquation"/>
+        </w:rPr>
+        <w:t>\[\frac{d}{{</w:t>
+      </w:r>
+      <w:proofErr w:type="spellStart"/>
+      <w:r>
+        <w:rPr>
+          <w:rStyle w:val="MTConvertedEquation"/>
+        </w:rPr>
+        <w:t>dt</w:t>
+      </w:r>
+      <w:proofErr w:type="spellEnd"/>
+      <w:r>
+        <w:rPr>
+          <w:rStyle w:val="MTConvertedEquation"/>
+        </w:rPr>
+        <w:t>}}\</w:t>
+      </w:r>
+      <w:proofErr w:type="spellStart"/>
+      <w:r>
+        <w:rPr>
+          <w:rStyle w:val="MTConvertedEquation"/>
+        </w:rPr>
+        <w:t>vec</w:t>
+      </w:r>
+      <w:proofErr w:type="spellEnd"/>
+      <w:r>
+        <w:rPr>
+          <w:rStyle w:val="MTConvertedEquation"/>
+        </w:rPr>
+        <w:t xml:space="preserve"> v = 0\]</w:t>
       </w:r>
       <w:r>
         <w:rPr>
@@ -1248,7 +1283,7 @@
                     <pic:cNvPicPr/>
                   </pic:nvPicPr>
                   <pic:blipFill>
-                    <a:blip r:embed="rId18"/>
+                    <a:blip r:embed="rId8"/>
                     <a:stretch>
                       <a:fillRect/>
                     </a:stretch>
@@ -1429,16 +1464,23 @@
       </w:r>
       <w:r>
         <w:rPr>
-          <w:rFonts w:ascii="Nunito" w:eastAsia="Verdana" w:hAnsi="Nunito" w:cs="Verdana"/>
-          <w:color w:val="131314"/>
-          <w:position w:val="-14"/>
-        </w:rPr>
-        <w:object w:dxaOrig="960" w:dyaOrig="380" w14:anchorId="725C1082">
-          <v:shape id="_x0000_i1030" type="#_x0000_t75" style="width:48pt;height:19.15pt" o:ole="">
-            <v:imagedata r:id="rId19" o:title=""/>
-          </v:shape>
-          <o:OLEObject Type="Embed" ProgID="Equation.DSMT4" ShapeID="_x0000_i1030" DrawAspect="Content" ObjectID="_1827993401" r:id="rId20"/>
-        </w:object>
+          <w:rStyle w:val="MTConvertedEquation"/>
+        </w:rPr>
+        <w:t>${</w:t>
+      </w:r>
+      <w:proofErr w:type="spellStart"/>
+      <w:r>
+        <w:rPr>
+          <w:rStyle w:val="MTConvertedEquation"/>
+        </w:rPr>
+        <w:t>F_g</w:t>
+      </w:r>
+      <w:proofErr w:type="spellEnd"/>
+      <w:r>
+        <w:rPr>
+          <w:rStyle w:val="MTConvertedEquation"/>
+        </w:rPr>
+        <w:t>} =  - \,mg$</w:t>
       </w:r>
       <w:r>
         <w:rPr>
@@ -1541,37 +1583,117 @@
       <w:pPr>
         <w:pStyle w:val="MTDisplayEquation"/>
         <w:rPr>
-          <w:rFonts w:ascii="Nunito" w:hAnsi="Nunito"/>
-        </w:rPr>
-      </w:pPr>
-      <w:r>
-        <w:rPr>
-          <w:rFonts w:ascii="Nunito" w:hAnsi="Nunito"/>
+          <w:rStyle w:val="MTConvertedEquation"/>
+        </w:rPr>
+      </w:pPr>
+      <w:r>
+        <w:rPr>
+          <w:rFonts w:ascii="Nunito" w:hAnsi="Nunito"/>
+        </w:rPr>
+        <w:tab/>
+      </w:r>
+      <w:r>
+        <w:rPr>
+          <w:rStyle w:val="MTConvertedEquation"/>
+        </w:rPr>
+        <w:t>$\</w:t>
+      </w:r>
+      <w:proofErr w:type="spellStart"/>
+      <w:r>
+        <w:rPr>
+          <w:rStyle w:val="MTConvertedEquation"/>
+        </w:rPr>
+        <w:t>begin</w:t>
+      </w:r>
+      <w:proofErr w:type="spellEnd"/>
+      <w:r>
+        <w:rPr>
+          <w:rStyle w:val="MTConvertedEquation"/>
+        </w:rPr>
+        <w:t>{array}{l}</w:t>
+      </w:r>
+    </w:p>
+    <w:p>
+      <w:pPr>
+        <w:pStyle w:val="MTDisplayEquation"/>
+        <w:rPr>
+          <w:rStyle w:val="MTConvertedEquation"/>
+        </w:rPr>
+      </w:pPr>
+      <w:r>
+        <w:rPr>
+          <w:rStyle w:val="MTConvertedEquation"/>
         </w:rPr>
         <w:lastRenderedPageBreak/>
+        <w:t>{</w:t>
+      </w:r>
+      <w:proofErr w:type="spellStart"/>
+      <w:r>
+        <w:rPr>
+          <w:rStyle w:val="MTConvertedEquation"/>
+        </w:rPr>
+        <w:t>F_x</w:t>
+      </w:r>
+      <w:proofErr w:type="spellEnd"/>
+      <w:r>
+        <w:rPr>
+          <w:rStyle w:val="MTConvertedEquation"/>
+        </w:rPr>
+        <w:t>} =  - T\,\sin \theta \\</w:t>
+      </w:r>
+    </w:p>
+    <w:p>
+      <w:pPr>
+        <w:pStyle w:val="MTDisplayEquation"/>
+        <w:rPr>
+          <w:rStyle w:val="MTConvertedEquation"/>
+          <w:lang w:val="en-US"/>
+        </w:rPr>
+      </w:pPr>
+      <w:r>
+        <w:rPr>
+          <w:rStyle w:val="MTConvertedEquation"/>
+          <w:lang w:val="en-US"/>
+        </w:rPr>
+        <w:t xml:space="preserve">{F_y} =  - mg + T\,\cos \theta </w:t>
+      </w:r>
+    </w:p>
+    <w:p>
+      <w:pPr>
+        <w:pStyle w:val="MTDisplayEquation"/>
+        <w:rPr>
+          <w:rFonts w:ascii="Nunito" w:hAnsi="Nunito"/>
+        </w:rPr>
+      </w:pPr>
+      <w:r>
+        <w:rPr>
+          <w:rStyle w:val="MTConvertedEquation"/>
+        </w:rPr>
+        <w:t>\</w:t>
+      </w:r>
+      <w:proofErr w:type="spellStart"/>
+      <w:r>
+        <w:rPr>
+          <w:rStyle w:val="MTConvertedEquation"/>
+        </w:rPr>
+        <w:t>end</w:t>
+      </w:r>
+      <w:proofErr w:type="spellEnd"/>
+      <w:r>
+        <w:rPr>
+          <w:rStyle w:val="MTConvertedEquation"/>
+        </w:rPr>
+        <w:t>{array}$</w:t>
+      </w:r>
+      <w:r>
+        <w:rPr>
+          <w:rFonts w:ascii="Nunito" w:hAnsi="Nunito"/>
+        </w:rPr>
         <w:tab/>
       </w:r>
       <w:r>
         <w:rPr>
           <w:rFonts w:ascii="Nunito" w:hAnsi="Nunito"/>
-          <w:position w:val="-30"/>
-        </w:rPr>
-        <w:object w:dxaOrig="1800" w:dyaOrig="720" w14:anchorId="6D3AB5EB">
-          <v:shape id="_x0000_i1031" type="#_x0000_t75" style="width:89.65pt;height:36pt" o:ole="">
-            <v:imagedata r:id="rId21" o:title=""/>
-          </v:shape>
-          <o:OLEObject Type="Embed" ProgID="Equation.DSMT4" ShapeID="_x0000_i1031" DrawAspect="Content" ObjectID="_1827993402" r:id="rId22"/>
-        </w:object>
-      </w:r>
-      <w:r>
-        <w:rPr>
-          <w:rFonts w:ascii="Nunito" w:hAnsi="Nunito"/>
-        </w:rPr>
-        <w:tab/>
-      </w:r>
-      <w:r>
-        <w:rPr>
-          <w:rFonts w:ascii="Nunito" w:hAnsi="Nunito"/>
         </w:rPr>
         <w:fldChar w:fldCharType="begin"/>
       </w:r>
@@ -1753,16 +1875,23 @@
       </w:r>
       <w:r>
         <w:rPr>
-          <w:rFonts w:ascii="Nunito" w:eastAsia="Verdana" w:hAnsi="Nunito" w:cs="Verdana"/>
-          <w:color w:val="131314"/>
-          <w:position w:val="-12"/>
-        </w:rPr>
-        <w:object w:dxaOrig="1579" w:dyaOrig="360" w14:anchorId="729D0207">
-          <v:shape id="_x0000_i1032" type="#_x0000_t75" style="width:79.15pt;height:18.4pt" o:ole="">
-            <v:imagedata r:id="rId23" o:title=""/>
-          </v:shape>
-          <o:OLEObject Type="Embed" ProgID="Equation.DSMT4" ShapeID="_x0000_i1032" DrawAspect="Content" ObjectID="_1827993403" r:id="rId24"/>
-        </w:object>
+          <w:rStyle w:val="MTConvertedEquation"/>
+        </w:rPr>
+        <w:t>${</w:t>
+      </w:r>
+      <w:proofErr w:type="spellStart"/>
+      <w:r>
+        <w:rPr>
+          <w:rStyle w:val="MTConvertedEquation"/>
+        </w:rPr>
+        <w:t>F_x</w:t>
+      </w:r>
+      <w:proofErr w:type="spellEnd"/>
+      <w:r>
+        <w:rPr>
+          <w:rStyle w:val="MTConvertedEquation"/>
+        </w:rPr>
+        <w:t>} =  - T\,\sin \theta  = 0$</w:t>
       </w:r>
     </w:p>
     <w:p>
@@ -1782,16 +1911,23 @@
       </w:r>
       <w:r>
         <w:rPr>
-          <w:rFonts w:ascii="Nunito" w:eastAsia="Verdana" w:hAnsi="Nunito" w:cs="Verdana"/>
-          <w:color w:val="131314"/>
-          <w:position w:val="-14"/>
-        </w:rPr>
-        <w:object w:dxaOrig="2140" w:dyaOrig="380" w14:anchorId="45C2F2C0">
-          <v:shape id="_x0000_i1033" type="#_x0000_t75" style="width:106.9pt;height:19.5pt" o:ole="">
-            <v:imagedata r:id="rId25" o:title=""/>
-          </v:shape>
-          <o:OLEObject Type="Embed" ProgID="Equation.DSMT4" ShapeID="_x0000_i1033" DrawAspect="Content" ObjectID="_1827993404" r:id="rId26"/>
-        </w:object>
+          <w:rStyle w:val="MTConvertedEquation"/>
+        </w:rPr>
+        <w:t>${</w:t>
+      </w:r>
+      <w:proofErr w:type="spellStart"/>
+      <w:r>
+        <w:rPr>
+          <w:rStyle w:val="MTConvertedEquation"/>
+        </w:rPr>
+        <w:t>F_y</w:t>
+      </w:r>
+      <w:proofErr w:type="spellEnd"/>
+      <w:r>
+        <w:rPr>
+          <w:rStyle w:val="MTConvertedEquation"/>
+        </w:rPr>
+        <w:t>} =  - mg + T\,\cos \theta  = 0$</w:t>
       </w:r>
     </w:p>
     <w:p>
@@ -1864,16 +2000,9 @@
       </w:r>
       <w:r>
         <w:rPr>
-          <w:rFonts w:ascii="Nunito" w:eastAsia="Verdana" w:hAnsi="Nunito" w:cs="Verdana"/>
-          <w:color w:val="131314"/>
-          <w:position w:val="-6"/>
-        </w:rPr>
-        <w:object w:dxaOrig="840" w:dyaOrig="260" w14:anchorId="53907712">
-          <v:shape id="_x0000_i1034" type="#_x0000_t75" style="width:42.4pt;height:13.15pt" o:ole="">
-            <v:imagedata r:id="rId27" o:title=""/>
-          </v:shape>
-          <o:OLEObject Type="Embed" ProgID="Equation.DSMT4" ShapeID="_x0000_i1034" DrawAspect="Content" ObjectID="_1827993405" r:id="rId28"/>
-        </w:object>
+          <w:rStyle w:val="MTConvertedEquation"/>
+        </w:rPr>
+        <w:t>$\sin \theta  = 0$</w:t>
       </w:r>
       <w:r>
         <w:rPr>
@@ -1884,16 +2013,9 @@
       </w:r>
       <w:r>
         <w:rPr>
-          <w:rFonts w:ascii="Nunito" w:eastAsia="Verdana" w:hAnsi="Nunito" w:cs="Verdana"/>
-          <w:color w:val="131314"/>
-          <w:position w:val="-6"/>
-        </w:rPr>
-        <w:object w:dxaOrig="560" w:dyaOrig="260" w14:anchorId="2537175F">
-          <v:shape id="_x0000_i1035" type="#_x0000_t75" style="width:28.5pt;height:13.15pt" o:ole="">
-            <v:imagedata r:id="rId29" o:title=""/>
-          </v:shape>
-          <o:OLEObject Type="Embed" ProgID="Equation.DSMT4" ShapeID="_x0000_i1035" DrawAspect="Content" ObjectID="_1827993406" r:id="rId30"/>
-        </w:object>
+          <w:rStyle w:val="MTConvertedEquation"/>
+        </w:rPr>
+        <w:t>$\theta  = 0$</w:t>
       </w:r>
       <w:r>
         <w:rPr>
@@ -1962,16 +2084,9 @@
       </w:r>
       <w:r>
         <w:rPr>
-          <w:rFonts w:ascii="Nunito" w:eastAsia="Verdana" w:hAnsi="Nunito" w:cs="Verdana"/>
-          <w:color w:val="131314"/>
-          <w:position w:val="-10"/>
-        </w:rPr>
-        <w:object w:dxaOrig="760" w:dyaOrig="300" w14:anchorId="7D62E494">
-          <v:shape id="_x0000_i1036" type="#_x0000_t75" style="width:37.9pt;height:15pt" o:ole="">
-            <v:imagedata r:id="rId31" o:title=""/>
-          </v:shape>
-          <o:OLEObject Type="Embed" ProgID="Equation.DSMT4" ShapeID="_x0000_i1036" DrawAspect="Content" ObjectID="_1827993407" r:id="rId32"/>
-        </w:object>
+          <w:rStyle w:val="MTConvertedEquation"/>
+        </w:rPr>
+        <w:t>$T = mg$</w:t>
       </w:r>
       <w:r>
         <w:rPr>
@@ -2023,16 +2138,9 @@
       </w:r>
       <w:r>
         <w:rPr>
-          <w:rFonts w:ascii="Nunito" w:eastAsia="Verdana" w:hAnsi="Nunito" w:cs="Verdana"/>
-          <w:color w:val="131314"/>
-          <w:position w:val="-6"/>
-        </w:rPr>
-        <w:object w:dxaOrig="200" w:dyaOrig="260" w14:anchorId="1BD4D8EB">
-          <v:shape id="_x0000_i1037" type="#_x0000_t75" style="width:10.5pt;height:13.15pt" o:ole="">
-            <v:imagedata r:id="rId33" o:title=""/>
-          </v:shape>
-          <o:OLEObject Type="Embed" ProgID="Equation.DSMT4" ShapeID="_x0000_i1037" DrawAspect="Content" ObjectID="_1827993408" r:id="rId34"/>
-        </w:object>
+          <w:rStyle w:val="MTConvertedEquation"/>
+        </w:rPr>
+        <w:t>$\theta $</w:t>
       </w:r>
       <w:r>
         <w:rPr>
@@ -2145,7 +2253,7 @@
                     <pic:cNvPicPr/>
                   </pic:nvPicPr>
                   <pic:blipFill>
-                    <a:blip r:embed="rId35">
+                    <a:blip r:embed="rId9">
                       <a:extLst>
                         <a:ext uri="{28A0092B-C50C-407E-A947-70E740481C1C}">
                           <a14:useLocalDpi xmlns:a14="http://schemas.microsoft.com/office/drawing/2010/main" val="0"/>
@@ -2237,7 +2345,14 @@
         <w:rPr>
           <w:rFonts w:ascii="Nunito" w:eastAsia="Arial Unicode MS" w:hAnsi="Nunito" w:cs="Arial Unicode MS"/>
         </w:rPr>
-        <w:t>(ley de Stokes). Concretamente, para una esfera la fuerza de arrastre es</w:t>
+        <w:t xml:space="preserve">(ley de Stokes). Concretamente, para una esfera la fuerza de </w:t>
+      </w:r>
+      <w:r>
+        <w:rPr>
+          <w:rFonts w:ascii="Nunito" w:eastAsia="Arial Unicode MS" w:hAnsi="Nunito" w:cs="Arial Unicode MS"/>
+        </w:rPr>
+        <w:lastRenderedPageBreak/>
+        <w:t>arrastre es</w:t>
       </w:r>
       <w:r>
         <w:rPr>
@@ -2247,15 +2362,79 @@
       </w:r>
       <w:r>
         <w:rPr>
-          <w:rFonts w:ascii="Nunito" w:eastAsia="Arial Unicode MS" w:hAnsi="Nunito" w:cs="Arial Unicode MS"/>
-          <w:position w:val="-12"/>
-        </w:rPr>
-        <w:object w:dxaOrig="1939" w:dyaOrig="360" w14:anchorId="58565FE0">
-          <v:shape id="_x0000_i1038" type="#_x0000_t75" style="width:96.4pt;height:17.65pt" o:ole="">
-            <v:imagedata r:id="rId36" o:title=""/>
-          </v:shape>
-          <o:OLEObject Type="Embed" ProgID="Equation.DSMT4" ShapeID="_x0000_i1038" DrawAspect="Content" ObjectID="_1827993409" r:id="rId37"/>
-        </w:object>
+          <w:rStyle w:val="MTConvertedEquation"/>
+        </w:rPr>
+        <w:t>\[{</w:t>
+      </w:r>
+      <w:proofErr w:type="spellStart"/>
+      <w:r>
+        <w:rPr>
+          <w:rStyle w:val="MTConvertedEquation"/>
+        </w:rPr>
+        <w:t>F_a</w:t>
+      </w:r>
+      <w:proofErr w:type="spellEnd"/>
+      <w:r>
+        <w:rPr>
+          <w:rStyle w:val="MTConvertedEquation"/>
+        </w:rPr>
+        <w:t>} =  - {\</w:t>
+      </w:r>
+      <w:proofErr w:type="spellStart"/>
+      <w:r>
+        <w:rPr>
+          <w:rStyle w:val="MTConvertedEquation"/>
+        </w:rPr>
+        <w:t>rm</w:t>
+      </w:r>
+      <w:proofErr w:type="spellEnd"/>
+      <w:r>
+        <w:rPr>
+          <w:rStyle w:val="MTConvertedEquation"/>
+        </w:rPr>
+        <w:t xml:space="preserve">{ }}6\pi \mu </w:t>
+      </w:r>
+      <w:proofErr w:type="spellStart"/>
+      <w:r>
+        <w:rPr>
+          <w:rStyle w:val="MTConvertedEquation"/>
+        </w:rPr>
+        <w:t>rv</w:t>
+      </w:r>
+      <w:proofErr w:type="spellEnd"/>
+      <w:r>
+        <w:rPr>
+          <w:rStyle w:val="MTConvertedEquation"/>
+        </w:rPr>
+        <w:t xml:space="preserve"> =  - {\</w:t>
+      </w:r>
+      <w:proofErr w:type="spellStart"/>
+      <w:r>
+        <w:rPr>
+          <w:rStyle w:val="MTConvertedEquation"/>
+        </w:rPr>
+        <w:t>rm</w:t>
+      </w:r>
+      <w:proofErr w:type="spellEnd"/>
+      <w:r>
+        <w:rPr>
+          <w:rStyle w:val="MTConvertedEquation"/>
+        </w:rPr>
+        <w:t>{ }}</w:t>
+      </w:r>
+      <w:proofErr w:type="spellStart"/>
+      <w:r>
+        <w:rPr>
+          <w:rStyle w:val="MTConvertedEquation"/>
+        </w:rPr>
+        <w:t>bv</w:t>
+      </w:r>
+      <w:proofErr w:type="spellEnd"/>
+      <w:r>
+        <w:rPr>
+          <w:rStyle w:val="MTConvertedEquation"/>
+        </w:rPr>
+        <w:t>\]</w:t>
       </w:r>
       <w:r>
         <w:rPr>
@@ -2265,15 +2444,9 @@
       </w:r>
       <w:r>
         <w:rPr>
-          <w:rFonts w:ascii="Nunito" w:eastAsia="Arial Unicode MS" w:hAnsi="Nunito" w:cs="Arial Unicode MS"/>
-          <w:position w:val="-10"/>
-        </w:rPr>
-        <w:object w:dxaOrig="220" w:dyaOrig="240" w14:anchorId="338A2D79">
-          <v:shape id="_x0000_i1039" type="#_x0000_t75" style="width:10.9pt;height:12pt" o:ole="">
-            <v:imagedata r:id="rId38" o:title=""/>
-          </v:shape>
-          <o:OLEObject Type="Embed" ProgID="Equation.DSMT4" ShapeID="_x0000_i1039" DrawAspect="Content" ObjectID="_1827993410" r:id="rId39"/>
-        </w:object>
+          <w:rStyle w:val="MTConvertedEquation"/>
+        </w:rPr>
+        <w:t>\[\mu \]</w:t>
       </w:r>
       <w:r>
         <w:rPr>
@@ -2283,15 +2456,9 @@
       </w:r>
       <w:r>
         <w:rPr>
-          <w:rFonts w:ascii="Nunito" w:eastAsia="Arial Unicode MS" w:hAnsi="Nunito" w:cs="Arial Unicode MS"/>
-          <w:position w:val="-4"/>
-        </w:rPr>
-        <w:object w:dxaOrig="160" w:dyaOrig="200" w14:anchorId="6931230E">
-          <v:shape id="_x0000_i1040" type="#_x0000_t75" style="width:7.9pt;height:10.5pt" o:ole="">
-            <v:imagedata r:id="rId40" o:title=""/>
-          </v:shape>
-          <o:OLEObject Type="Embed" ProgID="Equation.DSMT4" ShapeID="_x0000_i1040" DrawAspect="Content" ObjectID="_1827993411" r:id="rId41"/>
-        </w:object>
+          <w:rStyle w:val="MTConvertedEquation"/>
+        </w:rPr>
+        <w:t>\[r\]</w:t>
       </w:r>
       <w:r>
         <w:rPr>
@@ -2355,7 +2522,6 @@
         <w:rPr>
           <w:rFonts w:ascii="Nunito" w:eastAsia="Verdana" w:hAnsi="Nunito" w:cs="Verdana"/>
         </w:rPr>
-        <w:lastRenderedPageBreak/>
         <w:t>Puedes intentar</w:t>
       </w:r>
       <w:r>
@@ -2478,15 +2644,37 @@
       </w:r>
       <w:r>
         <w:rPr>
-          <w:rFonts w:ascii="Nunito" w:hAnsi="Nunito"/>
-          <w:position w:val="-22"/>
-        </w:rPr>
-        <w:object w:dxaOrig="1800" w:dyaOrig="600" w14:anchorId="2A5FD67A">
-          <v:shape id="_x0000_i1041" type="#_x0000_t75" style="width:90.4pt;height:30pt" o:ole="">
-            <v:imagedata r:id="rId42" o:title=""/>
-          </v:shape>
-          <o:OLEObject Type="Embed" ProgID="Equation.DSMT4" ShapeID="_x0000_i1041" DrawAspect="Content" ObjectID="_1827993412" r:id="rId43"/>
-        </w:object>
+          <w:rStyle w:val="MTConvertedEquation"/>
+        </w:rPr>
+        <w:t>\[\frac{{</w:t>
+      </w:r>
+      <w:proofErr w:type="spellStart"/>
+      <w:r>
+        <w:rPr>
+          <w:rStyle w:val="MTConvertedEquation"/>
+        </w:rPr>
+        <w:t>dq</w:t>
+      </w:r>
+      <w:proofErr w:type="spellEnd"/>
+      <w:r>
+        <w:rPr>
+          <w:rStyle w:val="MTConvertedEquation"/>
+        </w:rPr>
+        <w:t>}}{{</w:t>
+      </w:r>
+      <w:proofErr w:type="spellStart"/>
+      <w:r>
+        <w:rPr>
+          <w:rStyle w:val="MTConvertedEquation"/>
+        </w:rPr>
+        <w:t>dt</w:t>
+      </w:r>
+      <w:proofErr w:type="spellEnd"/>
+      <w:r>
+        <w:rPr>
+          <w:rStyle w:val="MTConvertedEquation"/>
+        </w:rPr>
+        <w:t>}} =  - A\frac{k}{L}({T_2} - {T_1})\]</w:t>
       </w:r>
       <w:r>
         <w:rPr>
@@ -2642,15 +2830,9 @@
       </w:r>
       <w:r>
         <w:rPr>
-          <w:rFonts w:ascii="Nunito" w:hAnsi="Nunito"/>
-          <w:position w:val="-10"/>
-        </w:rPr>
-        <w:object w:dxaOrig="200" w:dyaOrig="260" w14:anchorId="53F85A7E">
-          <v:shape id="_x0000_i1042" type="#_x0000_t75" style="width:10.5pt;height:13.15pt" o:ole="">
-            <v:imagedata r:id="rId44" o:title=""/>
-          </v:shape>
-          <o:OLEObject Type="Embed" ProgID="Equation.DSMT4" ShapeID="_x0000_i1042" DrawAspect="Content" ObjectID="_1827993413" r:id="rId45"/>
-        </w:object>
+          <w:rStyle w:val="MTConvertedEquation"/>
+        </w:rPr>
+        <w:t>\[q\]</w:t>
       </w:r>
       <w:r>
         <w:rPr>
@@ -2666,15 +2848,9 @@
       </w:r>
       <w:r>
         <w:rPr>
-          <w:rFonts w:ascii="Nunito" w:hAnsi="Nunito"/>
-          <w:position w:val="-4"/>
-        </w:rPr>
-        <w:object w:dxaOrig="240" w:dyaOrig="240" w14:anchorId="63C9B423">
-          <v:shape id="_x0000_i1043" type="#_x0000_t75" style="width:12pt;height:12.4pt" o:ole="">
-            <v:imagedata r:id="rId46" o:title=""/>
-          </v:shape>
-          <o:OLEObject Type="Embed" ProgID="Equation.DSMT4" ShapeID="_x0000_i1043" DrawAspect="Content" ObjectID="_1827993414" r:id="rId47"/>
-        </w:object>
+          <w:rStyle w:val="MTConvertedEquation"/>
+        </w:rPr>
+        <w:t>\[A\]</w:t>
       </w:r>
       <w:r>
         <w:rPr>
@@ -2690,15 +2866,9 @@
       </w:r>
       <w:r>
         <w:rPr>
-          <w:rFonts w:ascii="Nunito" w:hAnsi="Nunito"/>
-          <w:position w:val="-4"/>
-        </w:rPr>
-        <w:object w:dxaOrig="180" w:dyaOrig="240" w14:anchorId="1FD746CC">
-          <v:shape id="_x0000_i1044" type="#_x0000_t75" style="width:9pt;height:12.4pt" o:ole="">
-            <v:imagedata r:id="rId48" o:title=""/>
-          </v:shape>
-          <o:OLEObject Type="Embed" ProgID="Equation.DSMT4" ShapeID="_x0000_i1044" DrawAspect="Content" ObjectID="_1827993415" r:id="rId49"/>
-        </w:object>
+          <w:rStyle w:val="MTConvertedEquation"/>
+        </w:rPr>
+        <w:t>\[k\]</w:t>
       </w:r>
       <w:r>
         <w:rPr>
@@ -2714,15 +2884,9 @@
       </w:r>
       <w:r>
         <w:rPr>
-          <w:rFonts w:ascii="Nunito" w:hAnsi="Nunito"/>
-          <w:position w:val="-4"/>
-        </w:rPr>
-        <w:object w:dxaOrig="180" w:dyaOrig="240" w14:anchorId="35A94541">
-          <v:shape id="_x0000_i1045" type="#_x0000_t75" style="width:9pt;height:12pt" o:ole="">
-            <v:imagedata r:id="rId50" o:title=""/>
-          </v:shape>
-          <o:OLEObject Type="Embed" ProgID="Equation.DSMT4" ShapeID="_x0000_i1045" DrawAspect="Content" ObjectID="_1827993416" r:id="rId51"/>
-        </w:object>
+          <w:rStyle w:val="MTConvertedEquation"/>
+        </w:rPr>
+        <w:t>\[L\]</w:t>
       </w:r>
       <w:r>
         <w:rPr>
@@ -2738,15 +2902,9 @@
       </w:r>
       <w:r>
         <w:rPr>
-          <w:rFonts w:ascii="Nunito" w:hAnsi="Nunito"/>
-          <w:position w:val="-12"/>
-        </w:rPr>
-        <w:object w:dxaOrig="260" w:dyaOrig="360" w14:anchorId="3E4EDDE0">
-          <v:shape id="_x0000_i1046" type="#_x0000_t75" style="width:13.15pt;height:18.4pt" o:ole="">
-            <v:imagedata r:id="rId52" o:title=""/>
-          </v:shape>
-          <o:OLEObject Type="Embed" ProgID="Equation.DSMT4" ShapeID="_x0000_i1046" DrawAspect="Content" ObjectID="_1827993417" r:id="rId53"/>
-        </w:object>
+          <w:rStyle w:val="MTConvertedEquation"/>
+        </w:rPr>
+        <w:t>\[{T_1}\]</w:t>
       </w:r>
       <w:r>
         <w:rPr>
@@ -2756,15 +2914,9 @@
       </w:r>
       <w:r>
         <w:rPr>
-          <w:rFonts w:ascii="Nunito" w:hAnsi="Nunito"/>
-          <w:position w:val="-12"/>
-        </w:rPr>
-        <w:object w:dxaOrig="260" w:dyaOrig="360" w14:anchorId="58274326">
-          <v:shape id="_x0000_i1047" type="#_x0000_t75" style="width:13.15pt;height:18.4pt" o:ole="">
-            <v:imagedata r:id="rId54" o:title=""/>
-          </v:shape>
-          <o:OLEObject Type="Embed" ProgID="Equation.DSMT4" ShapeID="_x0000_i1047" DrawAspect="Content" ObjectID="_1827993418" r:id="rId55"/>
-        </w:object>
+          <w:rStyle w:val="MTConvertedEquation"/>
+        </w:rPr>
+        <w:t>\[{T_2}\]</w:t>
       </w:r>
       <w:r>
         <w:rPr>
@@ -2813,7 +2965,7 @@
                     <pic:cNvPicPr preferRelativeResize="0"/>
                   </pic:nvPicPr>
                   <pic:blipFill>
-                    <a:blip r:embed="rId56"/>
+                    <a:blip r:embed="rId10"/>
                     <a:srcRect/>
                     <a:stretch>
                       <a:fillRect/>
@@ -2942,6 +3094,7 @@
           <w:rFonts w:ascii="Nunito" w:eastAsia="Verdana" w:hAnsi="Nunito" w:cs="Verdana"/>
           <w:noProof/>
         </w:rPr>
+        <w:lastRenderedPageBreak/>
         <w:drawing>
           <wp:inline distT="114300" distB="114300" distL="114300" distR="114300" wp14:anchorId="7BB0253C" wp14:editId="2F91664F">
             <wp:extent cx="2824163" cy="1627868"/>
@@ -2956,7 +3109,7 @@
                     <pic:cNvPicPr preferRelativeResize="0"/>
                   </pic:nvPicPr>
                   <pic:blipFill>
-                    <a:blip r:embed="rId57"/>
+                    <a:blip r:embed="rId11"/>
                     <a:srcRect/>
                     <a:stretch>
                       <a:fillRect/>
@@ -3004,7 +3157,6 @@
         <w:rPr>
           <w:rFonts w:ascii="Nunito" w:eastAsia="Verdana" w:hAnsi="Nunito" w:cs="Verdana"/>
         </w:rPr>
-        <w:lastRenderedPageBreak/>
         <w:t>¿Cómo hallarías esa condición de equilibrio?</w:t>
       </w:r>
     </w:p>
@@ -3057,15 +3209,23 @@
       </w:r>
       <w:r>
         <w:rPr>
-          <w:rFonts w:ascii="Nunito" w:eastAsia="Verdana" w:hAnsi="Nunito" w:cs="Verdana"/>
-          <w:position w:val="-12"/>
-        </w:rPr>
-        <w:object w:dxaOrig="540" w:dyaOrig="279" w14:anchorId="1FF4FF34">
-          <v:shape id="_x0000_i1048" type="#_x0000_t75" style="width:27pt;height:13.9pt" o:ole="">
-            <v:imagedata r:id="rId58" o:title=""/>
-          </v:shape>
-          <o:OLEObject Type="Embed" ProgID="Equation.DSMT4" ShapeID="_x0000_i1048" DrawAspect="Content" ObjectID="_1827993419" r:id="rId59"/>
-        </w:object>
+          <w:rStyle w:val="MTConvertedEquation"/>
+        </w:rPr>
+        <w:t>$\eta \,\,{\</w:t>
+      </w:r>
+      <w:proofErr w:type="spellStart"/>
+      <w:r>
+        <w:rPr>
+          <w:rStyle w:val="MTConvertedEquation"/>
+        </w:rPr>
+        <w:t>rm</w:t>
+      </w:r>
+      <w:proofErr w:type="spellEnd"/>
+      <w:r>
+        <w:rPr>
+          <w:rStyle w:val="MTConvertedEquation"/>
+        </w:rPr>
+        <w:t>{y }}x$</w:t>
       </w:r>
       <w:r>
         <w:rPr>
@@ -3109,15 +3269,23 @@
       </w:r>
       <w:r>
         <w:rPr>
-          <w:rFonts w:ascii="Nunito" w:hAnsi="Nunito"/>
-          <w:position w:val="-22"/>
-        </w:rPr>
-        <w:object w:dxaOrig="1219" w:dyaOrig="600" w14:anchorId="31F1AB2F">
-          <v:shape id="_x0000_i1049" type="#_x0000_t75" style="width:61.15pt;height:30pt" o:ole="">
-            <v:imagedata r:id="rId60" o:title=""/>
-          </v:shape>
-          <o:OLEObject Type="Embed" ProgID="Equation.DSMT4" ShapeID="_x0000_i1049" DrawAspect="Content" ObjectID="_1827993420" r:id="rId61"/>
-        </w:object>
+          <w:rStyle w:val="MTConvertedEquation"/>
+        </w:rPr>
+        <w:t>\[\frac{d}{{</w:t>
+      </w:r>
+      <w:proofErr w:type="spellStart"/>
+      <w:r>
+        <w:rPr>
+          <w:rStyle w:val="MTConvertedEquation"/>
+        </w:rPr>
+        <w:t>dt</w:t>
+      </w:r>
+      <w:proofErr w:type="spellEnd"/>
+      <w:r>
+        <w:rPr>
+          <w:rStyle w:val="MTConvertedEquation"/>
+        </w:rPr>
+        <w:t>}}\eta  = f(\eta ,x)\]</w:t>
       </w:r>
       <w:r>
         <w:rPr>
@@ -3268,15 +3436,9 @@
       </w:r>
       <w:r>
         <w:rPr>
-          <w:rFonts w:ascii="Nunito" w:eastAsia="Verdana" w:hAnsi="Nunito" w:cs="Verdana"/>
-          <w:position w:val="-12"/>
-        </w:rPr>
-        <w:object w:dxaOrig="279" w:dyaOrig="360" w14:anchorId="1812EC6F">
-          <v:shape id="_x0000_i1050" type="#_x0000_t75" style="width:13.9pt;height:17.65pt" o:ole="">
-            <v:imagedata r:id="rId62" o:title=""/>
-          </v:shape>
-          <o:OLEObject Type="Embed" ProgID="Equation.DSMT4" ShapeID="_x0000_i1050" DrawAspect="Content" ObjectID="_1827993421" r:id="rId63"/>
-        </w:object>
+          <w:rStyle w:val="MTConvertedEquation"/>
+        </w:rPr>
+        <w:t>${x_0}$</w:t>
       </w:r>
       <w:r>
         <w:rPr>
@@ -3286,15 +3448,9 @@
       </w:r>
       <w:r>
         <w:rPr>
-          <w:rFonts w:ascii="Nunito" w:hAnsi="Nunito"/>
-          <w:position w:val="-12"/>
-        </w:rPr>
-        <w:object w:dxaOrig="1040" w:dyaOrig="360" w14:anchorId="70502477">
-          <v:shape id="_x0000_i1051" type="#_x0000_t75" style="width:52.15pt;height:18.4pt" o:ole="">
-            <v:imagedata r:id="rId64" o:title=""/>
-          </v:shape>
-          <o:OLEObject Type="Embed" ProgID="Equation.DSMT4" ShapeID="_x0000_i1051" DrawAspect="Content" ObjectID="_1827993422" r:id="rId65"/>
-        </w:object>
+          <w:rStyle w:val="MTConvertedEquation"/>
+        </w:rPr>
+        <w:t>\[f(\eta ,{x_0}) = 0\]</w:t>
       </w:r>
       <w:r>
         <w:rPr>
@@ -3338,15 +3494,23 @@
       </w:r>
       <w:r>
         <w:rPr>
-          <w:rFonts w:ascii="Nunito" w:hAnsi="Nunito"/>
-          <w:position w:val="-22"/>
-        </w:rPr>
-        <w:object w:dxaOrig="1680" w:dyaOrig="600" w14:anchorId="028E51D4">
-          <v:shape id="_x0000_i1052" type="#_x0000_t75" style="width:84pt;height:30pt" o:ole="">
-            <v:imagedata r:id="rId66" o:title=""/>
-          </v:shape>
-          <o:OLEObject Type="Embed" ProgID="Equation.DSMT4" ShapeID="_x0000_i1052" DrawAspect="Content" ObjectID="_1827993423" r:id="rId67"/>
-        </w:object>
+          <w:rStyle w:val="MTConvertedEquation"/>
+        </w:rPr>
+        <w:t>\[\frac{d}{{</w:t>
+      </w:r>
+      <w:proofErr w:type="spellStart"/>
+      <w:r>
+        <w:rPr>
+          <w:rStyle w:val="MTConvertedEquation"/>
+        </w:rPr>
+        <w:t>dt</w:t>
+      </w:r>
+      <w:proofErr w:type="spellEnd"/>
+      <w:r>
+        <w:rPr>
+          <w:rStyle w:val="MTConvertedEquation"/>
+        </w:rPr>
+        <w:t>}}\eta  = f(\eta ,{x_0}) = 0\]</w:t>
       </w:r>
       <w:r>
         <w:rPr>
@@ -3554,15 +3718,23 @@
       </w:r>
       <w:r>
         <w:rPr>
-          <w:rFonts w:ascii="Nunito" w:eastAsia="Verdana" w:hAnsi="Nunito" w:cs="Verdana"/>
-          <w:position w:val="-12"/>
-        </w:rPr>
-        <w:object w:dxaOrig="220" w:dyaOrig="360" w14:anchorId="7E3536A6">
-          <v:shape id="_x0000_i1053" type="#_x0000_t75" style="width:10.9pt;height:17.65pt" o:ole="">
-            <v:imagedata r:id="rId68" o:title=""/>
-          </v:shape>
-          <o:OLEObject Type="Embed" ProgID="Equation.DSMT4" ShapeID="_x0000_i1053" DrawAspect="Content" ObjectID="_1827993424" r:id="rId69"/>
-        </w:object>
+          <w:rStyle w:val="MTConvertedEquation"/>
+        </w:rPr>
+        <w:t>${\</w:t>
+      </w:r>
+      <w:proofErr w:type="spellStart"/>
+      <w:r>
+        <w:rPr>
+          <w:rStyle w:val="MTConvertedEquation"/>
+        </w:rPr>
+        <w:t>vec</w:t>
+      </w:r>
+      <w:proofErr w:type="spellEnd"/>
+      <w:r>
+        <w:rPr>
+          <w:rStyle w:val="MTConvertedEquation"/>
+        </w:rPr>
+        <w:t xml:space="preserve"> r_0}$</w:t>
       </w:r>
       <w:r>
         <w:rPr>
@@ -3572,15 +3744,37 @@
       </w:r>
       <w:r>
         <w:rPr>
-          <w:rFonts w:ascii="Nunito" w:eastAsia="Verdana" w:hAnsi="Nunito" w:cs="Verdana"/>
-          <w:position w:val="-12"/>
-        </w:rPr>
-        <w:object w:dxaOrig="840" w:dyaOrig="380" w14:anchorId="5B76F4A6">
-          <v:shape id="_x0000_i1054" type="#_x0000_t75" style="width:42pt;height:19.15pt" o:ole="">
-            <v:imagedata r:id="rId70" o:title=""/>
-          </v:shape>
-          <o:OLEObject Type="Embed" ProgID="Equation.DSMT4" ShapeID="_x0000_i1054" DrawAspect="Content" ObjectID="_1827993425" r:id="rId71"/>
-        </w:object>
+          <w:rStyle w:val="MTConvertedEquation"/>
+        </w:rPr>
+        <w:t>$\</w:t>
+      </w:r>
+      <w:proofErr w:type="spellStart"/>
+      <w:r>
+        <w:rPr>
+          <w:rStyle w:val="MTConvertedEquation"/>
+        </w:rPr>
+        <w:t>vec</w:t>
+      </w:r>
+      <w:proofErr w:type="spellEnd"/>
+      <w:r>
+        <w:rPr>
+          <w:rStyle w:val="MTConvertedEquation"/>
+        </w:rPr>
+        <w:t xml:space="preserve"> F({\</w:t>
+      </w:r>
+      <w:proofErr w:type="spellStart"/>
+      <w:r>
+        <w:rPr>
+          <w:rStyle w:val="MTConvertedEquation"/>
+        </w:rPr>
+        <w:t>vec</w:t>
+      </w:r>
+      <w:proofErr w:type="spellEnd"/>
+      <w:r>
+        <w:rPr>
+          <w:rStyle w:val="MTConvertedEquation"/>
+        </w:rPr>
+        <w:t xml:space="preserve"> r_0}) = 0$</w:t>
       </w:r>
       <w:r>
         <w:rPr>
@@ -3613,15 +3807,9 @@
       </w:r>
       <w:r>
         <w:rPr>
-          <w:rFonts w:ascii="Nunito" w:eastAsia="Verdana" w:hAnsi="Nunito" w:cs="Verdana"/>
-          <w:position w:val="-6"/>
-        </w:rPr>
-        <w:object w:dxaOrig="840" w:dyaOrig="260" w14:anchorId="7C40247D">
-          <v:shape id="_x0000_i1055" type="#_x0000_t75" style="width:42.4pt;height:13.15pt" o:ole="">
-            <v:imagedata r:id="rId72" o:title=""/>
-          </v:shape>
-          <o:OLEObject Type="Embed" ProgID="Equation.DSMT4" ShapeID="_x0000_i1055" DrawAspect="Content" ObjectID="_1827993426" r:id="rId73"/>
-        </w:object>
+          <w:rStyle w:val="MTConvertedEquation"/>
+        </w:rPr>
+        <w:t>$\sin \theta  = 0$</w:t>
       </w:r>
       <w:r>
         <w:rPr>
@@ -3639,15 +3827,9 @@
       </w:r>
       <w:r>
         <w:rPr>
-          <w:rFonts w:ascii="Nunito" w:eastAsia="Verdana" w:hAnsi="Nunito" w:cs="Verdana"/>
-          <w:position w:val="-6"/>
-        </w:rPr>
-        <w:object w:dxaOrig="920" w:dyaOrig="260" w14:anchorId="0FEB31D7">
-          <v:shape id="_x0000_i1056" type="#_x0000_t75" style="width:46.15pt;height:13.15pt" o:ole="">
-            <v:imagedata r:id="rId74" o:title=""/>
-          </v:shape>
-          <o:OLEObject Type="Embed" ProgID="Equation.DSMT4" ShapeID="_x0000_i1056" DrawAspect="Content" ObjectID="_1827993427" r:id="rId75"/>
-        </w:object>
+          <w:rStyle w:val="MTConvertedEquation"/>
+        </w:rPr>
+        <w:t>$x = l\sin \theta $</w:t>
       </w:r>
       <w:r>
         <w:rPr>
@@ -3658,16 +3840,9 @@
       </w:r>
       <w:r>
         <w:rPr>
-          <w:rFonts w:ascii="Nunito" w:eastAsia="Verdana" w:hAnsi="Nunito" w:cs="Verdana"/>
-          <w:color w:val="131314"/>
-          <w:position w:val="-12"/>
-        </w:rPr>
-        <w:object w:dxaOrig="1400" w:dyaOrig="320" w14:anchorId="62E7C0CC">
-          <v:shape id="_x0000_i1057" type="#_x0000_t75" style="width:70.15pt;height:16.15pt" o:ole="">
-            <v:imagedata r:id="rId76" o:title=""/>
-          </v:shape>
-          <o:OLEObject Type="Embed" ProgID="Equation.DSMT4" ShapeID="_x0000_i1057" DrawAspect="Content" ObjectID="_1827993428" r:id="rId77"/>
-        </w:object>
+          <w:rStyle w:val="MTConvertedEquation"/>
+        </w:rPr>
+        <w:t>$y = l\,(1 - \cos \theta )$</w:t>
       </w:r>
       <w:r>
         <w:rPr>
@@ -3685,16 +3860,51 @@
       </w:r>
       <w:r>
         <w:rPr>
-          <w:rFonts w:ascii="Nunito" w:eastAsia="Verdana" w:hAnsi="Nunito" w:cs="Verdana"/>
-          <w:color w:val="131314"/>
-          <w:position w:val="-14"/>
-        </w:rPr>
-        <w:object w:dxaOrig="1540" w:dyaOrig="380" w14:anchorId="3A28B333">
-          <v:shape id="_x0000_i1058" type="#_x0000_t75" style="width:77.25pt;height:19.15pt" o:ole="">
-            <v:imagedata r:id="rId78" o:title=""/>
-          </v:shape>
-          <o:OLEObject Type="Embed" ProgID="Equation.DSMT4" ShapeID="_x0000_i1058" DrawAspect="Content" ObjectID="_1827993429" r:id="rId79"/>
-        </w:object>
+          <w:rStyle w:val="MTConvertedEquation"/>
+        </w:rPr>
+        <w:t>\[({x_{</w:t>
+      </w:r>
+      <w:proofErr w:type="spellStart"/>
+      <w:r>
+        <w:rPr>
+          <w:rStyle w:val="MTConvertedEquation"/>
+        </w:rPr>
+        <w:t>eq</w:t>
+      </w:r>
+      <w:proofErr w:type="spellEnd"/>
+      <w:r>
+        <w:rPr>
+          <w:rStyle w:val="MTConvertedEquation"/>
+        </w:rPr>
+        <w:t>}},{\</w:t>
+      </w:r>
+      <w:proofErr w:type="spellStart"/>
+      <w:r>
+        <w:rPr>
+          <w:rStyle w:val="MTConvertedEquation"/>
+        </w:rPr>
+        <w:t>rm</w:t>
+      </w:r>
+      <w:proofErr w:type="spellEnd"/>
+      <w:r>
+        <w:rPr>
+          <w:rStyle w:val="MTConvertedEquation"/>
+        </w:rPr>
+        <w:t>{ }}{y_{</w:t>
+      </w:r>
+      <w:proofErr w:type="spellStart"/>
+      <w:r>
+        <w:rPr>
+          <w:rStyle w:val="MTConvertedEquation"/>
+        </w:rPr>
+        <w:t>eq</w:t>
+      </w:r>
+      <w:proofErr w:type="spellEnd"/>
+      <w:r>
+        <w:rPr>
+          <w:rStyle w:val="MTConvertedEquation"/>
+        </w:rPr>
+        <w:t>}}) = (0,0)\]</w:t>
       </w:r>
       <w:r>
         <w:rPr>
@@ -3778,6 +3988,7 @@
           <w:rFonts w:ascii="Nunito" w:eastAsia="Verdana" w:hAnsi="Nunito" w:cs="Verdana"/>
           <w:color w:val="131314"/>
         </w:rPr>
+        <w:lastRenderedPageBreak/>
         <w:t>El equilibrio de un sistema puede ser clasificado en tres tipos principales: estable, inestable e indiferente</w:t>
       </w:r>
       <w:r>
@@ -3855,15 +4066,7 @@
           <w:rFonts w:ascii="Nunito" w:eastAsia="Arial Unicode MS" w:hAnsi="Nunito" w:cs="Arial Unicode MS"/>
           <w:color w:val="131314"/>
         </w:rPr>
-        <w:t xml:space="preserve">: Un sistema se encuentra en equilibrio estable si, al ser desplazado ligeramente de su posición de equilibrio, experimenta una fuerza o influencia que lo impulsa a regresar a dicha posición. En otras palabras, un equilibrio estable se caracteriza por la tendencia del sistema a restaurar su estado inicial después de una perturbación. Imaginemos </w:t>
-      </w:r>
-      <w:r>
-        <w:rPr>
-          <w:rFonts w:ascii="Nunito" w:eastAsia="Arial Unicode MS" w:hAnsi="Nunito" w:cs="Arial Unicode MS"/>
-          <w:color w:val="131314"/>
-        </w:rPr>
-        <w:lastRenderedPageBreak/>
-        <w:t>una pelota en el fondo de un cuenco: si la desplazamos un poco de su posición de reposo, la gravedad la hará oscilar alrededor del punto más bajo del cuenco hasta que</w:t>
+        <w:t>: Un sistema se encuentra en equilibrio estable si, al ser desplazado ligeramente de su posición de equilibrio, experimenta una fuerza o influencia que lo impulsa a regresar a dicha posición. En otras palabras, un equilibrio estable se caracteriza por la tendencia del sistema a restaurar su estado inicial después de una perturbación. Imaginemos una pelota en el fondo de un cuenco: si la desplazamos un poco de su posición de reposo, la gravedad la hará oscilar alrededor del punto más bajo del cuenco hasta que</w:t>
       </w:r>
       <w:r>
         <w:rPr>
@@ -3924,7 +4127,7 @@
                     <pic:cNvPicPr/>
                   </pic:nvPicPr>
                   <pic:blipFill>
-                    <a:blip r:embed="rId80"/>
+                    <a:blip r:embed="rId12"/>
                     <a:stretch>
                       <a:fillRect/>
                     </a:stretch>
@@ -4311,7 +4514,15 @@
           <w:rFonts w:ascii="Nunito" w:eastAsia="Arial Unicode MS" w:hAnsi="Nunito" w:cs="Arial Unicode MS"/>
           <w:color w:val="131314"/>
         </w:rPr>
-        <w:t>. Un ejemplo sería una pelota en una superficie plana: al desplazar la pelota, esta se detendrá en la nueva posición sin experimentar fuerzas que la obliguen a moverse. En términos de energía potencial, un equilibrio indiferente se caracteriza por una energía potencial constante dentro de un cierto rango. Esto significa que el sistema no experimenta cambios en su energía potencial al ser desplazado dentro de est</w:t>
+        <w:t xml:space="preserve">. Un ejemplo sería una pelota en una superficie plana: al desplazar la pelota, esta se </w:t>
+      </w:r>
+      <w:r>
+        <w:rPr>
+          <w:rFonts w:ascii="Nunito" w:eastAsia="Arial Unicode MS" w:hAnsi="Nunito" w:cs="Arial Unicode MS"/>
+          <w:color w:val="131314"/>
+        </w:rPr>
+        <w:lastRenderedPageBreak/>
+        <w:t>detendrá en la nueva posición sin experimentar fuerzas que la obliguen a moverse. En términos de energía potencial, un equilibrio indiferente se caracteriza por una energía potencial constante dentro de un cierto rango. Esto significa que el sistema no experimenta cambios en su energía potencial al ser desplazado dentro de est</w:t>
       </w:r>
       <w:r>
         <w:rPr>
@@ -4378,15 +4589,23 @@
           <w:rFonts w:ascii="Nunito" w:eastAsia="Verdana" w:hAnsi="Nunito" w:cs="Verdana"/>
           <w:color w:val="131314"/>
         </w:rPr>
-        <w:t xml:space="preserve">, como el equilibrio semiestable, que ocurre cuando las fuerzas son atractivas desde uno de los lados y repulsivas desde el otro. Además, en </w:t>
-      </w:r>
-      <w:r>
-        <w:rPr>
-          <w:rFonts w:ascii="Nunito" w:eastAsia="Verdana" w:hAnsi="Nunito" w:cs="Verdana"/>
-          <w:color w:val="131314"/>
-        </w:rPr>
-        <w:lastRenderedPageBreak/>
-        <w:t>sistemas cuya dinámica ocurre en más de una dimensión, la fenomenología puede ser todavía más complicada.</w:t>
+        <w:t xml:space="preserve">, como el equilibrio </w:t>
+      </w:r>
+      <w:proofErr w:type="spellStart"/>
+      <w:r>
+        <w:rPr>
+          <w:rFonts w:ascii="Nunito" w:eastAsia="Verdana" w:hAnsi="Nunito" w:cs="Verdana"/>
+          <w:color w:val="131314"/>
+        </w:rPr>
+        <w:t>semiestable</w:t>
+      </w:r>
+      <w:proofErr w:type="spellEnd"/>
+      <w:r>
+        <w:rPr>
+          <w:rFonts w:ascii="Nunito" w:eastAsia="Verdana" w:hAnsi="Nunito" w:cs="Verdana"/>
+          <w:color w:val="131314"/>
+        </w:rPr>
+        <w:t>, que ocurre cuando las fuerzas son atractivas desde uno de los lados y repulsivas desde el otro. Además, en sistemas cuya dinámica ocurre en más de una dimensión, la fenomenología puede ser todavía más complicada.</w:t>
       </w:r>
     </w:p>
     <w:p>
@@ -4612,16 +4831,9 @@
       </w:r>
       <w:r>
         <w:rPr>
-          <w:rFonts w:ascii="Nunito" w:eastAsia="Arial Unicode MS" w:hAnsi="Nunito" w:cs="Arial Unicode MS"/>
-          <w:color w:val="131314"/>
-          <w:position w:val="-6"/>
-        </w:rPr>
-        <w:object w:dxaOrig="200" w:dyaOrig="260" w14:anchorId="2275657D">
-          <v:shape id="_x0000_i1059" type="#_x0000_t75" style="width:10.5pt;height:13.15pt" o:ole="">
-            <v:imagedata r:id="rId81" o:title=""/>
-          </v:shape>
-          <o:OLEObject Type="Embed" ProgID="Equation.DSMT4" ShapeID="_x0000_i1059" DrawAspect="Content" ObjectID="_1827993430" r:id="rId82"/>
-        </w:object>
+          <w:rStyle w:val="MTConvertedEquation"/>
+        </w:rPr>
+        <w:t>$\theta $</w:t>
       </w:r>
       <w:r>
         <w:rPr>
@@ -4708,6 +4920,7 @@
           <w:rFonts w:ascii="Nunito" w:eastAsia="Verdana" w:hAnsi="Nunito" w:cs="Verdana"/>
           <w:color w:val="131314"/>
         </w:rPr>
+        <w:lastRenderedPageBreak/>
         <w:t>La identificación de los grados de libertad en un sistema físico es crucial para simplificar su análisis. Al utilizar las coordenadas independientes que respetan las restricciones del sistema, las ecuaciones de movimiento se vuelven más sencillas y manejables.</w:t>
       </w:r>
     </w:p>
@@ -4728,16 +4941,9 @@
       </w:r>
       <w:r>
         <w:rPr>
-          <w:rFonts w:ascii="Nunito" w:eastAsia="Arial Unicode MS" w:hAnsi="Nunito" w:cs="Arial Unicode MS"/>
-          <w:color w:val="131314"/>
-          <w:position w:val="-6"/>
-        </w:rPr>
-        <w:object w:dxaOrig="200" w:dyaOrig="260" w14:anchorId="3489A16C">
-          <v:shape id="_x0000_i1060" type="#_x0000_t75" style="width:10.5pt;height:13.15pt" o:ole="">
-            <v:imagedata r:id="rId81" o:title=""/>
-          </v:shape>
-          <o:OLEObject Type="Embed" ProgID="Equation.DSMT4" ShapeID="_x0000_i1060" DrawAspect="Content" ObjectID="_1827993431" r:id="rId83"/>
-        </w:object>
+          <w:rStyle w:val="MTConvertedEquation"/>
+        </w:rPr>
+        <w:t>$\theta $</w:t>
       </w:r>
       <w:r>
         <w:rPr>
@@ -4817,31 +5023,16 @@
       </w:r>
       <w:r>
         <w:rPr>
-          <w:rFonts w:ascii="Nunito" w:eastAsia="Arial Unicode MS" w:hAnsi="Nunito" w:cs="Arial Unicode MS"/>
-          <w:color w:val="131314"/>
-          <w:position w:val="-6"/>
-        </w:rPr>
-        <w:object w:dxaOrig="200" w:dyaOrig="260" w14:anchorId="18D716FA">
-          <v:shape id="_x0000_i1061" type="#_x0000_t75" style="width:10.5pt;height:13.15pt" o:ole="">
-            <v:imagedata r:id="rId81" o:title=""/>
-          </v:shape>
-          <o:OLEObject Type="Embed" ProgID="Equation.DSMT4" ShapeID="_x0000_i1061" DrawAspect="Content" ObjectID="_1827993432" r:id="rId84"/>
-        </w:object>
-      </w:r>
-      <w:r>
-        <w:rPr>
-          <w:rFonts w:ascii="Nunito" w:eastAsia="Verdana" w:hAnsi="Nunito" w:cs="Verdana"/>
-          <w:color w:val="131314"/>
-        </w:rPr>
-        <w:t xml:space="preserve">, se debe considerar que el péndulo se mueve en un plano bidimensional sujeto a la fuerza gravitatoria y la tensión de la cuerda que lo sostiene. La clave para simplificar el problema es aprovechar que la </w:t>
-      </w:r>
-      <w:r>
-        <w:rPr>
-          <w:rFonts w:ascii="Nunito" w:eastAsia="Verdana" w:hAnsi="Nunito" w:cs="Verdana"/>
-          <w:color w:val="131314"/>
-        </w:rPr>
-        <w:lastRenderedPageBreak/>
-        <w:t>longitud de la cuerda (</w:t>
+          <w:rStyle w:val="MTConvertedEquation"/>
+        </w:rPr>
+        <w:t>$\theta $</w:t>
+      </w:r>
+      <w:r>
+        <w:rPr>
+          <w:rFonts w:ascii="Nunito" w:eastAsia="Verdana" w:hAnsi="Nunito" w:cs="Verdana"/>
+          <w:color w:val="131314"/>
+        </w:rPr>
+        <w:t>, se debe considerar que el péndulo se mueve en un plano bidimensional sujeto a la fuerza gravitatoria y la tensión de la cuerda que lo sostiene. La clave para simplificar el problema es aprovechar que la longitud de la cuerda (</w:t>
       </w:r>
       <w:r>
         <w:rPr>
@@ -4861,16 +5052,9 @@
       </w:r>
       <w:r>
         <w:rPr>
-          <w:rFonts w:ascii="Nunito" w:eastAsia="Arial Unicode MS" w:hAnsi="Nunito" w:cs="Arial Unicode MS"/>
-          <w:color w:val="131314"/>
-          <w:position w:val="-6"/>
-        </w:rPr>
-        <w:object w:dxaOrig="200" w:dyaOrig="260" w14:anchorId="3A0B353D">
-          <v:shape id="_x0000_i1062" type="#_x0000_t75" style="width:10.5pt;height:13.15pt" o:ole="">
-            <v:imagedata r:id="rId81" o:title=""/>
-          </v:shape>
-          <o:OLEObject Type="Embed" ProgID="Equation.DSMT4" ShapeID="_x0000_i1062" DrawAspect="Content" ObjectID="_1827993433" r:id="rId85"/>
-        </w:object>
+          <w:rStyle w:val="MTConvertedEquation"/>
+        </w:rPr>
+        <w:t>$\theta $</w:t>
       </w:r>
       <w:r>
         <w:rPr>
@@ -5015,7 +5199,7 @@
       <w:pPr>
         <w:pStyle w:val="MTDisplayEquation"/>
         <w:rPr>
-          <w:rFonts w:ascii="Nunito" w:hAnsi="Nunito"/>
+          <w:rStyle w:val="MTConvertedEquation"/>
         </w:rPr>
       </w:pPr>
       <w:r>
@@ -5026,15 +5210,79 @@
       </w:r>
       <w:r>
         <w:rPr>
-          <w:rFonts w:ascii="Nunito" w:hAnsi="Nunito"/>
-          <w:position w:val="-56"/>
-        </w:rPr>
-        <w:object w:dxaOrig="2160" w:dyaOrig="1240" w14:anchorId="3BFB11C5">
-          <v:shape id="_x0000_i1063" type="#_x0000_t75" style="width:108pt;height:61.9pt" o:ole="">
-            <v:imagedata r:id="rId86" o:title=""/>
-          </v:shape>
-          <o:OLEObject Type="Embed" ProgID="Equation.DSMT4" ShapeID="_x0000_i1063" DrawAspect="Content" ObjectID="_1827993434" r:id="rId87"/>
-        </w:object>
+          <w:rStyle w:val="MTConvertedEquation"/>
+        </w:rPr>
+        <w:t>$\</w:t>
+      </w:r>
+      <w:proofErr w:type="spellStart"/>
+      <w:r>
+        <w:rPr>
+          <w:rStyle w:val="MTConvertedEquation"/>
+        </w:rPr>
+        <w:t>begin</w:t>
+      </w:r>
+      <w:proofErr w:type="spellEnd"/>
+      <w:r>
+        <w:rPr>
+          <w:rStyle w:val="MTConvertedEquation"/>
+        </w:rPr>
+        <w:t>{array}{l}</w:t>
+      </w:r>
+    </w:p>
+    <w:p>
+      <w:pPr>
+        <w:pStyle w:val="MTDisplayEquation"/>
+        <w:rPr>
+          <w:rStyle w:val="MTConvertedEquation"/>
+        </w:rPr>
+      </w:pPr>
+      <w:r>
+        <w:rPr>
+          <w:rStyle w:val="MTConvertedEquation"/>
+        </w:rPr>
+        <w:t>m\frac{{{d^2}x}}{{d{t^2}}} =  - T\,\sin \theta \\</w:t>
+      </w:r>
+    </w:p>
+    <w:p>
+      <w:pPr>
+        <w:pStyle w:val="MTDisplayEquation"/>
+        <w:rPr>
+          <w:rStyle w:val="MTConvertedEquation"/>
+        </w:rPr>
+      </w:pPr>
+      <w:r>
+        <w:rPr>
+          <w:rStyle w:val="MTConvertedEquation"/>
+        </w:rPr>
+        <w:t xml:space="preserve">m\frac{{{d^2}y}}{{d{t^2}}} =  - mg + T\,\cos \theta </w:t>
+      </w:r>
+    </w:p>
+    <w:p>
+      <w:pPr>
+        <w:pStyle w:val="MTDisplayEquation"/>
+        <w:rPr>
+          <w:rFonts w:ascii="Nunito" w:hAnsi="Nunito"/>
+        </w:rPr>
+      </w:pPr>
+      <w:r>
+        <w:rPr>
+          <w:rStyle w:val="MTConvertedEquation"/>
+        </w:rPr>
+        <w:t>\</w:t>
+      </w:r>
+      <w:proofErr w:type="spellStart"/>
+      <w:r>
+        <w:rPr>
+          <w:rStyle w:val="MTConvertedEquation"/>
+        </w:rPr>
+        <w:t>end</w:t>
+      </w:r>
+      <w:proofErr w:type="spellEnd"/>
+      <w:r>
+        <w:rPr>
+          <w:rStyle w:val="MTConvertedEquation"/>
+        </w:rPr>
+        <w:t>{array}$</w:t>
       </w:r>
       <w:r>
         <w:rPr>
@@ -5225,16 +5473,23 @@
       </w:r>
       <w:r>
         <w:rPr>
-          <w:rFonts w:ascii="Nunito" w:eastAsia="Verdana" w:hAnsi="Nunito" w:cs="Verdana"/>
-          <w:color w:val="131314"/>
-          <w:position w:val="-10"/>
-        </w:rPr>
-        <w:object w:dxaOrig="520" w:dyaOrig="300" w14:anchorId="6D8315EA">
-          <v:shape id="_x0000_i1064" type="#_x0000_t75" style="width:25.9pt;height:15pt" o:ole="">
-            <v:imagedata r:id="rId88" o:title=""/>
-          </v:shape>
-          <o:OLEObject Type="Embed" ProgID="Equation.DSMT4" ShapeID="_x0000_i1064" DrawAspect="Content" ObjectID="_1827993435" r:id="rId89"/>
-        </w:object>
+          <w:rStyle w:val="MTConvertedEquation"/>
+        </w:rPr>
+        <w:t>\[(l,{\</w:t>
+      </w:r>
+      <w:proofErr w:type="spellStart"/>
+      <w:r>
+        <w:rPr>
+          <w:rStyle w:val="MTConvertedEquation"/>
+        </w:rPr>
+        <w:t>rm</w:t>
+      </w:r>
+      <w:proofErr w:type="spellEnd"/>
+      <w:r>
+        <w:rPr>
+          <w:rStyle w:val="MTConvertedEquation"/>
+        </w:rPr>
+        <w:t>{ }}\theta )\]</w:t>
       </w:r>
       <w:r>
         <w:rPr>
@@ -5261,16 +5516,9 @@
       </w:r>
       <w:r>
         <w:rPr>
-          <w:rFonts w:ascii="Nunito" w:eastAsia="Verdana" w:hAnsi="Nunito" w:cs="Verdana"/>
-          <w:color w:val="131314"/>
-          <w:position w:val="-12"/>
-        </w:rPr>
-        <w:object w:dxaOrig="920" w:dyaOrig="320" w14:anchorId="63549D0D">
-          <v:shape id="_x0000_i1065" type="#_x0000_t75" style="width:46.15pt;height:16.15pt" o:ole="">
-            <v:imagedata r:id="rId90" o:title=""/>
-          </v:shape>
-          <o:OLEObject Type="Embed" ProgID="Equation.DSMT4" ShapeID="_x0000_i1065" DrawAspect="Content" ObjectID="_1827993436" r:id="rId91"/>
-        </w:object>
+          <w:rStyle w:val="MTConvertedEquation"/>
+        </w:rPr>
+        <w:t>$x = l\,\sin \theta $</w:t>
       </w:r>
       <w:r>
         <w:rPr>
@@ -5281,16 +5529,9 @@
       </w:r>
       <w:r>
         <w:rPr>
-          <w:rFonts w:ascii="Nunito" w:eastAsia="Verdana" w:hAnsi="Nunito" w:cs="Verdana"/>
-          <w:color w:val="131314"/>
-          <w:position w:val="-12"/>
-        </w:rPr>
-        <w:object w:dxaOrig="1400" w:dyaOrig="320" w14:anchorId="4019E97E">
-          <v:shape id="_x0000_i1066" type="#_x0000_t75" style="width:70.15pt;height:16.15pt" o:ole="">
-            <v:imagedata r:id="rId92" o:title=""/>
-          </v:shape>
-          <o:OLEObject Type="Embed" ProgID="Equation.DSMT4" ShapeID="_x0000_i1066" DrawAspect="Content" ObjectID="_1827993437" r:id="rId93"/>
-        </w:object>
+          <w:rStyle w:val="MTConvertedEquation"/>
+        </w:rPr>
+        <w:t>$y = l\,(1 - \cos \theta )$</w:t>
       </w:r>
       <w:r>
         <w:rPr>
@@ -5313,7 +5554,7 @@
       <w:pPr>
         <w:pStyle w:val="MTDisplayEquation"/>
         <w:rPr>
-          <w:rFonts w:ascii="Nunito" w:hAnsi="Nunito"/>
+          <w:rStyle w:val="MTConvertedEquation"/>
         </w:rPr>
       </w:pPr>
       <w:r>
@@ -5324,15 +5565,275 @@
       </w:r>
       <w:r>
         <w:rPr>
-          <w:rFonts w:ascii="Nunito" w:hAnsi="Nunito"/>
-          <w:position w:val="-126"/>
-        </w:rPr>
-        <w:object w:dxaOrig="3140" w:dyaOrig="2620" w14:anchorId="0DF0183A">
-          <v:shape id="_x0000_i1067" type="#_x0000_t75" style="width:157.5pt;height:130.5pt" o:ole="">
-            <v:imagedata r:id="rId94" o:title=""/>
-          </v:shape>
-          <o:OLEObject Type="Embed" ProgID="Equation.DSMT4" ShapeID="_x0000_i1067" DrawAspect="Content" ObjectID="_1827993438" r:id="rId95"/>
-        </w:object>
+          <w:rStyle w:val="MTConvertedEquation"/>
+        </w:rPr>
+        <w:t>\[\</w:t>
+      </w:r>
+      <w:proofErr w:type="spellStart"/>
+      <w:r>
+        <w:rPr>
+          <w:rStyle w:val="MTConvertedEquation"/>
+        </w:rPr>
+        <w:t>begin</w:t>
+      </w:r>
+      <w:proofErr w:type="spellEnd"/>
+      <w:r>
+        <w:rPr>
+          <w:rStyle w:val="MTConvertedEquation"/>
+        </w:rPr>
+        <w:t>{array}{l}</w:t>
+      </w:r>
+    </w:p>
+    <w:p>
+      <w:pPr>
+        <w:pStyle w:val="MTDisplayEquation"/>
+        <w:rPr>
+          <w:rStyle w:val="MTConvertedEquation"/>
+        </w:rPr>
+      </w:pPr>
+      <w:r>
+        <w:rPr>
+          <w:rStyle w:val="MTConvertedEquation"/>
+        </w:rPr>
+        <w:t>\frac{{</w:t>
+      </w:r>
+      <w:proofErr w:type="spellStart"/>
+      <w:r>
+        <w:rPr>
+          <w:rStyle w:val="MTConvertedEquation"/>
+        </w:rPr>
+        <w:t>dx</w:t>
+      </w:r>
+      <w:proofErr w:type="spellEnd"/>
+      <w:r>
+        <w:rPr>
+          <w:rStyle w:val="MTConvertedEquation"/>
+        </w:rPr>
+        <w:t>}}{{</w:t>
+      </w:r>
+      <w:proofErr w:type="spellStart"/>
+      <w:r>
+        <w:rPr>
+          <w:rStyle w:val="MTConvertedEquation"/>
+        </w:rPr>
+        <w:t>dt</w:t>
+      </w:r>
+      <w:proofErr w:type="spellEnd"/>
+      <w:r>
+        <w:rPr>
+          <w:rStyle w:val="MTConvertedEquation"/>
+        </w:rPr>
+        <w:t>}} = l\,\cos \theta \,\frac{{d\theta }}{{</w:t>
+      </w:r>
+      <w:proofErr w:type="spellStart"/>
+      <w:r>
+        <w:rPr>
+          <w:rStyle w:val="MTConvertedEquation"/>
+        </w:rPr>
+        <w:t>dt</w:t>
+      </w:r>
+      <w:proofErr w:type="spellEnd"/>
+      <w:r>
+        <w:rPr>
+          <w:rStyle w:val="MTConvertedEquation"/>
+        </w:rPr>
+        <w:t>}}\\</w:t>
+      </w:r>
+    </w:p>
+    <w:p>
+      <w:pPr>
+        <w:pStyle w:val="MTDisplayEquation"/>
+        <w:rPr>
+          <w:rStyle w:val="MTConvertedEquation"/>
+        </w:rPr>
+      </w:pPr>
+      <w:r>
+        <w:rPr>
+          <w:rStyle w:val="MTConvertedEquation"/>
+        </w:rPr>
+        <w:t>\frac{{{d^2}x}}{{d{t^2}}} =  - l\,\sin \theta \,{\</w:t>
+      </w:r>
+      <w:proofErr w:type="spellStart"/>
+      <w:r>
+        <w:rPr>
+          <w:rStyle w:val="MTConvertedEquation"/>
+        </w:rPr>
+        <w:t>left</w:t>
+      </w:r>
+      <w:proofErr w:type="spellEnd"/>
+      <w:r>
+        <w:rPr>
+          <w:rStyle w:val="MTConvertedEquation"/>
+        </w:rPr>
+        <w:t>( {\frac{{d\theta }}{{</w:t>
+      </w:r>
+      <w:proofErr w:type="spellStart"/>
+      <w:r>
+        <w:rPr>
+          <w:rStyle w:val="MTConvertedEquation"/>
+        </w:rPr>
+        <w:t>dt</w:t>
+      </w:r>
+      <w:proofErr w:type="spellEnd"/>
+      <w:r>
+        <w:rPr>
+          <w:rStyle w:val="MTConvertedEquation"/>
+        </w:rPr>
+        <w:t>}}} \</w:t>
+      </w:r>
+      <w:proofErr w:type="spellStart"/>
+      <w:r>
+        <w:rPr>
+          <w:rStyle w:val="MTConvertedEquation"/>
+        </w:rPr>
+        <w:t>right</w:t>
+      </w:r>
+      <w:proofErr w:type="spellEnd"/>
+      <w:r>
+        <w:rPr>
+          <w:rStyle w:val="MTConvertedEquation"/>
+        </w:rPr>
+        <w:t>)^2} + l\,\cos \theta \,\,\frac{{{d^2}\theta }}{{d{t^2}}}\\</w:t>
+      </w:r>
+    </w:p>
+    <w:p>
+      <w:pPr>
+        <w:pStyle w:val="MTDisplayEquation"/>
+        <w:rPr>
+          <w:rStyle w:val="MTConvertedEquation"/>
+        </w:rPr>
+      </w:pPr>
+      <w:r>
+        <w:rPr>
+          <w:rStyle w:val="MTConvertedEquation"/>
+        </w:rPr>
+        <w:t>\frac{{</w:t>
+      </w:r>
+      <w:proofErr w:type="spellStart"/>
+      <w:r>
+        <w:rPr>
+          <w:rStyle w:val="MTConvertedEquation"/>
+        </w:rPr>
+        <w:t>dy</w:t>
+      </w:r>
+      <w:proofErr w:type="spellEnd"/>
+      <w:r>
+        <w:rPr>
+          <w:rStyle w:val="MTConvertedEquation"/>
+        </w:rPr>
+        <w:t>}}{{</w:t>
+      </w:r>
+      <w:proofErr w:type="spellStart"/>
+      <w:r>
+        <w:rPr>
+          <w:rStyle w:val="MTConvertedEquation"/>
+        </w:rPr>
+        <w:t>dt</w:t>
+      </w:r>
+      <w:proofErr w:type="spellEnd"/>
+      <w:r>
+        <w:rPr>
+          <w:rStyle w:val="MTConvertedEquation"/>
+        </w:rPr>
+        <w:t>}} = l\,\sin \theta \,\,\frac{{d\theta }}{{</w:t>
+      </w:r>
+      <w:proofErr w:type="spellStart"/>
+      <w:r>
+        <w:rPr>
+          <w:rStyle w:val="MTConvertedEquation"/>
+        </w:rPr>
+        <w:t>dt</w:t>
+      </w:r>
+      <w:proofErr w:type="spellEnd"/>
+      <w:r>
+        <w:rPr>
+          <w:rStyle w:val="MTConvertedEquation"/>
+        </w:rPr>
+        <w:t>}}\\</w:t>
+      </w:r>
+    </w:p>
+    <w:p>
+      <w:pPr>
+        <w:pStyle w:val="MTDisplayEquation"/>
+        <w:rPr>
+          <w:rStyle w:val="MTConvertedEquation"/>
+        </w:rPr>
+      </w:pPr>
+      <w:r>
+        <w:rPr>
+          <w:rStyle w:val="MTConvertedEquation"/>
+        </w:rPr>
+        <w:t>\frac{{{d^2}y}}{{d{t^2}}} = l\,\cos \theta \,{\</w:t>
+      </w:r>
+      <w:proofErr w:type="spellStart"/>
+      <w:r>
+        <w:rPr>
+          <w:rStyle w:val="MTConvertedEquation"/>
+        </w:rPr>
+        <w:t>left</w:t>
+      </w:r>
+      <w:proofErr w:type="spellEnd"/>
+      <w:r>
+        <w:rPr>
+          <w:rStyle w:val="MTConvertedEquation"/>
+        </w:rPr>
+        <w:t>( {\frac{{d\theta }}{{</w:t>
+      </w:r>
+      <w:proofErr w:type="spellStart"/>
+      <w:r>
+        <w:rPr>
+          <w:rStyle w:val="MTConvertedEquation"/>
+        </w:rPr>
+        <w:t>dt</w:t>
+      </w:r>
+      <w:proofErr w:type="spellEnd"/>
+      <w:r>
+        <w:rPr>
+          <w:rStyle w:val="MTConvertedEquation"/>
+        </w:rPr>
+        <w:t>}}} \</w:t>
+      </w:r>
+      <w:proofErr w:type="spellStart"/>
+      <w:r>
+        <w:rPr>
+          <w:rStyle w:val="MTConvertedEquation"/>
+        </w:rPr>
+        <w:t>right</w:t>
+      </w:r>
+      <w:proofErr w:type="spellEnd"/>
+      <w:r>
+        <w:rPr>
+          <w:rStyle w:val="MTConvertedEquation"/>
+        </w:rPr>
+        <w:t>)^2} + l\,\sin \theta \,\,\frac{{{d^2}\theta }}{{d{t^2}}}</w:t>
+      </w:r>
+    </w:p>
+    <w:p>
+      <w:pPr>
+        <w:pStyle w:val="MTDisplayEquation"/>
+        <w:rPr>
+          <w:rFonts w:ascii="Nunito" w:hAnsi="Nunito"/>
+        </w:rPr>
+      </w:pPr>
+      <w:r>
+        <w:rPr>
+          <w:rStyle w:val="MTConvertedEquation"/>
+        </w:rPr>
+        <w:t>\</w:t>
+      </w:r>
+      <w:proofErr w:type="spellStart"/>
+      <w:r>
+        <w:rPr>
+          <w:rStyle w:val="MTConvertedEquation"/>
+        </w:rPr>
+        <w:t>end</w:t>
+      </w:r>
+      <w:proofErr w:type="spellEnd"/>
+      <w:r>
+        <w:rPr>
+          <w:rStyle w:val="MTConvertedEquation"/>
+        </w:rPr>
+        <w:t>{array}\]</w:t>
       </w:r>
       <w:r>
         <w:rPr>
@@ -5491,16 +5992,9 @@
       </w:r>
       <w:r>
         <w:rPr>
-          <w:rFonts w:ascii="Nunito" w:eastAsia="Arial Unicode MS" w:hAnsi="Nunito" w:cs="Arial Unicode MS"/>
-          <w:color w:val="131314"/>
-          <w:position w:val="-6"/>
-        </w:rPr>
-        <w:object w:dxaOrig="200" w:dyaOrig="260" w14:anchorId="1DA58478">
-          <v:shape id="_x0000_i1068" type="#_x0000_t75" style="width:10.5pt;height:13.15pt" o:ole="">
-            <v:imagedata r:id="rId81" o:title=""/>
-          </v:shape>
-          <o:OLEObject Type="Embed" ProgID="Equation.DSMT4" ShapeID="_x0000_i1068" DrawAspect="Content" ObjectID="_1827993439" r:id="rId96"/>
-        </w:object>
+          <w:rStyle w:val="MTConvertedEquation"/>
+        </w:rPr>
+        <w:t>$\theta $</w:t>
       </w:r>
       <w:r>
         <w:rPr>
@@ -5575,16 +6069,9 @@
       </w:r>
       <w:r>
         <w:rPr>
-          <w:rFonts w:ascii="Nunito" w:eastAsia="Verdana" w:hAnsi="Nunito" w:cs="Verdana"/>
-          <w:color w:val="131314"/>
-          <w:position w:val="-6"/>
-        </w:rPr>
-        <w:object w:dxaOrig="560" w:dyaOrig="260" w14:anchorId="4B1CCC7D">
-          <v:shape id="_x0000_i1069" type="#_x0000_t75" style="width:28.15pt;height:13.15pt" o:ole="">
-            <v:imagedata r:id="rId97" o:title=""/>
-          </v:shape>
-          <o:OLEObject Type="Embed" ProgID="Equation.DSMT4" ShapeID="_x0000_i1069" DrawAspect="Content" ObjectID="_1827993440" r:id="rId98"/>
-        </w:object>
+          <w:rStyle w:val="MTConvertedEquation"/>
+        </w:rPr>
+        <w:t>$\cos \theta $</w:t>
       </w:r>
       <w:r>
         <w:rPr>
@@ -5618,16 +6105,10 @@
       </w:r>
       <w:r>
         <w:rPr>
-          <w:rFonts w:ascii="Nunito" w:eastAsia="Verdana" w:hAnsi="Nunito" w:cs="Verdana"/>
-          <w:color w:val="131314"/>
-          <w:position w:val="-6"/>
-        </w:rPr>
-        <w:object w:dxaOrig="499" w:dyaOrig="260" w14:anchorId="73EA33EF">
-          <v:shape id="_x0000_i1070" type="#_x0000_t75" style="width:25.15pt;height:13.15pt" o:ole="">
-            <v:imagedata r:id="rId99" o:title=""/>
-          </v:shape>
-          <o:OLEObject Type="Embed" ProgID="Equation.DSMT4" ShapeID="_x0000_i1070" DrawAspect="Content" ObjectID="_1827993441" r:id="rId100"/>
-        </w:object>
+          <w:rStyle w:val="MTConvertedEquation"/>
+        </w:rPr>
+        <w:lastRenderedPageBreak/>
+        <w:t>$\sin \theta $</w:t>
       </w:r>
       <w:r>
         <w:rPr>
@@ -5682,15 +6163,9 @@
       </w:r>
       <w:r>
         <w:rPr>
-          <w:rFonts w:ascii="Nunito" w:hAnsi="Nunito"/>
-          <w:position w:val="-24"/>
-        </w:rPr>
-        <w:object w:dxaOrig="1480" w:dyaOrig="639" w14:anchorId="330E4C2B">
-          <v:shape id="_x0000_i1071" type="#_x0000_t75" style="width:74.65pt;height:31.9pt" o:ole="">
-            <v:imagedata r:id="rId101" o:title=""/>
-          </v:shape>
-          <o:OLEObject Type="Embed" ProgID="Equation.DSMT4" ShapeID="_x0000_i1071" DrawAspect="Content" ObjectID="_1827993442" r:id="rId102"/>
-        </w:object>
+          <w:rStyle w:val="MTConvertedEquation"/>
+        </w:rPr>
+        <w:t>\[\frac{{{d^2}\theta }}{{d{t^2}}} =  - \frac{g}{l}\,\sin \theta \,\]</w:t>
       </w:r>
       <w:r>
         <w:rPr>
@@ -5849,16 +6324,9 @@
       </w:r>
       <w:r>
         <w:rPr>
-          <w:rFonts w:ascii="Nunito" w:eastAsia="Arial Unicode MS" w:hAnsi="Nunito" w:cs="Arial Unicode MS"/>
-          <w:color w:val="131314"/>
-          <w:position w:val="-6"/>
-        </w:rPr>
-        <w:object w:dxaOrig="200" w:dyaOrig="260" w14:anchorId="61420933">
-          <v:shape id="_x0000_i1072" type="#_x0000_t75" style="width:10.5pt;height:13.15pt" o:ole="">
-            <v:imagedata r:id="rId81" o:title=""/>
-          </v:shape>
-          <o:OLEObject Type="Embed" ProgID="Equation.DSMT4" ShapeID="_x0000_i1072" DrawAspect="Content" ObjectID="_1827993443" r:id="rId103"/>
-        </w:object>
+          <w:rStyle w:val="MTConvertedEquation"/>
+        </w:rPr>
+        <w:t>$\theta $</w:t>
       </w:r>
       <w:r>
         <w:rPr>
@@ -5876,16 +6344,9 @@
       </w:r>
       <w:r>
         <w:rPr>
-          <w:rFonts w:ascii="Nunito" w:eastAsia="Verdana" w:hAnsi="Nunito" w:cs="Verdana"/>
-          <w:color w:val="131314"/>
-          <w:position w:val="-6"/>
-        </w:rPr>
-        <w:object w:dxaOrig="499" w:dyaOrig="260" w14:anchorId="0F3265E0">
-          <v:shape id="_x0000_i1073" type="#_x0000_t75" style="width:25.15pt;height:13.15pt" o:ole="">
-            <v:imagedata r:id="rId104" o:title=""/>
-          </v:shape>
-          <o:OLEObject Type="Embed" ProgID="Equation.DSMT4" ShapeID="_x0000_i1073" DrawAspect="Content" ObjectID="_1827993444" r:id="rId105"/>
-        </w:object>
+          <w:rStyle w:val="MTConvertedEquation"/>
+        </w:rPr>
+        <w:t>$\sin \theta $</w:t>
       </w:r>
       <w:r>
         <w:rPr>
@@ -5926,31 +6387,44 @@
       </w:r>
       <w:r>
         <w:rPr>
-          <w:rFonts w:ascii="Nunito" w:eastAsia="Verdana" w:hAnsi="Nunito" w:cs="Verdana"/>
-          <w:color w:val="131314"/>
-          <w:position w:val="-12"/>
-        </w:rPr>
-        <w:object w:dxaOrig="1260" w:dyaOrig="340" w14:anchorId="04032E50">
-          <v:shape id="_x0000_i1074" type="#_x0000_t75" style="width:63.4pt;height:16.9pt" o:ole="">
-            <v:imagedata r:id="rId106" o:title=""/>
-          </v:shape>
-          <o:OLEObject Type="Embed" ProgID="Equation.DSMT4" ShapeID="_x0000_i1074" DrawAspect="Content" ObjectID="_1827993445" r:id="rId107"/>
-        </w:object>
-      </w:r>
-      <w:r>
-        <w:rPr>
-          <w:rFonts w:ascii="Nunito" w:eastAsia="Verdana" w:hAnsi="Nunito" w:cs="Verdana"/>
-          <w:color w:val="131314"/>
-        </w:rPr>
-        <w:t xml:space="preserve">), el valor </w:t>
-      </w:r>
-      <w:r>
-        <w:rPr>
-          <w:rFonts w:ascii="Nunito" w:eastAsia="Verdana" w:hAnsi="Nunito" w:cs="Verdana"/>
-          <w:color w:val="131314"/>
-        </w:rPr>
-        <w:lastRenderedPageBreak/>
-        <w:t>del seno del ángulo es aproximadamente igual al valor del ángulo expresado en radianes</w:t>
+          <w:rStyle w:val="MTConvertedEquation"/>
+        </w:rPr>
+        <w:t>$\theta  \ll 1\,\,{\</w:t>
+      </w:r>
+      <w:proofErr w:type="spellStart"/>
+      <w:r>
+        <w:rPr>
+          <w:rStyle w:val="MTConvertedEquation"/>
+        </w:rPr>
+        <w:t>rm</w:t>
+      </w:r>
+      <w:proofErr w:type="spellEnd"/>
+      <w:r>
+        <w:rPr>
+          <w:rStyle w:val="MTConvertedEquation"/>
+        </w:rPr>
+        <w:t>{</w:t>
+      </w:r>
+      <w:proofErr w:type="spellStart"/>
+      <w:r>
+        <w:rPr>
+          <w:rStyle w:val="MTConvertedEquation"/>
+        </w:rPr>
+        <w:t>radi</w:t>
+      </w:r>
+      <w:proofErr w:type="spellEnd"/>
+      <w:r>
+        <w:rPr>
+          <w:rStyle w:val="MTConvertedEquation"/>
+        </w:rPr>
+        <w:t>\'a n}}$</w:t>
+      </w:r>
+      <w:r>
+        <w:rPr>
+          <w:rFonts w:ascii="Nunito" w:eastAsia="Verdana" w:hAnsi="Nunito" w:cs="Verdana"/>
+          <w:color w:val="131314"/>
+        </w:rPr>
+        <w:t>), el valor del seno del ángulo es aproximadamente igual al valor del ángulo expresado en radianes</w:t>
       </w:r>
       <w:r>
         <w:rPr>
@@ -6033,15 +6507,9 @@
       </w:r>
       <w:r>
         <w:rPr>
-          <w:rFonts w:ascii="Nunito" w:hAnsi="Nunito"/>
-          <w:position w:val="-24"/>
-        </w:rPr>
-        <w:object w:dxaOrig="1140" w:dyaOrig="639" w14:anchorId="31CC3AF9">
-          <v:shape id="_x0000_i1075" type="#_x0000_t75" style="width:57pt;height:31.9pt" o:ole="">
-            <v:imagedata r:id="rId108" o:title=""/>
-          </v:shape>
-          <o:OLEObject Type="Embed" ProgID="Equation.DSMT4" ShapeID="_x0000_i1075" DrawAspect="Content" ObjectID="_1827993446" r:id="rId109"/>
-        </w:object>
+          <w:rStyle w:val="MTConvertedEquation"/>
+        </w:rPr>
+        <w:t>\[\frac{{{d^2}\theta }}{{d{t^2}}} =  - \frac{g}{l}\,\theta \]</w:t>
       </w:r>
       <w:r>
         <w:rPr>
@@ -6388,7 +6856,15 @@
           <w:rFonts w:ascii="Nunito" w:eastAsia="Verdana" w:hAnsi="Nunito" w:cs="Verdana"/>
           <w:color w:val="131314"/>
         </w:rPr>
-        <w:t>Es importante tener en cuenta que estos dos comportamientos no son mutuamente excluyentes. Un sistema puede exhibir amortiguamiento y oscilaciones al mismo tiempo. Por ejemplo, como veremos, un péndulo oscila alrededor de su punto de equilibrio, pero la amplitud de las oscilaciones disminuye con el tiempo debido a la fricción del aire, lo que sería un tipo de amortiguamiento.</w:t>
+        <w:t xml:space="preserve">Es importante tener en cuenta que estos dos comportamientos no son mutuamente excluyentes. Un sistema puede exhibir amortiguamiento y oscilaciones al mismo tiempo. Por </w:t>
+      </w:r>
+      <w:r>
+        <w:rPr>
+          <w:rFonts w:ascii="Nunito" w:eastAsia="Verdana" w:hAnsi="Nunito" w:cs="Verdana"/>
+          <w:color w:val="131314"/>
+        </w:rPr>
+        <w:lastRenderedPageBreak/>
+        <w:t>ejemplo, como veremos, un péndulo oscila alrededor de su punto de equilibrio, pero la amplitud de las oscilaciones disminuye con el tiempo debido a la fricción del aire, lo que sería un tipo de amortiguamiento.</w:t>
       </w:r>
     </w:p>
     <w:p>
@@ -6472,15 +6948,7 @@
           <w:rFonts w:ascii="Nunito" w:eastAsia="Verdana" w:hAnsi="Nunito" w:cs="Verdana"/>
           <w:color w:val="131314"/>
         </w:rPr>
-        <w:t xml:space="preserve"> a la desviación de esa variable con respecto a su valor de </w:t>
-      </w:r>
-      <w:r>
-        <w:rPr>
-          <w:rFonts w:ascii="Nunito" w:eastAsia="Verdana" w:hAnsi="Nunito" w:cs="Verdana"/>
-          <w:color w:val="131314"/>
-        </w:rPr>
-        <w:lastRenderedPageBreak/>
-        <w:t>equilibrio</w:t>
+        <w:t xml:space="preserve"> a la desviación de esa variable con respecto a su valor de equilibrio</w:t>
       </w:r>
       <w:r>
         <w:rPr>
@@ -6528,15 +6996,23 @@
       </w:r>
       <w:r>
         <w:rPr>
-          <w:rFonts w:ascii="Nunito" w:hAnsi="Nunito"/>
-          <w:position w:val="-22"/>
-        </w:rPr>
-        <w:object w:dxaOrig="1040" w:dyaOrig="600" w14:anchorId="75AD73DE">
-          <v:shape id="_x0000_i1076" type="#_x0000_t75" style="width:52.15pt;height:30pt" o:ole="">
-            <v:imagedata r:id="rId110" o:title=""/>
-          </v:shape>
-          <o:OLEObject Type="Embed" ProgID="Equation.DSMT4" ShapeID="_x0000_i1076" DrawAspect="Content" ObjectID="_1827993447" r:id="rId111"/>
-        </w:object>
+          <w:rStyle w:val="MTConvertedEquation"/>
+        </w:rPr>
+        <w:t>\[\frac{d}{{</w:t>
+      </w:r>
+      <w:proofErr w:type="spellStart"/>
+      <w:r>
+        <w:rPr>
+          <w:rStyle w:val="MTConvertedEquation"/>
+        </w:rPr>
+        <w:t>dt</w:t>
+      </w:r>
+      <w:proofErr w:type="spellEnd"/>
+      <w:r>
+        <w:rPr>
+          <w:rStyle w:val="MTConvertedEquation"/>
+        </w:rPr>
+        <w:t>}}\eta  = f(\eta )\]</w:t>
       </w:r>
       <w:r>
         <w:rPr>
@@ -6695,15 +7171,9 @@
       </w:r>
       <w:r>
         <w:rPr>
-          <w:rFonts w:ascii="Nunito" w:hAnsi="Nunito"/>
-          <w:position w:val="-10"/>
-        </w:rPr>
-        <w:object w:dxaOrig="420" w:dyaOrig="300" w14:anchorId="47950206">
-          <v:shape id="_x0000_i1077" type="#_x0000_t75" style="width:21pt;height:15pt" o:ole="">
-            <v:imagedata r:id="rId112" o:title=""/>
-          </v:shape>
-          <o:OLEObject Type="Embed" ProgID="Equation.DSMT4" ShapeID="_x0000_i1077" DrawAspect="Content" ObjectID="_1827993448" r:id="rId113"/>
-        </w:object>
+          <w:rStyle w:val="MTConvertedEquation"/>
+        </w:rPr>
+        <w:t>\[f(\eta )\]</w:t>
       </w:r>
       <w:r>
         <w:rPr>
@@ -6752,15 +7222,37 @@
       </w:r>
       <w:r>
         <w:rPr>
-          <w:rFonts w:ascii="Nunito" w:hAnsi="Nunito"/>
-          <w:position w:val="-14"/>
-        </w:rPr>
-        <w:object w:dxaOrig="1680" w:dyaOrig="380" w14:anchorId="1C4EAD4E">
-          <v:shape id="_x0000_i1078" type="#_x0000_t75" style="width:84.75pt;height:19.15pt" o:ole="">
-            <v:imagedata r:id="rId114" o:title=""/>
-          </v:shape>
-          <o:OLEObject Type="Embed" ProgID="Equation.DSMT4" ShapeID="_x0000_i1078" DrawAspect="Content" ObjectID="_1827993449" r:id="rId115"/>
-        </w:object>
+          <w:rStyle w:val="MTConvertedEquation"/>
+        </w:rPr>
+        <w:t>\[f(\eta ) &lt; 0{\</w:t>
+      </w:r>
+      <w:proofErr w:type="spellStart"/>
+      <w:r>
+        <w:rPr>
+          <w:rStyle w:val="MTConvertedEquation"/>
+        </w:rPr>
+        <w:t>rm</w:t>
+      </w:r>
+      <w:proofErr w:type="spellEnd"/>
+      <w:r>
+        <w:rPr>
+          <w:rStyle w:val="MTConvertedEquation"/>
+        </w:rPr>
+        <w:t>{ si }}\eta  &gt; {\eta _{</w:t>
+      </w:r>
+      <w:proofErr w:type="spellStart"/>
+      <w:r>
+        <w:rPr>
+          <w:rStyle w:val="MTConvertedEquation"/>
+        </w:rPr>
+        <w:t>eq</w:t>
+      </w:r>
+      <w:proofErr w:type="spellEnd"/>
+      <w:r>
+        <w:rPr>
+          <w:rStyle w:val="MTConvertedEquation"/>
+        </w:rPr>
+        <w:t>}}\]</w:t>
       </w:r>
       <w:r>
         <w:rPr>
@@ -6778,15 +7270,23 @@
       </w:r>
       <w:r>
         <w:rPr>
-          <w:rFonts w:ascii="Nunito" w:hAnsi="Nunito"/>
-          <w:position w:val="-14"/>
-        </w:rPr>
-        <w:object w:dxaOrig="340" w:dyaOrig="380" w14:anchorId="5D78C722">
-          <v:shape id="_x0000_i1079" type="#_x0000_t75" style="width:17.65pt;height:19.15pt" o:ole="">
-            <v:imagedata r:id="rId116" o:title=""/>
-          </v:shape>
-          <o:OLEObject Type="Embed" ProgID="Equation.DSMT4" ShapeID="_x0000_i1079" DrawAspect="Content" ObjectID="_1827993450" r:id="rId117"/>
-        </w:object>
+          <w:rStyle w:val="MTConvertedEquation"/>
+        </w:rPr>
+        <w:t>\[{\eta _{</w:t>
+      </w:r>
+      <w:proofErr w:type="spellStart"/>
+      <w:r>
+        <w:rPr>
+          <w:rStyle w:val="MTConvertedEquation"/>
+        </w:rPr>
+        <w:t>eq</w:t>
+      </w:r>
+      <w:proofErr w:type="spellEnd"/>
+      <w:r>
+        <w:rPr>
+          <w:rStyle w:val="MTConvertedEquation"/>
+        </w:rPr>
+        <w:t>}}\]</w:t>
       </w:r>
       <w:r>
         <w:rPr>
@@ -6820,15 +7320,37 @@
       </w:r>
       <w:r>
         <w:rPr>
-          <w:rFonts w:ascii="Nunito" w:hAnsi="Nunito"/>
-          <w:position w:val="-14"/>
-        </w:rPr>
-        <w:object w:dxaOrig="1680" w:dyaOrig="380" w14:anchorId="5275CA34">
-          <v:shape id="_x0000_i1080" type="#_x0000_t75" style="width:84.75pt;height:19.15pt" o:ole="">
-            <v:imagedata r:id="rId118" o:title=""/>
-          </v:shape>
-          <o:OLEObject Type="Embed" ProgID="Equation.DSMT4" ShapeID="_x0000_i1080" DrawAspect="Content" ObjectID="_1827993451" r:id="rId119"/>
-        </w:object>
+          <w:rStyle w:val="MTConvertedEquation"/>
+        </w:rPr>
+        <w:t>\[f(\eta ) = 0{\</w:t>
+      </w:r>
+      <w:proofErr w:type="spellStart"/>
+      <w:r>
+        <w:rPr>
+          <w:rStyle w:val="MTConvertedEquation"/>
+        </w:rPr>
+        <w:t>rm</w:t>
+      </w:r>
+      <w:proofErr w:type="spellEnd"/>
+      <w:r>
+        <w:rPr>
+          <w:rStyle w:val="MTConvertedEquation"/>
+        </w:rPr>
+        <w:t>{ si }}\eta  = {\eta _{</w:t>
+      </w:r>
+      <w:proofErr w:type="spellStart"/>
+      <w:r>
+        <w:rPr>
+          <w:rStyle w:val="MTConvertedEquation"/>
+        </w:rPr>
+        <w:t>eq</w:t>
+      </w:r>
+      <w:proofErr w:type="spellEnd"/>
+      <w:r>
+        <w:rPr>
+          <w:rStyle w:val="MTConvertedEquation"/>
+        </w:rPr>
+        <w:t>}}\]</w:t>
       </w:r>
       <w:r>
         <w:rPr>
@@ -6862,15 +7384,37 @@
       </w:r>
       <w:r>
         <w:rPr>
-          <w:rFonts w:ascii="Nunito" w:hAnsi="Nunito"/>
-          <w:position w:val="-14"/>
-        </w:rPr>
-        <w:object w:dxaOrig="1680" w:dyaOrig="380" w14:anchorId="02D68806">
-          <v:shape id="_x0000_i1081" type="#_x0000_t75" style="width:84.75pt;height:19.15pt" o:ole="">
-            <v:imagedata r:id="rId120" o:title=""/>
-          </v:shape>
-          <o:OLEObject Type="Embed" ProgID="Equation.DSMT4" ShapeID="_x0000_i1081" DrawAspect="Content" ObjectID="_1827993452" r:id="rId121"/>
-        </w:object>
+          <w:rStyle w:val="MTConvertedEquation"/>
+        </w:rPr>
+        <w:t>\[f(\eta ) &gt; 0{\</w:t>
+      </w:r>
+      <w:proofErr w:type="spellStart"/>
+      <w:r>
+        <w:rPr>
+          <w:rStyle w:val="MTConvertedEquation"/>
+        </w:rPr>
+        <w:t>rm</w:t>
+      </w:r>
+      <w:proofErr w:type="spellEnd"/>
+      <w:r>
+        <w:rPr>
+          <w:rStyle w:val="MTConvertedEquation"/>
+        </w:rPr>
+        <w:t>{ si }}\eta  &lt; {\eta _{</w:t>
+      </w:r>
+      <w:proofErr w:type="spellStart"/>
+      <w:r>
+        <w:rPr>
+          <w:rStyle w:val="MTConvertedEquation"/>
+        </w:rPr>
+        <w:t>eq</w:t>
+      </w:r>
+      <w:proofErr w:type="spellEnd"/>
+      <w:r>
+        <w:rPr>
+          <w:rStyle w:val="MTConvertedEquation"/>
+        </w:rPr>
+        <w:t>}}\]</w:t>
       </w:r>
       <w:r>
         <w:rPr>
@@ -6906,15 +7450,9 @@
       </w:r>
       <w:r>
         <w:rPr>
-          <w:rFonts w:ascii="Nunito" w:hAnsi="Nunito"/>
-          <w:position w:val="-10"/>
-        </w:rPr>
-        <w:object w:dxaOrig="420" w:dyaOrig="300" w14:anchorId="48B16643">
-          <v:shape id="_x0000_i1082" type="#_x0000_t75" style="width:21pt;height:15pt" o:ole="">
-            <v:imagedata r:id="rId112" o:title=""/>
-          </v:shape>
-          <o:OLEObject Type="Embed" ProgID="Equation.DSMT4" ShapeID="_x0000_i1082" DrawAspect="Content" ObjectID="_1827993453" r:id="rId122"/>
-        </w:object>
+          <w:rStyle w:val="MTConvertedEquation"/>
+        </w:rPr>
+        <w:t>\[f(\eta )\]</w:t>
       </w:r>
       <w:r>
         <w:rPr>
@@ -6954,15 +7492,51 @@
       </w:r>
       <w:r>
         <w:rPr>
-          <w:rFonts w:ascii="Nunito" w:hAnsi="Nunito"/>
-          <w:position w:val="-16"/>
-        </w:rPr>
-        <w:object w:dxaOrig="1719" w:dyaOrig="440" w14:anchorId="58AD0596">
-          <v:shape id="_x0000_i1083" type="#_x0000_t75" style="width:86.25pt;height:22.15pt" o:ole="">
-            <v:imagedata r:id="rId123" o:title=""/>
-          </v:shape>
-          <o:OLEObject Type="Embed" ProgID="Equation.DSMT4" ShapeID="_x0000_i1083" DrawAspect="Content" ObjectID="_1827993454" r:id="rId124"/>
-        </w:object>
+          <w:rStyle w:val="MTConvertedEquation"/>
+        </w:rPr>
+        <w:t>\[f(\eta ) =  - \,C\</w:t>
+      </w:r>
+      <w:proofErr w:type="spellStart"/>
+      <w:r>
+        <w:rPr>
+          <w:rStyle w:val="MTConvertedEquation"/>
+        </w:rPr>
+        <w:t>left</w:t>
+      </w:r>
+      <w:proofErr w:type="spellEnd"/>
+      <w:r>
+        <w:rPr>
+          <w:rStyle w:val="MTConvertedEquation"/>
+        </w:rPr>
+        <w:t>( {\eta  - {\eta _{</w:t>
+      </w:r>
+      <w:proofErr w:type="spellStart"/>
+      <w:r>
+        <w:rPr>
+          <w:rStyle w:val="MTConvertedEquation"/>
+        </w:rPr>
+        <w:t>eq</w:t>
+      </w:r>
+      <w:proofErr w:type="spellEnd"/>
+      <w:r>
+        <w:rPr>
+          <w:rStyle w:val="MTConvertedEquation"/>
+        </w:rPr>
+        <w:t>}}} \</w:t>
+      </w:r>
+      <w:proofErr w:type="spellStart"/>
+      <w:r>
+        <w:rPr>
+          <w:rStyle w:val="MTConvertedEquation"/>
+        </w:rPr>
+        <w:t>right</w:t>
+      </w:r>
+      <w:proofErr w:type="spellEnd"/>
+      <w:r>
+        <w:rPr>
+          <w:rStyle w:val="MTConvertedEquation"/>
+        </w:rPr>
+        <w:t>)\]</w:t>
       </w:r>
       <w:r>
         <w:rPr>
@@ -7173,6 +7747,7 @@
           <w:noProof/>
           <w:color w:val="131314"/>
         </w:rPr>
+        <w:lastRenderedPageBreak/>
         <w:drawing>
           <wp:inline distT="114300" distB="114300" distL="114300" distR="114300" wp14:anchorId="275B5C38" wp14:editId="2C6FE616">
             <wp:extent cx="4579620" cy="2060441"/>
@@ -7187,7 +7762,7 @@
                     <pic:cNvPicPr preferRelativeResize="0"/>
                   </pic:nvPicPr>
                   <pic:blipFill>
-                    <a:blip r:embed="rId125"/>
+                    <a:blip r:embed="rId13"/>
                     <a:srcRect/>
                     <a:stretch>
                       <a:fillRect/>
@@ -7239,635 +7814,802 @@
           <w:rFonts w:ascii="Nunito" w:eastAsia="Verdana" w:hAnsi="Nunito" w:cs="Verdana"/>
           <w:color w:val="131314"/>
         </w:rPr>
+        <w:t xml:space="preserve">Es importante recordar que esta definición matemática describe el comportamiento de una sola variable en un sistema. Un sistema complejo puede tener varias variables, cada una con su propio </w:t>
+      </w:r>
+      <w:r>
+        <w:rPr>
+          <w:rFonts w:ascii="Nunito" w:eastAsia="Verdana" w:hAnsi="Nunito" w:cs="Verdana"/>
+          <w:color w:val="131314"/>
+        </w:rPr>
+        <w:t>tipo</w:t>
+      </w:r>
+      <w:r>
+        <w:rPr>
+          <w:rFonts w:ascii="Nunito" w:eastAsia="Verdana" w:hAnsi="Nunito" w:cs="Verdana"/>
+          <w:color w:val="131314"/>
+        </w:rPr>
+        <w:t xml:space="preserve"> de amortiguamiento.</w:t>
+      </w:r>
+    </w:p>
+    <w:p>
+      <w:pPr>
+        <w:jc w:val="both"/>
+        <w:rPr>
+          <w:rFonts w:ascii="Nunito" w:eastAsia="Verdana" w:hAnsi="Nunito" w:cs="Verdana"/>
+          <w:color w:val="131314"/>
+        </w:rPr>
+      </w:pPr>
+      <w:r>
+        <w:rPr>
+          <w:rFonts w:ascii="Nunito" w:eastAsia="Verdana" w:hAnsi="Nunito" w:cs="Verdana"/>
+          <w:color w:val="131314"/>
+        </w:rPr>
+        <w:t>Para entender</w:t>
+      </w:r>
+      <w:r>
+        <w:rPr>
+          <w:rFonts w:ascii="Nunito" w:eastAsia="Verdana" w:hAnsi="Nunito" w:cs="Verdana"/>
+          <w:color w:val="131314"/>
+        </w:rPr>
+        <w:t xml:space="preserve"> mejor el concepto de amortiguamiento</w:t>
+      </w:r>
+      <w:r>
+        <w:rPr>
+          <w:rFonts w:ascii="Nunito" w:eastAsia="Verdana" w:hAnsi="Nunito" w:cs="Verdana"/>
+          <w:color w:val="131314"/>
+        </w:rPr>
+        <w:t xml:space="preserve">, vamos a estudiar </w:t>
+      </w:r>
+      <w:r>
+        <w:rPr>
+          <w:rFonts w:ascii="Nunito" w:eastAsia="Verdana" w:hAnsi="Nunito" w:cs="Verdana"/>
+          <w:color w:val="131314"/>
+        </w:rPr>
+        <w:t xml:space="preserve">paso a paso </w:t>
+      </w:r>
+      <w:r>
+        <w:rPr>
+          <w:rFonts w:ascii="Nunito" w:eastAsia="Verdana" w:hAnsi="Nunito" w:cs="Verdana"/>
+          <w:color w:val="131314"/>
+        </w:rPr>
+        <w:t xml:space="preserve">un </w:t>
+      </w:r>
+      <w:r>
+        <w:rPr>
+          <w:rFonts w:ascii="Nunito" w:eastAsia="Verdana" w:hAnsi="Nunito" w:cs="Verdana"/>
+          <w:color w:val="131314"/>
+        </w:rPr>
+        <w:t>caso</w:t>
+      </w:r>
+      <w:r>
+        <w:rPr>
+          <w:rFonts w:ascii="Nunito" w:eastAsia="Verdana" w:hAnsi="Nunito" w:cs="Verdana"/>
+          <w:color w:val="131314"/>
+        </w:rPr>
+        <w:t xml:space="preserve"> de amortiguamiento lineal, la caída libre de un objeto en un fluido</w:t>
+      </w:r>
+      <w:r>
+        <w:rPr>
+          <w:rFonts w:ascii="Nunito" w:eastAsia="Verdana" w:hAnsi="Nunito" w:cs="Verdana"/>
+          <w:color w:val="131314"/>
+        </w:rPr>
+        <w:t xml:space="preserve">, que </w:t>
+      </w:r>
+      <w:r>
+        <w:rPr>
+          <w:rFonts w:ascii="Nunito" w:eastAsia="Verdana" w:hAnsi="Nunito" w:cs="Verdana"/>
+          <w:color w:val="131314"/>
+        </w:rPr>
+        <w:t>habíamos planteado</w:t>
+      </w:r>
+      <w:r>
+        <w:rPr>
+          <w:rFonts w:ascii="Nunito" w:eastAsia="Verdana" w:hAnsi="Nunito" w:cs="Verdana"/>
+          <w:color w:val="131314"/>
+        </w:rPr>
+        <w:t xml:space="preserve"> en el ejemplo 3 (figura 1.2).</w:t>
+      </w:r>
+    </w:p>
+    <w:p>
+      <w:pPr>
+        <w:jc w:val="both"/>
+        <w:rPr>
+          <w:rFonts w:ascii="Nunito" w:eastAsia="Verdana" w:hAnsi="Nunito" w:cs="Verdana"/>
+          <w:color w:val="131314"/>
+        </w:rPr>
+      </w:pPr>
+    </w:p>
+    <w:p>
+      <w:pPr>
+        <w:jc w:val="both"/>
+        <w:rPr>
+          <w:rFonts w:ascii="Nunito" w:eastAsia="Verdana" w:hAnsi="Nunito" w:cs="Verdana"/>
+          <w:color w:val="131314"/>
+        </w:rPr>
+      </w:pPr>
+      <w:r>
+        <w:rPr>
+          <w:rFonts w:ascii="Nunito" w:eastAsia="Verdana" w:hAnsi="Nunito" w:cs="Verdana"/>
+          <w:color w:val="131314"/>
+        </w:rPr>
+        <w:t>1. Definición del problema</w:t>
+      </w:r>
+      <w:r>
+        <w:rPr>
+          <w:rFonts w:ascii="Nunito" w:eastAsia="Verdana" w:hAnsi="Nunito" w:cs="Verdana"/>
+          <w:color w:val="131314"/>
+        </w:rPr>
+        <w:t>:</w:t>
+      </w:r>
+    </w:p>
+    <w:p>
+      <w:pPr>
+        <w:jc w:val="both"/>
+        <w:rPr>
+          <w:rFonts w:ascii="Nunito" w:eastAsia="Verdana" w:hAnsi="Nunito" w:cs="Verdana"/>
+          <w:color w:val="131314"/>
+        </w:rPr>
+      </w:pPr>
+      <w:r>
+        <w:rPr>
+          <w:rFonts w:ascii="Nunito" w:eastAsia="Verdana" w:hAnsi="Nunito" w:cs="Verdana"/>
+          <w:color w:val="131314"/>
+        </w:rPr>
+        <w:t xml:space="preserve">Un objeto cae dentro de un fluido, sin causar turbulencias. La ecuación que rige este movimiento es la segunda ley de Newton, que establece que la masa del objeto multiplicada por su aceleración es igual a la suma de las fuerzas que actúan sobre él. En este caso tenemos dos fuerzas principales: la fuerza de gravedad y la fuerza de arrastre del fluido. Por simplicidad </w:t>
+      </w:r>
+      <w:r>
+        <w:rPr>
+          <w:rFonts w:ascii="Nunito" w:eastAsia="Verdana" w:hAnsi="Nunito" w:cs="Verdana"/>
+          <w:color w:val="131314"/>
+        </w:rPr>
+        <w:t>despreciamos</w:t>
+      </w:r>
+      <w:r>
+        <w:rPr>
+          <w:rFonts w:ascii="Nunito" w:eastAsia="Verdana" w:hAnsi="Nunito" w:cs="Verdana"/>
+          <w:color w:val="131314"/>
+        </w:rPr>
+        <w:t xml:space="preserve"> el empuje asumiendo que la densidad del fluido es mucho menor que la del objeto.</w:t>
+      </w:r>
+    </w:p>
+    <w:p>
+      <w:pPr>
+        <w:jc w:val="both"/>
+        <w:rPr>
+          <w:rFonts w:ascii="Nunito" w:eastAsia="Verdana" w:hAnsi="Nunito" w:cs="Verdana"/>
+          <w:color w:val="131314"/>
+        </w:rPr>
+      </w:pPr>
+    </w:p>
+    <w:p>
+      <w:pPr>
+        <w:jc w:val="both"/>
+        <w:rPr>
+          <w:rFonts w:ascii="Nunito" w:eastAsia="Verdana" w:hAnsi="Nunito" w:cs="Verdana"/>
+          <w:color w:val="131314"/>
+        </w:rPr>
+      </w:pPr>
+      <w:r>
+        <w:rPr>
+          <w:rFonts w:ascii="Nunito" w:eastAsia="Verdana" w:hAnsi="Nunito" w:cs="Verdana"/>
+          <w:color w:val="131314"/>
+        </w:rPr>
+        <w:t>2. Ecuación de movimiento</w:t>
+      </w:r>
+      <w:r>
+        <w:rPr>
+          <w:rFonts w:ascii="Nunito" w:eastAsia="Verdana" w:hAnsi="Nunito" w:cs="Verdana"/>
+          <w:color w:val="131314"/>
+        </w:rPr>
+        <w:t>:</w:t>
+      </w:r>
+    </w:p>
+    <w:p>
+      <w:pPr>
+        <w:jc w:val="both"/>
+        <w:rPr>
+          <w:rFonts w:ascii="Nunito" w:eastAsia="Arial Unicode MS" w:hAnsi="Nunito"/>
+          <w:color w:val="131314"/>
+        </w:rPr>
+      </w:pPr>
+      <w:r>
+        <w:rPr>
+          <w:rFonts w:ascii="Nunito" w:eastAsia="Verdana" w:hAnsi="Nunito" w:cs="Verdana"/>
+          <w:color w:val="131314"/>
+        </w:rPr>
+        <w:t xml:space="preserve">Las </w:t>
+      </w:r>
+      <w:r>
+        <w:rPr>
+          <w:rFonts w:ascii="Nunito" w:eastAsia="Verdana" w:hAnsi="Nunito" w:cs="Verdana"/>
+          <w:color w:val="131314"/>
+        </w:rPr>
+        <w:t xml:space="preserve">dos fuerzas </w:t>
+      </w:r>
+      <w:r>
+        <w:rPr>
+          <w:rFonts w:ascii="Nunito" w:eastAsia="Verdana" w:hAnsi="Nunito" w:cs="Verdana"/>
+          <w:color w:val="131314"/>
+        </w:rPr>
+        <w:t>involucradas son</w:t>
+      </w:r>
+      <w:r>
+        <w:rPr>
+          <w:rFonts w:ascii="Nunito" w:eastAsia="Verdana" w:hAnsi="Nunito" w:cs="Verdana"/>
+          <w:color w:val="131314"/>
+        </w:rPr>
+        <w:t xml:space="preserve"> las de la </w:t>
+      </w:r>
+      <w:r>
+        <w:rPr>
+          <w:rFonts w:ascii="Nunito" w:eastAsia="Verdana" w:hAnsi="Nunito" w:cs="Verdana"/>
+          <w:color w:val="131314"/>
+        </w:rPr>
+        <w:t>figura 1.2,</w:t>
+      </w:r>
+      <w:r>
+        <w:rPr>
+          <w:rFonts w:ascii="Nunito" w:eastAsia="Verdana" w:hAnsi="Nunito" w:cs="Verdana"/>
+          <w:color w:val="131314"/>
+        </w:rPr>
+        <w:t xml:space="preserve"> la de la gravedad, </w:t>
+      </w:r>
+      <w:r>
+        <w:rPr>
+          <w:rStyle w:val="MTConvertedEquation"/>
+        </w:rPr>
+        <w:t>\[{</w:t>
+      </w:r>
+      <w:proofErr w:type="spellStart"/>
+      <w:r>
+        <w:rPr>
+          <w:rStyle w:val="MTConvertedEquation"/>
+        </w:rPr>
+        <w:t>F_g</w:t>
+      </w:r>
+      <w:proofErr w:type="spellEnd"/>
+      <w:r>
+        <w:rPr>
+          <w:rStyle w:val="MTConvertedEquation"/>
+        </w:rPr>
+        <w:t>} =  - \,mg\]</w:t>
+      </w:r>
+      <w:r>
+        <w:rPr>
+          <w:rFonts w:ascii="Nunito" w:hAnsi="Nunito"/>
+        </w:rPr>
+        <w:t xml:space="preserve">, y la de arrastre, </w:t>
+      </w:r>
+      <w:r>
+        <w:rPr>
+          <w:rStyle w:val="MTConvertedEquation"/>
+        </w:rPr>
+        <w:t>\[{</w:t>
+      </w:r>
+      <w:proofErr w:type="spellStart"/>
+      <w:r>
+        <w:rPr>
+          <w:rStyle w:val="MTConvertedEquation"/>
+        </w:rPr>
+        <w:t>F_a</w:t>
+      </w:r>
+      <w:proofErr w:type="spellEnd"/>
+      <w:r>
+        <w:rPr>
+          <w:rStyle w:val="MTConvertedEquation"/>
+        </w:rPr>
+        <w:t>} =  - \,</w:t>
+      </w:r>
+      <w:proofErr w:type="spellStart"/>
+      <w:r>
+        <w:rPr>
+          <w:rStyle w:val="MTConvertedEquation"/>
+        </w:rPr>
+        <w:t>bv</w:t>
+      </w:r>
+      <w:proofErr w:type="spellEnd"/>
+      <w:r>
+        <w:rPr>
+          <w:rStyle w:val="MTConvertedEquation"/>
+        </w:rPr>
+        <w:t>\]</w:t>
+      </w:r>
+      <w:r>
+        <w:rPr>
+          <w:rFonts w:ascii="Nunito" w:hAnsi="Nunito"/>
+        </w:rPr>
+        <w:t>. La ecuación de movimiento es:</w:t>
+      </w:r>
+    </w:p>
+    <w:p>
+      <w:pPr>
+        <w:jc w:val="both"/>
+        <w:rPr>
+          <w:rFonts w:ascii="Nunito" w:eastAsia="Arial Unicode MS" w:hAnsi="Nunito"/>
+          <w:color w:val="131314"/>
+        </w:rPr>
+      </w:pPr>
+    </w:p>
+    <w:p>
+      <w:pPr>
+        <w:pStyle w:val="MTDisplayEquation"/>
+        <w:rPr>
+          <w:rFonts w:ascii="Nunito" w:hAnsi="Nunito"/>
+        </w:rPr>
+      </w:pPr>
+      <w:r>
+        <w:rPr>
+          <w:rFonts w:ascii="Nunito" w:hAnsi="Nunito"/>
+        </w:rPr>
+        <w:tab/>
+      </w:r>
+      <w:r>
+        <w:rPr>
+          <w:rStyle w:val="MTConvertedEquation"/>
+        </w:rPr>
+        <w:t>\[m\frac{{</w:t>
+      </w:r>
+      <w:proofErr w:type="spellStart"/>
+      <w:r>
+        <w:rPr>
+          <w:rStyle w:val="MTConvertedEquation"/>
+        </w:rPr>
+        <w:t>dv</w:t>
+      </w:r>
+      <w:proofErr w:type="spellEnd"/>
+      <w:r>
+        <w:rPr>
+          <w:rStyle w:val="MTConvertedEquation"/>
+        </w:rPr>
+        <w:t>}}{{</w:t>
+      </w:r>
+      <w:proofErr w:type="spellStart"/>
+      <w:r>
+        <w:rPr>
+          <w:rStyle w:val="MTConvertedEquation"/>
+        </w:rPr>
+        <w:t>dt</w:t>
+      </w:r>
+      <w:proofErr w:type="spellEnd"/>
+      <w:r>
+        <w:rPr>
+          <w:rStyle w:val="MTConvertedEquation"/>
+        </w:rPr>
+        <w:t>}} = {</w:t>
+      </w:r>
+      <w:proofErr w:type="spellStart"/>
+      <w:r>
+        <w:rPr>
+          <w:rStyle w:val="MTConvertedEquation"/>
+        </w:rPr>
+        <w:t>F_g</w:t>
+      </w:r>
+      <w:proofErr w:type="spellEnd"/>
+      <w:r>
+        <w:rPr>
+          <w:rStyle w:val="MTConvertedEquation"/>
+        </w:rPr>
+        <w:t>} + {</w:t>
+      </w:r>
+      <w:proofErr w:type="spellStart"/>
+      <w:r>
+        <w:rPr>
+          <w:rStyle w:val="MTConvertedEquation"/>
+        </w:rPr>
+        <w:t>F_a</w:t>
+      </w:r>
+      <w:proofErr w:type="spellEnd"/>
+      <w:r>
+        <w:rPr>
+          <w:rStyle w:val="MTConvertedEquation"/>
+        </w:rPr>
+        <w:t xml:space="preserve">} =  - \,mg - </w:t>
+      </w:r>
+      <w:proofErr w:type="spellStart"/>
+      <w:r>
+        <w:rPr>
+          <w:rStyle w:val="MTConvertedEquation"/>
+        </w:rPr>
+        <w:t>bv</w:t>
+      </w:r>
+      <w:proofErr w:type="spellEnd"/>
+      <w:r>
+        <w:rPr>
+          <w:rStyle w:val="MTConvertedEquation"/>
+        </w:rPr>
+        <w:t>\]</w:t>
+      </w:r>
+      <w:r>
+        <w:rPr>
+          <w:rFonts w:ascii="Nunito" w:hAnsi="Nunito"/>
+        </w:rPr>
+        <w:tab/>
+      </w:r>
+      <w:r>
+        <w:rPr>
+          <w:rFonts w:ascii="Nunito" w:hAnsi="Nunito"/>
+        </w:rPr>
+        <w:fldChar w:fldCharType="begin"/>
+      </w:r>
+      <w:r>
+        <w:rPr>
+          <w:rFonts w:ascii="Nunito" w:hAnsi="Nunito"/>
+        </w:rPr>
+        <w:instrText xml:space="preserve"> MACROBUTTON MTPlaceRef \* MERGEFORMAT </w:instrText>
+      </w:r>
+      <w:r>
+        <w:rPr>
+          <w:rFonts w:ascii="Nunito" w:hAnsi="Nunito"/>
+        </w:rPr>
+        <w:fldChar w:fldCharType="begin"/>
+      </w:r>
+      <w:r>
+        <w:rPr>
+          <w:rFonts w:ascii="Nunito" w:hAnsi="Nunito"/>
+        </w:rPr>
+        <w:instrText xml:space="preserve"> SEQ MTEqn \h \* MERGEFORMAT </w:instrText>
+      </w:r>
+      <w:r>
+        <w:rPr>
+          <w:rFonts w:ascii="Nunito" w:hAnsi="Nunito"/>
+        </w:rPr>
+        <w:fldChar w:fldCharType="end"/>
+      </w:r>
+      <w:r>
+        <w:rPr>
+          <w:rFonts w:ascii="Nunito" w:hAnsi="Nunito"/>
+        </w:rPr>
+        <w:instrText>(</w:instrText>
+      </w:r>
+      <w:r>
+        <w:rPr>
+          <w:rFonts w:ascii="Nunito" w:hAnsi="Nunito"/>
+        </w:rPr>
+        <w:fldChar w:fldCharType="begin"/>
+      </w:r>
+      <w:r>
+        <w:rPr>
+          <w:rFonts w:ascii="Nunito" w:hAnsi="Nunito"/>
+        </w:rPr>
+        <w:instrText xml:space="preserve"> SEQ MTSec \c \* Arabic \* MERGEFORMAT </w:instrText>
+      </w:r>
+      <w:r>
+        <w:rPr>
+          <w:rFonts w:ascii="Nunito" w:hAnsi="Nunito"/>
+        </w:rPr>
+        <w:fldChar w:fldCharType="separate"/>
+      </w:r>
+      <w:r>
+        <w:rPr>
+          <w:rFonts w:ascii="Nunito" w:hAnsi="Nunito"/>
+          <w:noProof/>
+        </w:rPr>
+        <w:instrText>1</w:instrText>
+      </w:r>
+      <w:r>
+        <w:rPr>
+          <w:rFonts w:ascii="Nunito" w:hAnsi="Nunito"/>
+          <w:noProof/>
+        </w:rPr>
+        <w:fldChar w:fldCharType="end"/>
+      </w:r>
+      <w:r>
+        <w:rPr>
+          <w:rFonts w:ascii="Nunito" w:hAnsi="Nunito"/>
+        </w:rPr>
+        <w:instrText>.</w:instrText>
+      </w:r>
+      <w:r>
+        <w:rPr>
+          <w:rFonts w:ascii="Nunito" w:hAnsi="Nunito"/>
+        </w:rPr>
+        <w:fldChar w:fldCharType="begin"/>
+      </w:r>
+      <w:r>
+        <w:rPr>
+          <w:rFonts w:ascii="Nunito" w:hAnsi="Nunito"/>
+        </w:rPr>
+        <w:instrText xml:space="preserve"> SEQ MTEqn \c \* Arabic \* MERGEFORMAT </w:instrText>
+      </w:r>
+      <w:r>
+        <w:rPr>
+          <w:rFonts w:ascii="Nunito" w:hAnsi="Nunito"/>
+        </w:rPr>
+        <w:fldChar w:fldCharType="separate"/>
+      </w:r>
+      <w:r>
+        <w:rPr>
+          <w:rFonts w:ascii="Nunito" w:hAnsi="Nunito"/>
+          <w:noProof/>
+        </w:rPr>
+        <w:instrText>13</w:instrText>
+      </w:r>
+      <w:r>
+        <w:rPr>
+          <w:rFonts w:ascii="Nunito" w:hAnsi="Nunito"/>
+          <w:noProof/>
+        </w:rPr>
+        <w:fldChar w:fldCharType="end"/>
+      </w:r>
+      <w:r>
+        <w:rPr>
+          <w:rFonts w:ascii="Nunito" w:hAnsi="Nunito"/>
+        </w:rPr>
+        <w:instrText>)</w:instrText>
+      </w:r>
+      <w:r>
+        <w:rPr>
+          <w:rFonts w:ascii="Nunito" w:hAnsi="Nunito"/>
+        </w:rPr>
+        <w:fldChar w:fldCharType="end"/>
+      </w:r>
+    </w:p>
+    <w:p>
+      <w:pPr>
+        <w:jc w:val="both"/>
+        <w:rPr>
+          <w:rFonts w:ascii="Nunito" w:eastAsia="Verdana" w:hAnsi="Nunito" w:cs="Verdana"/>
+          <w:color w:val="131314"/>
+          <w:lang w:val="es-ES"/>
+        </w:rPr>
+      </w:pPr>
+    </w:p>
+    <w:p>
+      <w:pPr>
+        <w:jc w:val="both"/>
+        <w:rPr>
+          <w:rFonts w:ascii="Nunito" w:eastAsia="Verdana" w:hAnsi="Nunito" w:cs="Verdana"/>
+          <w:color w:val="131314"/>
+        </w:rPr>
+      </w:pPr>
+      <w:r>
+        <w:rPr>
+          <w:rFonts w:ascii="Nunito" w:eastAsia="Verdana" w:hAnsi="Nunito" w:cs="Verdana"/>
+          <w:color w:val="131314"/>
+        </w:rPr>
+        <w:t>3. Condición de equilibrio</w:t>
+      </w:r>
+      <w:r>
+        <w:rPr>
+          <w:rFonts w:ascii="Nunito" w:eastAsia="Verdana" w:hAnsi="Nunito" w:cs="Verdana"/>
+          <w:color w:val="131314"/>
+        </w:rPr>
+        <w:t>:</w:t>
+      </w:r>
+    </w:p>
+    <w:p>
+      <w:pPr>
+        <w:jc w:val="both"/>
+        <w:rPr>
+          <w:rFonts w:ascii="Nunito" w:eastAsia="Verdana" w:hAnsi="Nunito" w:cs="Verdana"/>
+          <w:color w:val="131314"/>
+        </w:rPr>
+      </w:pPr>
+      <w:r>
+        <w:rPr>
+          <w:rFonts w:ascii="Nunito" w:eastAsia="Verdana" w:hAnsi="Nunito" w:cs="Verdana"/>
+          <w:color w:val="131314"/>
+        </w:rPr>
+        <w:t xml:space="preserve">La velocidad de equilibrio </w:t>
+      </w:r>
+      <w:r>
+        <w:rPr>
+          <w:rStyle w:val="MTConvertedEquation"/>
+        </w:rPr>
+        <w:t>\[{v_{</w:t>
+      </w:r>
+      <w:proofErr w:type="spellStart"/>
+      <w:r>
+        <w:rPr>
+          <w:rStyle w:val="MTConvertedEquation"/>
+        </w:rPr>
+        <w:t>eq</w:t>
+      </w:r>
+      <w:proofErr w:type="spellEnd"/>
+      <w:r>
+        <w:rPr>
+          <w:rStyle w:val="MTConvertedEquation"/>
+        </w:rPr>
+        <w:t>}}\]</w:t>
+      </w:r>
+      <w:r>
+        <w:rPr>
+          <w:rFonts w:ascii="Nunito" w:eastAsia="Verdana" w:hAnsi="Nunito" w:cs="Verdana"/>
+          <w:color w:val="131314"/>
+        </w:rPr>
+        <w:t xml:space="preserve"> se alcanza cuando la fuerza de arrastre se iguala a la fuerza de gravedad, es decir, cuando la aceleración del objeto es cero. Al resolver la ecuación de movimiento para </w:t>
+      </w:r>
+      <w:r>
+        <w:rPr>
+          <w:rStyle w:val="MTConvertedEquation"/>
+        </w:rPr>
+        <w:t>\[</w:t>
+      </w:r>
+      <w:proofErr w:type="spellStart"/>
+      <w:r>
+        <w:rPr>
+          <w:rStyle w:val="MTConvertedEquation"/>
+        </w:rPr>
+        <w:t>dv</w:t>
+      </w:r>
+      <w:proofErr w:type="spellEnd"/>
+      <w:r>
+        <w:rPr>
+          <w:rStyle w:val="MTConvertedEquation"/>
+        </w:rPr>
+        <w:t>/</w:t>
+      </w:r>
+      <w:proofErr w:type="spellStart"/>
+      <w:r>
+        <w:rPr>
+          <w:rStyle w:val="MTConvertedEquation"/>
+        </w:rPr>
+        <w:t>dt</w:t>
+      </w:r>
+      <w:proofErr w:type="spellEnd"/>
+      <w:r>
+        <w:rPr>
+          <w:rStyle w:val="MTConvertedEquation"/>
+        </w:rPr>
+        <w:t>{\</w:t>
+      </w:r>
+      <w:proofErr w:type="spellStart"/>
+      <w:r>
+        <w:rPr>
+          <w:rStyle w:val="MTConvertedEquation"/>
+        </w:rPr>
+        <w:t>rm</w:t>
+      </w:r>
+      <w:proofErr w:type="spellEnd"/>
+      <w:r>
+        <w:rPr>
+          <w:rStyle w:val="MTConvertedEquation"/>
+        </w:rPr>
+        <w:t>{ }} = {\</w:t>
+      </w:r>
+      <w:proofErr w:type="spellStart"/>
+      <w:r>
+        <w:rPr>
+          <w:rStyle w:val="MTConvertedEquation"/>
+        </w:rPr>
+        <w:t>rm</w:t>
+      </w:r>
+      <w:proofErr w:type="spellEnd"/>
+      <w:r>
+        <w:rPr>
+          <w:rStyle w:val="MTConvertedEquation"/>
+        </w:rPr>
+        <w:t>{ }}0\]</w:t>
+      </w:r>
+      <w:r>
+        <w:rPr>
+          <w:rFonts w:ascii="Nunito" w:eastAsia="Verdana" w:hAnsi="Nunito" w:cs="Verdana"/>
+          <w:color w:val="131314"/>
+        </w:rPr>
+        <w:t xml:space="preserve">, </w:t>
+      </w:r>
+      <w:r>
+        <w:rPr>
+          <w:rFonts w:ascii="Nunito" w:eastAsia="Verdana" w:hAnsi="Nunito" w:cs="Verdana"/>
+          <w:color w:val="131314"/>
+        </w:rPr>
+        <w:t xml:space="preserve">obtenemos la velocidad de equilibrio: </w:t>
+      </w:r>
+      <w:r>
+        <w:rPr>
+          <w:rStyle w:val="MTConvertedEquation"/>
+        </w:rPr>
+        <w:t>\[{v_{</w:t>
+      </w:r>
+      <w:proofErr w:type="spellStart"/>
+      <w:r>
+        <w:rPr>
+          <w:rStyle w:val="MTConvertedEquation"/>
+        </w:rPr>
+        <w:t>eq</w:t>
+      </w:r>
+      <w:proofErr w:type="spellEnd"/>
+      <w:r>
+        <w:rPr>
+          <w:rStyle w:val="MTConvertedEquation"/>
+        </w:rPr>
+        <w:t>}} =  - mg/b\]</w:t>
+      </w:r>
+      <w:r>
+        <w:rPr>
+          <w:rFonts w:ascii="Nunito" w:eastAsia="Verdana" w:hAnsi="Nunito" w:cs="Verdana"/>
+          <w:color w:val="131314"/>
+        </w:rPr>
+        <w:t>. Esto significa que después de un cierto tiempo, el objeto caerá a una velocidad constante</w:t>
+      </w:r>
+      <w:r>
+        <w:rPr>
+          <w:rFonts w:ascii="Nunito" w:eastAsia="Verdana" w:hAnsi="Nunito" w:cs="Verdana"/>
+          <w:color w:val="131314"/>
+        </w:rPr>
+        <w:t xml:space="preserve">, </w:t>
+      </w:r>
+      <w:r>
+        <w:rPr>
+          <w:rStyle w:val="MTConvertedEquation"/>
+        </w:rPr>
+        <w:t>\[{v_{</w:t>
+      </w:r>
+      <w:proofErr w:type="spellStart"/>
+      <w:r>
+        <w:rPr>
+          <w:rStyle w:val="MTConvertedEquation"/>
+        </w:rPr>
+        <w:t>eq</w:t>
+      </w:r>
+      <w:proofErr w:type="spellEnd"/>
+      <w:r>
+        <w:rPr>
+          <w:rStyle w:val="MTConvertedEquation"/>
+        </w:rPr>
+        <w:t>}}\]</w:t>
+      </w:r>
+      <w:r>
+        <w:rPr>
+          <w:rFonts w:ascii="Nunito" w:eastAsia="Verdana" w:hAnsi="Nunito" w:cs="Verdana"/>
+          <w:color w:val="131314"/>
+        </w:rPr>
+        <w:t xml:space="preserve">, </w:t>
+      </w:r>
+      <w:r>
+        <w:rPr>
+          <w:rFonts w:ascii="Nunito" w:eastAsia="Verdana" w:hAnsi="Nunito" w:cs="Verdana"/>
+          <w:color w:val="131314"/>
+        </w:rPr>
+        <w:t>determinada por el equilibrio entre la fuerza de gravedad y la fuerza de arrastre.</w:t>
+      </w:r>
+    </w:p>
+    <w:p>
+      <w:pPr>
+        <w:jc w:val="both"/>
+        <w:rPr>
+          <w:rFonts w:ascii="Nunito" w:eastAsia="Verdana" w:hAnsi="Nunito" w:cs="Verdana"/>
+          <w:color w:val="131314"/>
+        </w:rPr>
+      </w:pPr>
+    </w:p>
+    <w:p>
+      <w:pPr>
+        <w:jc w:val="both"/>
+        <w:rPr>
+          <w:rFonts w:ascii="Nunito" w:eastAsia="Verdana" w:hAnsi="Nunito" w:cs="Verdana"/>
+          <w:color w:val="131314"/>
+        </w:rPr>
+      </w:pPr>
+      <w:r>
+        <w:rPr>
+          <w:rFonts w:ascii="Nunito" w:eastAsia="Verdana" w:hAnsi="Nunito" w:cs="Verdana"/>
+          <w:color w:val="131314"/>
+        </w:rPr>
+        <w:t>4. Solución de la ecuación de movimiento</w:t>
+      </w:r>
+      <w:r>
+        <w:rPr>
+          <w:rFonts w:ascii="Nunito" w:eastAsia="Verdana" w:hAnsi="Nunito" w:cs="Verdana"/>
+          <w:color w:val="131314"/>
+        </w:rPr>
+        <w:t>:</w:t>
+      </w:r>
+    </w:p>
+    <w:p>
+      <w:pPr>
+        <w:jc w:val="both"/>
+        <w:rPr>
+          <w:rFonts w:ascii="Nunito" w:eastAsia="Verdana" w:hAnsi="Nunito" w:cs="Verdana"/>
+          <w:color w:val="131314"/>
+        </w:rPr>
+      </w:pPr>
+      <w:r>
+        <w:rPr>
+          <w:rFonts w:ascii="Nunito" w:eastAsia="Verdana" w:hAnsi="Nunito" w:cs="Verdana"/>
+          <w:color w:val="131314"/>
+        </w:rPr>
         <w:lastRenderedPageBreak/>
-        <w:t xml:space="preserve">Es importante recordar que esta definición matemática describe el comportamiento de una sola variable en un sistema. Un sistema complejo puede tener varias variables, cada una con su propio </w:t>
-      </w:r>
-      <w:r>
-        <w:rPr>
-          <w:rFonts w:ascii="Nunito" w:eastAsia="Verdana" w:hAnsi="Nunito" w:cs="Verdana"/>
-          <w:color w:val="131314"/>
-        </w:rPr>
-        <w:t>tipo</w:t>
-      </w:r>
-      <w:r>
-        <w:rPr>
-          <w:rFonts w:ascii="Nunito" w:eastAsia="Verdana" w:hAnsi="Nunito" w:cs="Verdana"/>
-          <w:color w:val="131314"/>
-        </w:rPr>
-        <w:t xml:space="preserve"> de amortiguamiento.</w:t>
-      </w:r>
-    </w:p>
-    <w:p>
-      <w:pPr>
-        <w:jc w:val="both"/>
-        <w:rPr>
-          <w:rFonts w:ascii="Nunito" w:eastAsia="Verdana" w:hAnsi="Nunito" w:cs="Verdana"/>
-          <w:color w:val="131314"/>
-        </w:rPr>
-      </w:pPr>
-      <w:r>
-        <w:rPr>
-          <w:rFonts w:ascii="Nunito" w:eastAsia="Verdana" w:hAnsi="Nunito" w:cs="Verdana"/>
-          <w:color w:val="131314"/>
-        </w:rPr>
-        <w:t>Para entender</w:t>
-      </w:r>
-      <w:r>
-        <w:rPr>
-          <w:rFonts w:ascii="Nunito" w:eastAsia="Verdana" w:hAnsi="Nunito" w:cs="Verdana"/>
-          <w:color w:val="131314"/>
-        </w:rPr>
-        <w:t xml:space="preserve"> mejor el concepto de amortiguamiento</w:t>
-      </w:r>
-      <w:r>
-        <w:rPr>
-          <w:rFonts w:ascii="Nunito" w:eastAsia="Verdana" w:hAnsi="Nunito" w:cs="Verdana"/>
-          <w:color w:val="131314"/>
-        </w:rPr>
-        <w:t xml:space="preserve">, vamos a estudiar </w:t>
-      </w:r>
-      <w:r>
-        <w:rPr>
-          <w:rFonts w:ascii="Nunito" w:eastAsia="Verdana" w:hAnsi="Nunito" w:cs="Verdana"/>
-          <w:color w:val="131314"/>
-        </w:rPr>
-        <w:t xml:space="preserve">paso a paso </w:t>
-      </w:r>
-      <w:r>
-        <w:rPr>
-          <w:rFonts w:ascii="Nunito" w:eastAsia="Verdana" w:hAnsi="Nunito" w:cs="Verdana"/>
-          <w:color w:val="131314"/>
-        </w:rPr>
-        <w:t xml:space="preserve">un </w:t>
-      </w:r>
-      <w:r>
-        <w:rPr>
-          <w:rFonts w:ascii="Nunito" w:eastAsia="Verdana" w:hAnsi="Nunito" w:cs="Verdana"/>
-          <w:color w:val="131314"/>
-        </w:rPr>
-        <w:t>caso</w:t>
-      </w:r>
-      <w:r>
-        <w:rPr>
-          <w:rFonts w:ascii="Nunito" w:eastAsia="Verdana" w:hAnsi="Nunito" w:cs="Verdana"/>
-          <w:color w:val="131314"/>
-        </w:rPr>
-        <w:t xml:space="preserve"> de amortiguamiento lineal, la caída libre de un objeto en un fluido</w:t>
-      </w:r>
-      <w:r>
-        <w:rPr>
-          <w:rFonts w:ascii="Nunito" w:eastAsia="Verdana" w:hAnsi="Nunito" w:cs="Verdana"/>
-          <w:color w:val="131314"/>
-        </w:rPr>
-        <w:t xml:space="preserve">, que </w:t>
-      </w:r>
-      <w:r>
-        <w:rPr>
-          <w:rFonts w:ascii="Nunito" w:eastAsia="Verdana" w:hAnsi="Nunito" w:cs="Verdana"/>
-          <w:color w:val="131314"/>
-        </w:rPr>
-        <w:t>habíamos planteado</w:t>
-      </w:r>
-      <w:r>
-        <w:rPr>
-          <w:rFonts w:ascii="Nunito" w:eastAsia="Verdana" w:hAnsi="Nunito" w:cs="Verdana"/>
-          <w:color w:val="131314"/>
-        </w:rPr>
-        <w:t xml:space="preserve"> en el ejemplo 3 (figura 1.2).</w:t>
-      </w:r>
-    </w:p>
-    <w:p>
-      <w:pPr>
-        <w:jc w:val="both"/>
-        <w:rPr>
-          <w:rFonts w:ascii="Nunito" w:eastAsia="Verdana" w:hAnsi="Nunito" w:cs="Verdana"/>
-          <w:color w:val="131314"/>
-        </w:rPr>
-      </w:pPr>
-    </w:p>
-    <w:p>
-      <w:pPr>
-        <w:jc w:val="both"/>
-        <w:rPr>
-          <w:rFonts w:ascii="Nunito" w:eastAsia="Verdana" w:hAnsi="Nunito" w:cs="Verdana"/>
-          <w:color w:val="131314"/>
-        </w:rPr>
-      </w:pPr>
-      <w:r>
-        <w:rPr>
-          <w:rFonts w:ascii="Nunito" w:eastAsia="Verdana" w:hAnsi="Nunito" w:cs="Verdana"/>
-          <w:color w:val="131314"/>
-        </w:rPr>
-        <w:t>1. Definición del problema</w:t>
-      </w:r>
-      <w:r>
-        <w:rPr>
-          <w:rFonts w:ascii="Nunito" w:eastAsia="Verdana" w:hAnsi="Nunito" w:cs="Verdana"/>
-          <w:color w:val="131314"/>
-        </w:rPr>
-        <w:t>:</w:t>
-      </w:r>
-    </w:p>
-    <w:p>
-      <w:pPr>
-        <w:jc w:val="both"/>
-        <w:rPr>
-          <w:rFonts w:ascii="Nunito" w:eastAsia="Verdana" w:hAnsi="Nunito" w:cs="Verdana"/>
-          <w:color w:val="131314"/>
-        </w:rPr>
-      </w:pPr>
-      <w:r>
-        <w:rPr>
-          <w:rFonts w:ascii="Nunito" w:eastAsia="Verdana" w:hAnsi="Nunito" w:cs="Verdana"/>
-          <w:color w:val="131314"/>
-        </w:rPr>
-        <w:t xml:space="preserve">Un objeto cae dentro de un fluido, sin causar turbulencias. La ecuación que rige este movimiento es la segunda ley de Newton, que establece que la masa del objeto multiplicada por su aceleración es igual a la suma de las fuerzas que actúan sobre él. En este caso tenemos dos fuerzas principales: la fuerza de gravedad y la fuerza de arrastre del fluido. Por simplicidad </w:t>
-      </w:r>
-      <w:r>
-        <w:rPr>
-          <w:rFonts w:ascii="Nunito" w:eastAsia="Verdana" w:hAnsi="Nunito" w:cs="Verdana"/>
-          <w:color w:val="131314"/>
-        </w:rPr>
-        <w:t>despreciamos</w:t>
-      </w:r>
-      <w:r>
-        <w:rPr>
-          <w:rFonts w:ascii="Nunito" w:eastAsia="Verdana" w:hAnsi="Nunito" w:cs="Verdana"/>
-          <w:color w:val="131314"/>
-        </w:rPr>
-        <w:t xml:space="preserve"> el empuje asumiendo que la densidad del fluido es mucho menor que la del objeto.</w:t>
-      </w:r>
-    </w:p>
-    <w:p>
-      <w:pPr>
-        <w:jc w:val="both"/>
-        <w:rPr>
-          <w:rFonts w:ascii="Nunito" w:eastAsia="Verdana" w:hAnsi="Nunito" w:cs="Verdana"/>
-          <w:color w:val="131314"/>
-        </w:rPr>
-      </w:pPr>
-    </w:p>
-    <w:p>
-      <w:pPr>
-        <w:jc w:val="both"/>
-        <w:rPr>
-          <w:rFonts w:ascii="Nunito" w:eastAsia="Verdana" w:hAnsi="Nunito" w:cs="Verdana"/>
-          <w:color w:val="131314"/>
-        </w:rPr>
-      </w:pPr>
-      <w:r>
-        <w:rPr>
-          <w:rFonts w:ascii="Nunito" w:eastAsia="Verdana" w:hAnsi="Nunito" w:cs="Verdana"/>
-          <w:color w:val="131314"/>
-        </w:rPr>
-        <w:t>2. Ecuación de movimiento</w:t>
-      </w:r>
-      <w:r>
-        <w:rPr>
-          <w:rFonts w:ascii="Nunito" w:eastAsia="Verdana" w:hAnsi="Nunito" w:cs="Verdana"/>
-          <w:color w:val="131314"/>
-        </w:rPr>
-        <w:t>:</w:t>
-      </w:r>
-    </w:p>
-    <w:p>
-      <w:pPr>
-        <w:jc w:val="both"/>
-        <w:rPr>
-          <w:rFonts w:ascii="Nunito" w:eastAsia="Arial Unicode MS" w:hAnsi="Nunito"/>
-          <w:color w:val="131314"/>
-        </w:rPr>
-      </w:pPr>
-      <w:r>
-        <w:rPr>
-          <w:rFonts w:ascii="Nunito" w:eastAsia="Verdana" w:hAnsi="Nunito" w:cs="Verdana"/>
-          <w:color w:val="131314"/>
-        </w:rPr>
-        <w:t xml:space="preserve">Las </w:t>
-      </w:r>
-      <w:r>
-        <w:rPr>
-          <w:rFonts w:ascii="Nunito" w:eastAsia="Verdana" w:hAnsi="Nunito" w:cs="Verdana"/>
-          <w:color w:val="131314"/>
-        </w:rPr>
-        <w:t xml:space="preserve">dos fuerzas </w:t>
-      </w:r>
-      <w:r>
-        <w:rPr>
-          <w:rFonts w:ascii="Nunito" w:eastAsia="Verdana" w:hAnsi="Nunito" w:cs="Verdana"/>
-          <w:color w:val="131314"/>
-        </w:rPr>
-        <w:t>involucradas son</w:t>
-      </w:r>
-      <w:r>
-        <w:rPr>
-          <w:rFonts w:ascii="Nunito" w:eastAsia="Verdana" w:hAnsi="Nunito" w:cs="Verdana"/>
-          <w:color w:val="131314"/>
-        </w:rPr>
-        <w:t xml:space="preserve"> las de la </w:t>
-      </w:r>
-      <w:r>
-        <w:rPr>
-          <w:rFonts w:ascii="Nunito" w:eastAsia="Verdana" w:hAnsi="Nunito" w:cs="Verdana"/>
-          <w:color w:val="131314"/>
-        </w:rPr>
-        <w:t>figura 1.2,</w:t>
-      </w:r>
-      <w:r>
-        <w:rPr>
-          <w:rFonts w:ascii="Nunito" w:eastAsia="Verdana" w:hAnsi="Nunito" w:cs="Verdana"/>
-          <w:color w:val="131314"/>
-        </w:rPr>
-        <w:t xml:space="preserve"> la de la gravedad, </w:t>
-      </w:r>
-      <w:r>
-        <w:rPr>
-          <w:rFonts w:ascii="Nunito" w:hAnsi="Nunito"/>
-          <w:position w:val="-14"/>
-        </w:rPr>
-        <w:object w:dxaOrig="960" w:dyaOrig="380" w14:anchorId="26656522">
-          <v:shape id="_x0000_i1084" type="#_x0000_t75" style="width:48.4pt;height:19.15pt" o:ole="">
-            <v:imagedata r:id="rId126" o:title=""/>
-          </v:shape>
-          <o:OLEObject Type="Embed" ProgID="Equation.DSMT4" ShapeID="_x0000_i1084" DrawAspect="Content" ObjectID="_1827993455" r:id="rId127"/>
-        </w:object>
-      </w:r>
-      <w:r>
-        <w:rPr>
-          <w:rFonts w:ascii="Nunito" w:hAnsi="Nunito"/>
-        </w:rPr>
-        <w:t xml:space="preserve">, y la de arrastre, </w:t>
-      </w:r>
-      <w:r>
-        <w:rPr>
-          <w:rFonts w:ascii="Nunito" w:hAnsi="Nunito"/>
-          <w:position w:val="-12"/>
-        </w:rPr>
-        <w:object w:dxaOrig="900" w:dyaOrig="360" w14:anchorId="1F02DF87">
-          <v:shape id="_x0000_i1085" type="#_x0000_t75" style="width:45pt;height:17.65pt" o:ole="">
-            <v:imagedata r:id="rId128" o:title=""/>
-          </v:shape>
-          <o:OLEObject Type="Embed" ProgID="Equation.DSMT4" ShapeID="_x0000_i1085" DrawAspect="Content" ObjectID="_1827993456" r:id="rId129"/>
-        </w:object>
-      </w:r>
-      <w:r>
-        <w:rPr>
-          <w:rFonts w:ascii="Nunito" w:hAnsi="Nunito"/>
-        </w:rPr>
-        <w:t>. La ecuación de movimiento es:</w:t>
-      </w:r>
-    </w:p>
-    <w:p>
-      <w:pPr>
-        <w:jc w:val="both"/>
-        <w:rPr>
-          <w:rFonts w:ascii="Nunito" w:eastAsia="Arial Unicode MS" w:hAnsi="Nunito"/>
-          <w:color w:val="131314"/>
-        </w:rPr>
-      </w:pPr>
-    </w:p>
-    <w:p>
-      <w:pPr>
-        <w:pStyle w:val="MTDisplayEquation"/>
-        <w:rPr>
-          <w:rFonts w:ascii="Nunito" w:hAnsi="Nunito"/>
-        </w:rPr>
-      </w:pPr>
-      <w:r>
-        <w:rPr>
-          <w:rFonts w:ascii="Nunito" w:hAnsi="Nunito"/>
-        </w:rPr>
-        <w:tab/>
-      </w:r>
-      <w:r>
-        <w:rPr>
-          <w:rFonts w:ascii="Nunito" w:hAnsi="Nunito"/>
-          <w:position w:val="-22"/>
-        </w:rPr>
-        <w:object w:dxaOrig="2540" w:dyaOrig="600" w14:anchorId="48B31A1B">
-          <v:shape id="_x0000_i1086" type="#_x0000_t75" style="width:126pt;height:30pt" o:ole="">
-            <v:imagedata r:id="rId130" o:title=""/>
-          </v:shape>
-          <o:OLEObject Type="Embed" ProgID="Equation.DSMT4" ShapeID="_x0000_i1086" DrawAspect="Content" ObjectID="_1827993457" r:id="rId131"/>
-        </w:object>
-      </w:r>
-      <w:r>
-        <w:rPr>
-          <w:rFonts w:ascii="Nunito" w:hAnsi="Nunito"/>
-        </w:rPr>
-        <w:tab/>
-      </w:r>
-      <w:r>
-        <w:rPr>
-          <w:rFonts w:ascii="Nunito" w:hAnsi="Nunito"/>
-        </w:rPr>
-        <w:fldChar w:fldCharType="begin"/>
-      </w:r>
-      <w:r>
-        <w:rPr>
-          <w:rFonts w:ascii="Nunito" w:hAnsi="Nunito"/>
-        </w:rPr>
-        <w:instrText xml:space="preserve"> MACROBUTTON MTPlaceRef \* MERGEFORMAT </w:instrText>
-      </w:r>
-      <w:r>
-        <w:rPr>
-          <w:rFonts w:ascii="Nunito" w:hAnsi="Nunito"/>
-        </w:rPr>
-        <w:fldChar w:fldCharType="begin"/>
-      </w:r>
-      <w:r>
-        <w:rPr>
-          <w:rFonts w:ascii="Nunito" w:hAnsi="Nunito"/>
-        </w:rPr>
-        <w:instrText xml:space="preserve"> SEQ MTEqn \h \* MERGEFORMAT </w:instrText>
-      </w:r>
-      <w:r>
-        <w:rPr>
-          <w:rFonts w:ascii="Nunito" w:hAnsi="Nunito"/>
-        </w:rPr>
-        <w:fldChar w:fldCharType="end"/>
-      </w:r>
-      <w:r>
-        <w:rPr>
-          <w:rFonts w:ascii="Nunito" w:hAnsi="Nunito"/>
-        </w:rPr>
-        <w:instrText>(</w:instrText>
-      </w:r>
-      <w:r>
-        <w:rPr>
-          <w:rFonts w:ascii="Nunito" w:hAnsi="Nunito"/>
-        </w:rPr>
-        <w:fldChar w:fldCharType="begin"/>
-      </w:r>
-      <w:r>
-        <w:rPr>
-          <w:rFonts w:ascii="Nunito" w:hAnsi="Nunito"/>
-        </w:rPr>
-        <w:instrText xml:space="preserve"> SEQ MTSec \c \* Arabic \* MERGEFORMAT </w:instrText>
-      </w:r>
-      <w:r>
-        <w:rPr>
-          <w:rFonts w:ascii="Nunito" w:hAnsi="Nunito"/>
-        </w:rPr>
-        <w:fldChar w:fldCharType="separate"/>
-      </w:r>
-      <w:r>
-        <w:rPr>
-          <w:rFonts w:ascii="Nunito" w:hAnsi="Nunito"/>
-          <w:noProof/>
-        </w:rPr>
-        <w:instrText>1</w:instrText>
-      </w:r>
-      <w:r>
-        <w:rPr>
-          <w:rFonts w:ascii="Nunito" w:hAnsi="Nunito"/>
-          <w:noProof/>
-        </w:rPr>
-        <w:fldChar w:fldCharType="end"/>
-      </w:r>
-      <w:r>
-        <w:rPr>
-          <w:rFonts w:ascii="Nunito" w:hAnsi="Nunito"/>
-        </w:rPr>
-        <w:instrText>.</w:instrText>
-      </w:r>
-      <w:r>
-        <w:rPr>
-          <w:rFonts w:ascii="Nunito" w:hAnsi="Nunito"/>
-        </w:rPr>
-        <w:fldChar w:fldCharType="begin"/>
-      </w:r>
-      <w:r>
-        <w:rPr>
-          <w:rFonts w:ascii="Nunito" w:hAnsi="Nunito"/>
-        </w:rPr>
-        <w:instrText xml:space="preserve"> SEQ MTEqn \c \* Arabic \* MERGEFORMAT </w:instrText>
-      </w:r>
-      <w:r>
-        <w:rPr>
-          <w:rFonts w:ascii="Nunito" w:hAnsi="Nunito"/>
-        </w:rPr>
-        <w:fldChar w:fldCharType="separate"/>
-      </w:r>
-      <w:r>
-        <w:rPr>
-          <w:rFonts w:ascii="Nunito" w:hAnsi="Nunito"/>
-          <w:noProof/>
-        </w:rPr>
-        <w:instrText>13</w:instrText>
-      </w:r>
-      <w:r>
-        <w:rPr>
-          <w:rFonts w:ascii="Nunito" w:hAnsi="Nunito"/>
-          <w:noProof/>
-        </w:rPr>
-        <w:fldChar w:fldCharType="end"/>
-      </w:r>
-      <w:r>
-        <w:rPr>
-          <w:rFonts w:ascii="Nunito" w:hAnsi="Nunito"/>
-        </w:rPr>
-        <w:instrText>)</w:instrText>
-      </w:r>
-      <w:r>
-        <w:rPr>
-          <w:rFonts w:ascii="Nunito" w:hAnsi="Nunito"/>
-        </w:rPr>
-        <w:fldChar w:fldCharType="end"/>
-      </w:r>
-    </w:p>
-    <w:p>
-      <w:pPr>
-        <w:jc w:val="both"/>
-        <w:rPr>
-          <w:rFonts w:ascii="Nunito" w:eastAsia="Verdana" w:hAnsi="Nunito" w:cs="Verdana"/>
-          <w:color w:val="131314"/>
-          <w:lang w:val="en-US"/>
-        </w:rPr>
-      </w:pPr>
-    </w:p>
-    <w:p>
-      <w:pPr>
-        <w:jc w:val="both"/>
-        <w:rPr>
-          <w:rFonts w:ascii="Nunito" w:eastAsia="Verdana" w:hAnsi="Nunito" w:cs="Verdana"/>
-          <w:color w:val="131314"/>
-        </w:rPr>
-      </w:pPr>
-      <w:r>
-        <w:rPr>
-          <w:rFonts w:ascii="Nunito" w:eastAsia="Verdana" w:hAnsi="Nunito" w:cs="Verdana"/>
-          <w:color w:val="131314"/>
-        </w:rPr>
-        <w:t>3. Condición de equilibrio</w:t>
-      </w:r>
-      <w:r>
-        <w:rPr>
-          <w:rFonts w:ascii="Nunito" w:eastAsia="Verdana" w:hAnsi="Nunito" w:cs="Verdana"/>
-          <w:color w:val="131314"/>
-        </w:rPr>
-        <w:t>:</w:t>
-      </w:r>
-    </w:p>
-    <w:p>
-      <w:pPr>
-        <w:jc w:val="both"/>
-        <w:rPr>
-          <w:rFonts w:ascii="Nunito" w:eastAsia="Verdana" w:hAnsi="Nunito" w:cs="Verdana"/>
-          <w:color w:val="131314"/>
-        </w:rPr>
-      </w:pPr>
-      <w:r>
-        <w:rPr>
-          <w:rFonts w:ascii="Nunito" w:eastAsia="Verdana" w:hAnsi="Nunito" w:cs="Verdana"/>
-          <w:color w:val="131314"/>
-        </w:rPr>
-        <w:t xml:space="preserve">La velocidad de equilibrio </w:t>
-      </w:r>
-      <w:r>
-        <w:rPr>
-          <w:rFonts w:ascii="Nunito" w:hAnsi="Nunito"/>
-          <w:position w:val="-14"/>
-        </w:rPr>
-        <w:object w:dxaOrig="340" w:dyaOrig="380" w14:anchorId="15F4548F">
-          <v:shape id="_x0000_i1087" type="#_x0000_t75" style="width:17.65pt;height:19.15pt" o:ole="">
-            <v:imagedata r:id="rId132" o:title=""/>
-          </v:shape>
-          <o:OLEObject Type="Embed" ProgID="Equation.DSMT4" ShapeID="_x0000_i1087" DrawAspect="Content" ObjectID="_1827993458" r:id="rId133"/>
-        </w:object>
-      </w:r>
-      <w:r>
-        <w:rPr>
-          <w:rFonts w:ascii="Nunito" w:eastAsia="Verdana" w:hAnsi="Nunito" w:cs="Verdana"/>
-          <w:color w:val="131314"/>
-        </w:rPr>
-        <w:t xml:space="preserve"> se alcanza cuando la fuerza de arrastre se iguala a la fuerza de gravedad, es decir, cuando la aceleración del objeto es cero. Al resolver la ecuación de movimiento para </w:t>
-      </w:r>
-      <w:r>
-        <w:rPr>
-          <w:rFonts w:ascii="Nunito" w:eastAsia="Verdana" w:hAnsi="Nunito" w:cs="Verdana"/>
-          <w:color w:val="131314"/>
-          <w:position w:val="-6"/>
-        </w:rPr>
-        <w:object w:dxaOrig="1200" w:dyaOrig="279" w14:anchorId="78921BAD">
-          <v:shape id="_x0000_i1088" type="#_x0000_t75" style="width:60pt;height:13.9pt" o:ole="">
-            <v:imagedata r:id="rId134" o:title=""/>
-          </v:shape>
-          <o:OLEObject Type="Embed" ProgID="Equation.DSMT4" ShapeID="_x0000_i1088" DrawAspect="Content" ObjectID="_1827993459" r:id="rId135"/>
-        </w:object>
-      </w:r>
-      <w:r>
-        <w:rPr>
-          <w:rFonts w:ascii="Nunito" w:eastAsia="Verdana" w:hAnsi="Nunito" w:cs="Verdana"/>
-          <w:color w:val="131314"/>
-        </w:rPr>
-        <w:t xml:space="preserve">, </w:t>
-      </w:r>
-      <w:r>
-        <w:rPr>
-          <w:rFonts w:ascii="Nunito" w:eastAsia="Verdana" w:hAnsi="Nunito" w:cs="Verdana"/>
-          <w:color w:val="131314"/>
-        </w:rPr>
-        <w:t xml:space="preserve">obtenemos la velocidad de equilibrio: </w:t>
-      </w:r>
-      <w:r>
-        <w:rPr>
-          <w:rFonts w:ascii="Nunito" w:hAnsi="Nunito"/>
-          <w:position w:val="-14"/>
-        </w:rPr>
-        <w:object w:dxaOrig="1320" w:dyaOrig="380" w14:anchorId="14EA6629">
-          <v:shape id="_x0000_i1089" type="#_x0000_t75" style="width:66pt;height:19.15pt" o:ole="">
-            <v:imagedata r:id="rId136" o:title=""/>
-          </v:shape>
-          <o:OLEObject Type="Embed" ProgID="Equation.DSMT4" ShapeID="_x0000_i1089" DrawAspect="Content" ObjectID="_1827993460" r:id="rId137"/>
-        </w:object>
-      </w:r>
-      <w:r>
-        <w:rPr>
-          <w:rFonts w:ascii="Nunito" w:eastAsia="Verdana" w:hAnsi="Nunito" w:cs="Verdana"/>
-          <w:color w:val="131314"/>
-        </w:rPr>
-        <w:t>. Esto significa que después de un cierto tiempo, el objeto caerá a una velocidad constante</w:t>
-      </w:r>
-      <w:r>
-        <w:rPr>
-          <w:rFonts w:ascii="Nunito" w:eastAsia="Verdana" w:hAnsi="Nunito" w:cs="Verdana"/>
-          <w:color w:val="131314"/>
-        </w:rPr>
-        <w:t xml:space="preserve">, </w:t>
-      </w:r>
-      <w:r>
-        <w:rPr>
-          <w:rFonts w:ascii="Nunito" w:hAnsi="Nunito"/>
-          <w:position w:val="-14"/>
-        </w:rPr>
-        <w:object w:dxaOrig="340" w:dyaOrig="380" w14:anchorId="591405D5">
-          <v:shape id="_x0000_i1090" type="#_x0000_t75" style="width:17.65pt;height:19.15pt" o:ole="">
-            <v:imagedata r:id="rId132" o:title=""/>
-          </v:shape>
-          <o:OLEObject Type="Embed" ProgID="Equation.DSMT4" ShapeID="_x0000_i1090" DrawAspect="Content" ObjectID="_1827993461" r:id="rId138"/>
-        </w:object>
-      </w:r>
-      <w:r>
-        <w:rPr>
-          <w:rFonts w:ascii="Nunito" w:eastAsia="Verdana" w:hAnsi="Nunito" w:cs="Verdana"/>
-          <w:color w:val="131314"/>
-        </w:rPr>
-        <w:t xml:space="preserve">, </w:t>
-      </w:r>
-      <w:r>
-        <w:rPr>
-          <w:rFonts w:ascii="Nunito" w:eastAsia="Verdana" w:hAnsi="Nunito" w:cs="Verdana"/>
-          <w:color w:val="131314"/>
-        </w:rPr>
-        <w:t>determinada por el equilibrio entre la fuerza de gravedad y la fuerza de arrastre.</w:t>
-      </w:r>
-    </w:p>
-    <w:p>
-      <w:pPr>
-        <w:jc w:val="both"/>
-        <w:rPr>
-          <w:rFonts w:ascii="Nunito" w:eastAsia="Verdana" w:hAnsi="Nunito" w:cs="Verdana"/>
-          <w:color w:val="131314"/>
-        </w:rPr>
-      </w:pPr>
-    </w:p>
-    <w:p>
-      <w:pPr>
-        <w:jc w:val="both"/>
-        <w:rPr>
-          <w:rFonts w:ascii="Nunito" w:eastAsia="Verdana" w:hAnsi="Nunito" w:cs="Verdana"/>
-          <w:color w:val="131314"/>
-        </w:rPr>
-      </w:pPr>
-      <w:r>
-        <w:rPr>
-          <w:rFonts w:ascii="Nunito" w:eastAsia="Verdana" w:hAnsi="Nunito" w:cs="Verdana"/>
-          <w:color w:val="131314"/>
-        </w:rPr>
-        <w:t>4. Solución de la ecuación de movimiento</w:t>
-      </w:r>
-      <w:r>
-        <w:rPr>
-          <w:rFonts w:ascii="Nunito" w:eastAsia="Verdana" w:hAnsi="Nunito" w:cs="Verdana"/>
-          <w:color w:val="131314"/>
-        </w:rPr>
-        <w:t>:</w:t>
-      </w:r>
-    </w:p>
-    <w:p>
-      <w:pPr>
-        <w:jc w:val="both"/>
-        <w:rPr>
-          <w:rFonts w:ascii="Nunito" w:eastAsia="Verdana" w:hAnsi="Nunito" w:cs="Verdana"/>
-          <w:color w:val="131314"/>
-        </w:rPr>
-      </w:pPr>
-      <w:r>
-        <w:rPr>
-          <w:rFonts w:ascii="Nunito" w:eastAsia="Verdana" w:hAnsi="Nunito" w:cs="Verdana"/>
-          <w:color w:val="131314"/>
-        </w:rPr>
         <w:t>Para obtener la velocidad del objeto en función del tiempo, necesitamos resolver la ecuación diferencial. Podemos utilizar el método de separación de variables para resolver esta ecuación:</w:t>
       </w:r>
     </w:p>
@@ -7888,16 +8630,79 @@
       </w:r>
       <w:r>
         <w:rPr>
-          <w:rFonts w:ascii="Nunito" w:eastAsia="Verdana" w:hAnsi="Nunito" w:cs="Verdana"/>
-          <w:color w:val="131314"/>
-          <w:position w:val="-26"/>
-        </w:rPr>
-        <w:object w:dxaOrig="1840" w:dyaOrig="639" w14:anchorId="4FA856E5">
-          <v:shape id="_x0000_i1091" type="#_x0000_t75" style="width:93pt;height:31.9pt" o:ole="">
-            <v:imagedata r:id="rId139" o:title=""/>
-          </v:shape>
-          <o:OLEObject Type="Embed" ProgID="Equation.DSMT4" ShapeID="_x0000_i1091" DrawAspect="Content" ObjectID="_1827993462" r:id="rId140"/>
-        </w:object>
+          <w:rStyle w:val="MTConvertedEquation"/>
+        </w:rPr>
+        <w:t>\[\frac{{</w:t>
+      </w:r>
+      <w:proofErr w:type="spellStart"/>
+      <w:r>
+        <w:rPr>
+          <w:rStyle w:val="MTConvertedEquation"/>
+        </w:rPr>
+        <w:t>dv</w:t>
+      </w:r>
+      <w:proofErr w:type="spellEnd"/>
+      <w:r>
+        <w:rPr>
+          <w:rStyle w:val="MTConvertedEquation"/>
+        </w:rPr>
+        <w:t>}}{{</w:t>
+      </w:r>
+      <w:proofErr w:type="spellStart"/>
+      <w:r>
+        <w:rPr>
+          <w:rStyle w:val="MTConvertedEquation"/>
+        </w:rPr>
+        <w:t>bv</w:t>
+      </w:r>
+      <w:proofErr w:type="spellEnd"/>
+      <w:r>
+        <w:rPr>
+          <w:rStyle w:val="MTConvertedEquation"/>
+        </w:rPr>
+        <w:t>{\</w:t>
+      </w:r>
+      <w:proofErr w:type="spellStart"/>
+      <w:r>
+        <w:rPr>
+          <w:rStyle w:val="MTConvertedEquation"/>
+        </w:rPr>
+        <w:t>rm</w:t>
+      </w:r>
+      <w:proofErr w:type="spellEnd"/>
+      <w:r>
+        <w:rPr>
+          <w:rStyle w:val="MTConvertedEquation"/>
+        </w:rPr>
+        <w:t>{ }} + {\</w:t>
+      </w:r>
+      <w:proofErr w:type="spellStart"/>
+      <w:r>
+        <w:rPr>
+          <w:rStyle w:val="MTConvertedEquation"/>
+        </w:rPr>
+        <w:t>rm</w:t>
+      </w:r>
+      <w:proofErr w:type="spellEnd"/>
+      <w:r>
+        <w:rPr>
+          <w:rStyle w:val="MTConvertedEquation"/>
+        </w:rPr>
+        <w:t>{ }}mg}} =  - \frac{1}{m}</w:t>
+      </w:r>
+      <w:proofErr w:type="spellStart"/>
+      <w:r>
+        <w:rPr>
+          <w:rStyle w:val="MTConvertedEquation"/>
+        </w:rPr>
+        <w:t>dt</w:t>
+      </w:r>
+      <w:proofErr w:type="spellEnd"/>
+      <w:r>
+        <w:rPr>
+          <w:rStyle w:val="MTConvertedEquation"/>
+        </w:rPr>
+        <w:t>\]</w:t>
       </w:r>
       <w:r>
         <w:rPr>
@@ -7924,16 +8729,107 @@
       </w:r>
       <w:r>
         <w:rPr>
-          <w:rFonts w:ascii="Nunito" w:eastAsia="Verdana" w:hAnsi="Nunito" w:cs="Verdana"/>
-          <w:color w:val="131314"/>
-          <w:position w:val="-26"/>
-        </w:rPr>
-        <w:object w:dxaOrig="2100" w:dyaOrig="639" w14:anchorId="47C244CF">
-          <v:shape id="_x0000_i1092" type="#_x0000_t75" style="width:105pt;height:31.9pt" o:ole="">
-            <v:imagedata r:id="rId141" o:title=""/>
-          </v:shape>
-          <o:OLEObject Type="Embed" ProgID="Equation.DSMT4" ShapeID="_x0000_i1092" DrawAspect="Content" ObjectID="_1827993463" r:id="rId142"/>
-        </w:object>
+          <w:rStyle w:val="MTConvertedEquation"/>
+        </w:rPr>
+        <w:t>\[\</w:t>
+      </w:r>
+      <w:proofErr w:type="spellStart"/>
+      <w:r>
+        <w:rPr>
+          <w:rStyle w:val="MTConvertedEquation"/>
+        </w:rPr>
+        <w:t>int</w:t>
+      </w:r>
+      <w:proofErr w:type="spellEnd"/>
+      <w:r>
+        <w:rPr>
+          <w:rStyle w:val="MTConvertedEquation"/>
+        </w:rPr>
+        <w:t xml:space="preserve"> {\frac{{</w:t>
+      </w:r>
+      <w:proofErr w:type="spellStart"/>
+      <w:r>
+        <w:rPr>
+          <w:rStyle w:val="MTConvertedEquation"/>
+        </w:rPr>
+        <w:t>dv</w:t>
+      </w:r>
+      <w:proofErr w:type="spellEnd"/>
+      <w:r>
+        <w:rPr>
+          <w:rStyle w:val="MTConvertedEquation"/>
+        </w:rPr>
+        <w:t>}}{{</w:t>
+      </w:r>
+      <w:proofErr w:type="spellStart"/>
+      <w:r>
+        <w:rPr>
+          <w:rStyle w:val="MTConvertedEquation"/>
+        </w:rPr>
+        <w:t>bv</w:t>
+      </w:r>
+      <w:proofErr w:type="spellEnd"/>
+      <w:r>
+        <w:rPr>
+          <w:rStyle w:val="MTConvertedEquation"/>
+        </w:rPr>
+        <w:t>{\</w:t>
+      </w:r>
+      <w:proofErr w:type="spellStart"/>
+      <w:r>
+        <w:rPr>
+          <w:rStyle w:val="MTConvertedEquation"/>
+        </w:rPr>
+        <w:t>rm</w:t>
+      </w:r>
+      <w:proofErr w:type="spellEnd"/>
+      <w:r>
+        <w:rPr>
+          <w:rStyle w:val="MTConvertedEquation"/>
+        </w:rPr>
+        <w:t>{ }} + {\</w:t>
+      </w:r>
+      <w:proofErr w:type="spellStart"/>
+      <w:r>
+        <w:rPr>
+          <w:rStyle w:val="MTConvertedEquation"/>
+        </w:rPr>
+        <w:t>rm</w:t>
+      </w:r>
+      <w:proofErr w:type="spellEnd"/>
+      <w:r>
+        <w:rPr>
+          <w:rStyle w:val="MTConvertedEquation"/>
+        </w:rPr>
+        <w:t>{ }}mg}}}  =  - \frac{1}{m}\</w:t>
+      </w:r>
+      <w:proofErr w:type="spellStart"/>
+      <w:r>
+        <w:rPr>
+          <w:rStyle w:val="MTConvertedEquation"/>
+        </w:rPr>
+        <w:t>int</w:t>
+      </w:r>
+      <w:proofErr w:type="spellEnd"/>
+      <w:r>
+        <w:rPr>
+          <w:rStyle w:val="MTConvertedEquation"/>
+        </w:rPr>
+        <w:t xml:space="preserve"> {</w:t>
+      </w:r>
+      <w:proofErr w:type="spellStart"/>
+      <w:r>
+        <w:rPr>
+          <w:rStyle w:val="MTConvertedEquation"/>
+        </w:rPr>
+        <w:t>dt</w:t>
+      </w:r>
+      <w:proofErr w:type="spellEnd"/>
+      <w:r>
+        <w:rPr>
+          <w:rStyle w:val="MTConvertedEquation"/>
+        </w:rPr>
+        <w:t>} \]</w:t>
       </w:r>
       <w:r>
         <w:rPr>
@@ -7956,21 +8852,69 @@
           <w:rFonts w:ascii="Nunito" w:eastAsia="Verdana" w:hAnsi="Nunito" w:cs="Verdana"/>
           <w:color w:val="131314"/>
         </w:rPr>
-        <w:lastRenderedPageBreak/>
         <w:t xml:space="preserve">4.3. Resolvemos las integrales: </w:t>
       </w:r>
       <w:r>
         <w:rPr>
-          <w:rFonts w:ascii="Nunito" w:eastAsia="Verdana" w:hAnsi="Nunito" w:cs="Verdana"/>
-          <w:color w:val="131314"/>
-          <w:position w:val="-22"/>
-        </w:rPr>
-        <w:object w:dxaOrig="2340" w:dyaOrig="600" w14:anchorId="77CDEAD9">
-          <v:shape id="_x0000_i1093" type="#_x0000_t75" style="width:117pt;height:30pt" o:ole="">
-            <v:imagedata r:id="rId143" o:title=""/>
-          </v:shape>
-          <o:OLEObject Type="Embed" ProgID="Equation.DSMT4" ShapeID="_x0000_i1093" DrawAspect="Content" ObjectID="_1827993464" r:id="rId144"/>
-        </w:object>
+          <w:rStyle w:val="MTConvertedEquation"/>
+        </w:rPr>
+        <w:t>\[\frac{1}{b}</w:t>
+      </w:r>
+      <w:proofErr w:type="spellStart"/>
+      <w:r>
+        <w:rPr>
+          <w:rStyle w:val="MTConvertedEquation"/>
+        </w:rPr>
+        <w:t>ln</w:t>
+      </w:r>
+      <w:proofErr w:type="spellEnd"/>
+      <w:r>
+        <w:rPr>
+          <w:rStyle w:val="MTConvertedEquation"/>
+        </w:rPr>
+        <w:t>\</w:t>
+      </w:r>
+      <w:proofErr w:type="spellStart"/>
+      <w:r>
+        <w:rPr>
+          <w:rStyle w:val="MTConvertedEquation"/>
+        </w:rPr>
+        <w:t>left</w:t>
+      </w:r>
+      <w:proofErr w:type="spellEnd"/>
+      <w:r>
+        <w:rPr>
+          <w:rStyle w:val="MTConvertedEquation"/>
+        </w:rPr>
+        <w:t>( {</w:t>
+      </w:r>
+      <w:proofErr w:type="spellStart"/>
+      <w:r>
+        <w:rPr>
+          <w:rStyle w:val="MTConvertedEquation"/>
+        </w:rPr>
+        <w:t>bv</w:t>
+      </w:r>
+      <w:proofErr w:type="spellEnd"/>
+      <w:r>
+        <w:rPr>
+          <w:rStyle w:val="MTConvertedEquation"/>
+        </w:rPr>
+        <w:t xml:space="preserve"> + mg} \</w:t>
+      </w:r>
+      <w:proofErr w:type="spellStart"/>
+      <w:r>
+        <w:rPr>
+          <w:rStyle w:val="MTConvertedEquation"/>
+        </w:rPr>
+        <w:t>right</w:t>
+      </w:r>
+      <w:proofErr w:type="spellEnd"/>
+      <w:r>
+        <w:rPr>
+          <w:rStyle w:val="MTConvertedEquation"/>
+        </w:rPr>
+        <w:t>) =  - \frac{t}{m} + C\]</w:t>
       </w:r>
       <w:r>
         <w:rPr>
@@ -8013,16 +8957,37 @@
       </w:r>
       <w:r>
         <w:rPr>
-          <w:rFonts w:ascii="Nunito" w:eastAsia="Verdana" w:hAnsi="Nunito" w:cs="Verdana"/>
-          <w:color w:val="131314"/>
-          <w:position w:val="-28"/>
-        </w:rPr>
-        <w:object w:dxaOrig="2700" w:dyaOrig="680" w14:anchorId="749517B3">
-          <v:shape id="_x0000_i1094" type="#_x0000_t75" style="width:135.75pt;height:33.75pt" o:ole="">
-            <v:imagedata r:id="rId145" o:title=""/>
-          </v:shape>
-          <o:OLEObject Type="Embed" ProgID="Equation.DSMT4" ShapeID="_x0000_i1094" DrawAspect="Content" ObjectID="_1827993465" r:id="rId146"/>
-        </w:object>
+          <w:rStyle w:val="MTConvertedEquation"/>
+        </w:rPr>
+        <w:t>$v(t) = \</w:t>
+      </w:r>
+      <w:proofErr w:type="spellStart"/>
+      <w:r>
+        <w:rPr>
+          <w:rStyle w:val="MTConvertedEquation"/>
+        </w:rPr>
+        <w:t>left</w:t>
+      </w:r>
+      <w:proofErr w:type="spellEnd"/>
+      <w:r>
+        <w:rPr>
+          <w:rStyle w:val="MTConvertedEquation"/>
+        </w:rPr>
+        <w:t>( {{v_0} + \frac{{mg}}{b}} \</w:t>
+      </w:r>
+      <w:proofErr w:type="spellStart"/>
+      <w:r>
+        <w:rPr>
+          <w:rStyle w:val="MTConvertedEquation"/>
+        </w:rPr>
+        <w:t>right</w:t>
+      </w:r>
+      <w:proofErr w:type="spellEnd"/>
+      <w:r>
+        <w:rPr>
+          <w:rStyle w:val="MTConvertedEquation"/>
+        </w:rPr>
+        <w:t>)\,{e^{ - b\,t/m}} - \frac{{mg}}{b}$</w:t>
       </w:r>
       <w:r>
         <w:rPr>
@@ -8070,16 +9035,9 @@
       </w:r>
       <w:r>
         <w:rPr>
-          <w:rFonts w:ascii="Nunito" w:eastAsia="Verdana" w:hAnsi="Nunito" w:cs="Verdana"/>
-          <w:color w:val="131314"/>
-          <w:position w:val="-12"/>
-        </w:rPr>
-        <w:object w:dxaOrig="880" w:dyaOrig="360" w14:anchorId="0D3D0E43">
-          <v:shape id="_x0000_i1095" type="#_x0000_t75" style="width:43.9pt;height:17.65pt" o:ole="">
-            <v:imagedata r:id="rId147" o:title=""/>
-          </v:shape>
-          <o:OLEObject Type="Embed" ProgID="Equation.DSMT4" ShapeID="_x0000_i1095" DrawAspect="Content" ObjectID="_1827993466" r:id="rId148"/>
-        </w:object>
+          <w:rStyle w:val="MTConvertedEquation"/>
+        </w:rPr>
+        <w:t>${v_0} = v(0)$</w:t>
       </w:r>
       <w:r>
         <w:rPr>
@@ -8162,16 +9120,9 @@
       </w:r>
       <w:r>
         <w:rPr>
-          <w:rFonts w:ascii="Nunito" w:eastAsia="Verdana" w:hAnsi="Nunito" w:cs="Verdana"/>
-          <w:color w:val="131314"/>
-          <w:position w:val="-10"/>
-        </w:rPr>
-        <w:object w:dxaOrig="400" w:dyaOrig="300" w14:anchorId="57705A69">
-          <v:shape id="_x0000_i1096" type="#_x0000_t75" style="width:19.9pt;height:15pt" o:ole="">
-            <v:imagedata r:id="rId149" o:title=""/>
-          </v:shape>
-          <o:OLEObject Type="Embed" ProgID="Equation.DSMT4" ShapeID="_x0000_i1096" DrawAspect="Content" ObjectID="_1827993467" r:id="rId150"/>
-        </w:object>
+          <w:rStyle w:val="MTConvertedEquation"/>
+        </w:rPr>
+        <w:t>$v(t)$</w:t>
       </w:r>
       <w:r>
         <w:rPr>
@@ -8217,15 +9168,23 @@
       </w:r>
       <w:r>
         <w:rPr>
-          <w:rFonts w:ascii="Nunito" w:hAnsi="Nunito"/>
-          <w:position w:val="-14"/>
-        </w:rPr>
-        <w:object w:dxaOrig="1320" w:dyaOrig="380" w14:anchorId="512E3CC8">
-          <v:shape id="_x0000_i1097" type="#_x0000_t75" style="width:66pt;height:19.15pt" o:ole="">
-            <v:imagedata r:id="rId136" o:title=""/>
-          </v:shape>
-          <o:OLEObject Type="Embed" ProgID="Equation.DSMT4" ShapeID="_x0000_i1097" DrawAspect="Content" ObjectID="_1827993468" r:id="rId151"/>
-        </w:object>
+          <w:rStyle w:val="MTConvertedEquation"/>
+        </w:rPr>
+        <w:t>\[{v_{</w:t>
+      </w:r>
+      <w:proofErr w:type="spellStart"/>
+      <w:r>
+        <w:rPr>
+          <w:rStyle w:val="MTConvertedEquation"/>
+        </w:rPr>
+        <w:t>eq</w:t>
+      </w:r>
+      <w:proofErr w:type="spellEnd"/>
+      <w:r>
+        <w:rPr>
+          <w:rStyle w:val="MTConvertedEquation"/>
+        </w:rPr>
+        <w:t>}} =  - mg/b\]</w:t>
       </w:r>
       <w:r>
         <w:rPr>
@@ -8265,15 +9224,9 @@
       </w:r>
       <w:r>
         <w:rPr>
-          <w:rFonts w:ascii="Nunito" w:hAnsi="Nunito"/>
-          <w:position w:val="-6"/>
-        </w:rPr>
-        <w:object w:dxaOrig="880" w:dyaOrig="279" w14:anchorId="6FD0D2A2">
-          <v:shape id="_x0000_i1098" type="#_x0000_t75" style="width:43.5pt;height:13.9pt" o:ole="">
-            <v:imagedata r:id="rId152" o:title=""/>
-          </v:shape>
-          <o:OLEObject Type="Embed" ProgID="Equation.DSMT4" ShapeID="_x0000_i1098" DrawAspect="Content" ObjectID="_1827993469" r:id="rId153"/>
-        </w:object>
+          <w:rStyle w:val="MTConvertedEquation"/>
+        </w:rPr>
+        <w:t>\[\tau  = m/b\]</w:t>
       </w:r>
       <w:r>
         <w:rPr>
@@ -8521,15 +9474,23 @@
       </w:r>
       <w:r>
         <w:rPr>
-          <w:rFonts w:ascii="Nunito" w:hAnsi="Nunito"/>
-          <w:position w:val="-24"/>
-        </w:rPr>
-        <w:object w:dxaOrig="1820" w:dyaOrig="639" w14:anchorId="0FDBE11F">
-          <v:shape id="_x0000_i1099" type="#_x0000_t75" style="width:91.15pt;height:31.9pt" o:ole="">
-            <v:imagedata r:id="rId154" o:title=""/>
-          </v:shape>
-          <o:OLEObject Type="Embed" ProgID="Equation.DSMT4" ShapeID="_x0000_i1099" DrawAspect="Content" ObjectID="_1827993470" r:id="rId155"/>
-        </w:object>
+          <w:rStyle w:val="MTConvertedEquation"/>
+        </w:rPr>
+        <w:t>\[m\frac{{{d^2}}}{{d{t^2}}}\eta  = f(\eta  - {\eta _{</w:t>
+      </w:r>
+      <w:proofErr w:type="spellStart"/>
+      <w:r>
+        <w:rPr>
+          <w:rStyle w:val="MTConvertedEquation"/>
+        </w:rPr>
+        <w:t>eq</w:t>
+      </w:r>
+      <w:proofErr w:type="spellEnd"/>
+      <w:r>
+        <w:rPr>
+          <w:rStyle w:val="MTConvertedEquation"/>
+        </w:rPr>
+        <w:t>}})\]</w:t>
       </w:r>
       <w:r>
         <w:rPr>
@@ -8688,15 +9649,23 @@
       </w:r>
       <w:r>
         <w:rPr>
-          <w:rFonts w:ascii="Nunito" w:hAnsi="Nunito"/>
-          <w:position w:val="-14"/>
-        </w:rPr>
-        <w:object w:dxaOrig="880" w:dyaOrig="380" w14:anchorId="4E8735A4">
-          <v:shape id="_x0000_i1100" type="#_x0000_t75" style="width:43.9pt;height:19.15pt" o:ole="">
-            <v:imagedata r:id="rId156" o:title=""/>
-          </v:shape>
-          <o:OLEObject Type="Embed" ProgID="Equation.DSMT4" ShapeID="_x0000_i1100" DrawAspect="Content" ObjectID="_1827993471" r:id="rId157"/>
-        </w:object>
+          <w:rStyle w:val="MTConvertedEquation"/>
+        </w:rPr>
+        <w:t>\[f(\eta  - {\eta _{</w:t>
+      </w:r>
+      <w:proofErr w:type="spellStart"/>
+      <w:r>
+        <w:rPr>
+          <w:rStyle w:val="MTConvertedEquation"/>
+        </w:rPr>
+        <w:t>eq</w:t>
+      </w:r>
+      <w:proofErr w:type="spellEnd"/>
+      <w:r>
+        <w:rPr>
+          <w:rStyle w:val="MTConvertedEquation"/>
+        </w:rPr>
+        <w:t>}})\]</w:t>
       </w:r>
       <w:r>
         <w:rPr>
@@ -8726,15 +9695,23 @@
       </w:r>
       <w:r>
         <w:rPr>
-          <w:rFonts w:ascii="Nunito" w:hAnsi="Nunito"/>
-          <w:position w:val="-14"/>
-        </w:rPr>
-        <w:object w:dxaOrig="660" w:dyaOrig="380" w14:anchorId="2B183468">
-          <v:shape id="_x0000_i1101" type="#_x0000_t75" style="width:33pt;height:19.15pt" o:ole="">
-            <v:imagedata r:id="rId158" o:title=""/>
-          </v:shape>
-          <o:OLEObject Type="Embed" ProgID="Equation.DSMT4" ShapeID="_x0000_i1101" DrawAspect="Content" ObjectID="_1827993472" r:id="rId159"/>
-        </w:object>
+          <w:rStyle w:val="MTConvertedEquation"/>
+        </w:rPr>
+        <w:t>\[\eta  - {\eta _{</w:t>
+      </w:r>
+      <w:proofErr w:type="spellStart"/>
+      <w:r>
+        <w:rPr>
+          <w:rStyle w:val="MTConvertedEquation"/>
+        </w:rPr>
+        <w:t>eq</w:t>
+      </w:r>
+      <w:proofErr w:type="spellEnd"/>
+      <w:r>
+        <w:rPr>
+          <w:rStyle w:val="MTConvertedEquation"/>
+        </w:rPr>
+        <w:t>}}\]</w:t>
       </w:r>
       <w:r>
         <w:rPr>
@@ -8793,15 +9770,51 @@
       </w:r>
       <w:r>
         <w:rPr>
-          <w:rFonts w:ascii="Nunito" w:hAnsi="Nunito"/>
-          <w:position w:val="-14"/>
-        </w:rPr>
-        <w:object w:dxaOrig="2160" w:dyaOrig="380" w14:anchorId="288450AD">
-          <v:shape id="_x0000_i1102" type="#_x0000_t75" style="width:108pt;height:19.15pt" o:ole="">
-            <v:imagedata r:id="rId160" o:title=""/>
-          </v:shape>
-          <o:OLEObject Type="Embed" ProgID="Equation.DSMT4" ShapeID="_x0000_i1102" DrawAspect="Content" ObjectID="_1827993473" r:id="rId161"/>
-        </w:object>
+          <w:rStyle w:val="MTConvertedEquation"/>
+        </w:rPr>
+        <w:t>\[f(\eta  - {\eta _{</w:t>
+      </w:r>
+      <w:proofErr w:type="spellStart"/>
+      <w:r>
+        <w:rPr>
+          <w:rStyle w:val="MTConvertedEquation"/>
+        </w:rPr>
+        <w:t>eq</w:t>
+      </w:r>
+      <w:proofErr w:type="spellEnd"/>
+      <w:r>
+        <w:rPr>
+          <w:rStyle w:val="MTConvertedEquation"/>
+        </w:rPr>
+        <w:t>}}) &gt; 0{\</w:t>
+      </w:r>
+      <w:proofErr w:type="spellStart"/>
+      <w:r>
+        <w:rPr>
+          <w:rStyle w:val="MTConvertedEquation"/>
+        </w:rPr>
+        <w:t>rm</w:t>
+      </w:r>
+      <w:proofErr w:type="spellEnd"/>
+      <w:r>
+        <w:rPr>
+          <w:rStyle w:val="MTConvertedEquation"/>
+        </w:rPr>
+        <w:t>{ si }}\eta  &lt; {\eta _{</w:t>
+      </w:r>
+      <w:proofErr w:type="spellStart"/>
+      <w:r>
+        <w:rPr>
+          <w:rStyle w:val="MTConvertedEquation"/>
+        </w:rPr>
+        <w:t>eq</w:t>
+      </w:r>
+      <w:proofErr w:type="spellEnd"/>
+      <w:r>
+        <w:rPr>
+          <w:rStyle w:val="MTConvertedEquation"/>
+        </w:rPr>
+        <w:t>}}\]</w:t>
       </w:r>
       <w:r>
         <w:rPr>
@@ -8863,15 +9876,51 @@
       </w:r>
       <w:r>
         <w:rPr>
-          <w:rFonts w:ascii="Nunito" w:hAnsi="Nunito"/>
-          <w:position w:val="-14"/>
-        </w:rPr>
-        <w:object w:dxaOrig="2160" w:dyaOrig="380" w14:anchorId="2DCABBFD">
-          <v:shape id="_x0000_i1103" type="#_x0000_t75" style="width:108pt;height:19.15pt" o:ole="">
-            <v:imagedata r:id="rId162" o:title=""/>
-          </v:shape>
-          <o:OLEObject Type="Embed" ProgID="Equation.DSMT4" ShapeID="_x0000_i1103" DrawAspect="Content" ObjectID="_1827993474" r:id="rId163"/>
-        </w:object>
+          <w:rStyle w:val="MTConvertedEquation"/>
+        </w:rPr>
+        <w:t>\[f(\eta  - {\eta _{</w:t>
+      </w:r>
+      <w:proofErr w:type="spellStart"/>
+      <w:r>
+        <w:rPr>
+          <w:rStyle w:val="MTConvertedEquation"/>
+        </w:rPr>
+        <w:t>eq</w:t>
+      </w:r>
+      <w:proofErr w:type="spellEnd"/>
+      <w:r>
+        <w:rPr>
+          <w:rStyle w:val="MTConvertedEquation"/>
+        </w:rPr>
+        <w:t>}}) = 0{\</w:t>
+      </w:r>
+      <w:proofErr w:type="spellStart"/>
+      <w:r>
+        <w:rPr>
+          <w:rStyle w:val="MTConvertedEquation"/>
+        </w:rPr>
+        <w:t>rm</w:t>
+      </w:r>
+      <w:proofErr w:type="spellEnd"/>
+      <w:r>
+        <w:rPr>
+          <w:rStyle w:val="MTConvertedEquation"/>
+        </w:rPr>
+        <w:t>{ si }}\eta  = {\eta _{</w:t>
+      </w:r>
+      <w:proofErr w:type="spellStart"/>
+      <w:r>
+        <w:rPr>
+          <w:rStyle w:val="MTConvertedEquation"/>
+        </w:rPr>
+        <w:t>eq</w:t>
+      </w:r>
+      <w:proofErr w:type="spellEnd"/>
+      <w:r>
+        <w:rPr>
+          <w:rStyle w:val="MTConvertedEquation"/>
+        </w:rPr>
+        <w:t>}}\]</w:t>
       </w:r>
       <w:r>
         <w:rPr>
@@ -8908,7 +9957,6 @@
           <w:rFonts w:ascii="Times New Roman" w:eastAsia="Arial Unicode MS" w:hAnsi="Times New Roman" w:cs="Times New Roman"/>
           <w:color w:val="131314"/>
         </w:rPr>
-        <w:lastRenderedPageBreak/>
         <w:t>●</w:t>
       </w:r>
       <w:r>
@@ -8920,15 +9968,51 @@
       </w:r>
       <w:r>
         <w:rPr>
-          <w:rFonts w:ascii="Nunito" w:hAnsi="Nunito"/>
-          <w:position w:val="-14"/>
-        </w:rPr>
-        <w:object w:dxaOrig="2160" w:dyaOrig="380" w14:anchorId="0E5FFDC4">
-          <v:shape id="_x0000_i1104" type="#_x0000_t75" style="width:108pt;height:19.15pt" o:ole="">
-            <v:imagedata r:id="rId164" o:title=""/>
-          </v:shape>
-          <o:OLEObject Type="Embed" ProgID="Equation.DSMT4" ShapeID="_x0000_i1104" DrawAspect="Content" ObjectID="_1827993475" r:id="rId165"/>
-        </w:object>
+          <w:rStyle w:val="MTConvertedEquation"/>
+        </w:rPr>
+        <w:t>\[f(\eta  - {\eta _{</w:t>
+      </w:r>
+      <w:proofErr w:type="spellStart"/>
+      <w:r>
+        <w:rPr>
+          <w:rStyle w:val="MTConvertedEquation"/>
+        </w:rPr>
+        <w:t>eq</w:t>
+      </w:r>
+      <w:proofErr w:type="spellEnd"/>
+      <w:r>
+        <w:rPr>
+          <w:rStyle w:val="MTConvertedEquation"/>
+        </w:rPr>
+        <w:t>}}) &lt; 0{\</w:t>
+      </w:r>
+      <w:proofErr w:type="spellStart"/>
+      <w:r>
+        <w:rPr>
+          <w:rStyle w:val="MTConvertedEquation"/>
+        </w:rPr>
+        <w:t>rm</w:t>
+      </w:r>
+      <w:proofErr w:type="spellEnd"/>
+      <w:r>
+        <w:rPr>
+          <w:rStyle w:val="MTConvertedEquation"/>
+        </w:rPr>
+        <w:t>{ si }}\eta  &gt; {\eta _{</w:t>
+      </w:r>
+      <w:proofErr w:type="spellStart"/>
+      <w:r>
+        <w:rPr>
+          <w:rStyle w:val="MTConvertedEquation"/>
+        </w:rPr>
+        <w:t>eq</w:t>
+      </w:r>
+      <w:proofErr w:type="spellEnd"/>
+      <w:r>
+        <w:rPr>
+          <w:rStyle w:val="MTConvertedEquation"/>
+        </w:rPr>
+        <w:t>}}\]</w:t>
       </w:r>
       <w:r>
         <w:rPr>
@@ -9091,16 +10175,9 @@
       </w:r>
       <w:r>
         <w:rPr>
-          <w:rFonts w:ascii="Nunito" w:eastAsia="Verdana" w:hAnsi="Nunito" w:cs="Verdana"/>
-          <w:color w:val="131314"/>
-          <w:position w:val="-4"/>
-        </w:rPr>
-        <w:object w:dxaOrig="220" w:dyaOrig="200" w14:anchorId="68BDF05E">
-          <v:shape id="_x0000_i1105" type="#_x0000_t75" style="width:10.9pt;height:10.5pt" o:ole="">
-            <v:imagedata r:id="rId166" o:title=""/>
-          </v:shape>
-          <o:OLEObject Type="Embed" ProgID="Equation.DSMT4" ShapeID="_x0000_i1105" DrawAspect="Content" ObjectID="_1827993476" r:id="rId167"/>
-        </w:object>
+          <w:rStyle w:val="MTConvertedEquation"/>
+        </w:rPr>
+        <w:t>$\kappa $</w:t>
       </w:r>
       <w:r>
         <w:rPr>
@@ -9165,7 +10242,7 @@
                     <pic:cNvPicPr/>
                   </pic:nvPicPr>
                   <pic:blipFill>
-                    <a:blip r:embed="rId168"/>
+                    <a:blip r:embed="rId14"/>
                     <a:stretch>
                       <a:fillRect/>
                     </a:stretch>
@@ -9281,15 +10358,9 @@
       </w:r>
       <w:r>
         <w:rPr>
-          <w:rFonts w:ascii="Nunito" w:hAnsi="Nunito"/>
-          <w:position w:val="-10"/>
-        </w:rPr>
-        <w:object w:dxaOrig="380" w:dyaOrig="300" w14:anchorId="09E15182">
-          <v:shape id="_x0000_i1106" type="#_x0000_t75" style="width:19.15pt;height:15pt" o:ole="">
-            <v:imagedata r:id="rId169" o:title=""/>
-          </v:shape>
-          <o:OLEObject Type="Embed" ProgID="Equation.DSMT4" ShapeID="_x0000_i1106" DrawAspect="Content" ObjectID="_1827993477" r:id="rId170"/>
-        </w:object>
+          <w:rStyle w:val="MTConvertedEquation"/>
+        </w:rPr>
+        <w:t>\[y(t)\]</w:t>
       </w:r>
       <w:r>
         <w:rPr>
@@ -9321,15 +10392,9 @@
       </w:r>
       <w:r>
         <w:rPr>
-          <w:rFonts w:ascii="Nunito" w:hAnsi="Nunito"/>
-          <w:position w:val="-10"/>
-        </w:rPr>
-        <w:object w:dxaOrig="540" w:dyaOrig="300" w14:anchorId="1C861671">
-          <v:shape id="_x0000_i1107" type="#_x0000_t75" style="width:27pt;height:15pt" o:ole="">
-            <v:imagedata r:id="rId171" o:title=""/>
-          </v:shape>
-          <o:OLEObject Type="Embed" ProgID="Equation.DSMT4" ShapeID="_x0000_i1107" DrawAspect="Content" ObjectID="_1827993478" r:id="rId172"/>
-        </w:object>
+          <w:rStyle w:val="MTConvertedEquation"/>
+        </w:rPr>
+        <w:t>\[y = 0\]</w:t>
       </w:r>
       <w:r>
         <w:rPr>
@@ -9374,15 +10439,9 @@
       </w:r>
       <w:r>
         <w:rPr>
-          <w:rFonts w:ascii="Nunito" w:hAnsi="Nunito"/>
-          <w:position w:val="-12"/>
-        </w:rPr>
-        <w:object w:dxaOrig="200" w:dyaOrig="360" w14:anchorId="3DEA0494">
-          <v:shape id="_x0000_i1108" type="#_x0000_t75" style="width:10.5pt;height:18.4pt" o:ole="">
-            <v:imagedata r:id="rId173" o:title=""/>
-          </v:shape>
-          <o:OLEObject Type="Embed" ProgID="Equation.DSMT4" ShapeID="_x0000_i1108" DrawAspect="Content" ObjectID="_1827993479" r:id="rId174"/>
-        </w:object>
+          <w:rStyle w:val="MTConvertedEquation"/>
+        </w:rPr>
+        <w:t>\[{l_0}\]</w:t>
       </w:r>
       <w:r>
         <w:rPr>
@@ -9407,15 +10466,9 @@
       </w:r>
       <w:r>
         <w:rPr>
-          <w:rFonts w:ascii="Nunito" w:hAnsi="Nunito"/>
-          <w:position w:val="-12"/>
-        </w:rPr>
-        <w:object w:dxaOrig="560" w:dyaOrig="360" w14:anchorId="47B832CA">
-          <v:shape id="_x0000_i1109" type="#_x0000_t75" style="width:27.4pt;height:18.4pt" o:ole="">
-            <v:imagedata r:id="rId175" o:title=""/>
-          </v:shape>
-          <o:OLEObject Type="Embed" ProgID="Equation.DSMT4" ShapeID="_x0000_i1109" DrawAspect="Content" ObjectID="_1827993480" r:id="rId176"/>
-        </w:object>
+          <w:rStyle w:val="MTConvertedEquation"/>
+        </w:rPr>
+        <w:t>\[y = \,\,{l_0}\]</w:t>
       </w:r>
       <w:r>
         <w:rPr>
@@ -9508,15 +10561,23 @@
       </w:r>
       <w:r>
         <w:rPr>
-          <w:rFonts w:ascii="Nunito" w:hAnsi="Nunito"/>
-          <w:position w:val="-14"/>
-        </w:rPr>
-        <w:object w:dxaOrig="820" w:dyaOrig="380" w14:anchorId="459FB250">
-          <v:shape id="_x0000_i1110" type="#_x0000_t75" style="width:40.9pt;height:19.15pt" o:ole="">
-            <v:imagedata r:id="rId177" o:title=""/>
-          </v:shape>
-          <o:OLEObject Type="Embed" ProgID="Equation.DSMT4" ShapeID="_x0000_i1110" DrawAspect="Content" ObjectID="_1827993481" r:id="rId178"/>
-        </w:object>
+          <w:rStyle w:val="MTConvertedEquation"/>
+        </w:rPr>
+        <w:t>\[{</w:t>
+      </w:r>
+      <w:proofErr w:type="spellStart"/>
+      <w:r>
+        <w:rPr>
+          <w:rStyle w:val="MTConvertedEquation"/>
+        </w:rPr>
+        <w:t>F_g</w:t>
+      </w:r>
+      <w:proofErr w:type="spellEnd"/>
+      <w:r>
+        <w:rPr>
+          <w:rStyle w:val="MTConvertedEquation"/>
+        </w:rPr>
+        <w:t>} = mg\]</w:t>
       </w:r>
       <w:r>
         <w:rPr>
@@ -9548,15 +10609,23 @@
       </w:r>
       <w:r>
         <w:rPr>
-          <w:rFonts w:ascii="Nunito" w:hAnsi="Nunito"/>
-          <w:position w:val="-12"/>
-        </w:rPr>
-        <w:object w:dxaOrig="940" w:dyaOrig="360" w14:anchorId="3A8B8962">
-          <v:shape id="_x0000_i1111" type="#_x0000_t75" style="width:46.5pt;height:18.4pt" o:ole="">
-            <v:imagedata r:id="rId179" o:title=""/>
-          </v:shape>
-          <o:OLEObject Type="Embed" ProgID="Equation.DSMT4" ShapeID="_x0000_i1111" DrawAspect="Content" ObjectID="_1827993482" r:id="rId180"/>
-        </w:object>
+          <w:rStyle w:val="MTConvertedEquation"/>
+        </w:rPr>
+        <w:t>\[{</w:t>
+      </w:r>
+      <w:proofErr w:type="spellStart"/>
+      <w:r>
+        <w:rPr>
+          <w:rStyle w:val="MTConvertedEquation"/>
+        </w:rPr>
+        <w:t>F_k</w:t>
+      </w:r>
+      <w:proofErr w:type="spellEnd"/>
+      <w:r>
+        <w:rPr>
+          <w:rStyle w:val="MTConvertedEquation"/>
+        </w:rPr>
+        <w:t>} =  - \kappa \,\,y\]</w:t>
       </w:r>
       <w:r>
         <w:rPr>
@@ -9588,6 +10657,7 @@
           <w:rFonts w:ascii="Nunito" w:eastAsia="Verdana" w:hAnsi="Nunito" w:cs="Verdana"/>
           <w:color w:val="131314"/>
         </w:rPr>
+        <w:lastRenderedPageBreak/>
         <w:t>3. Ecuación de movimiento</w:t>
       </w:r>
       <w:r>
@@ -9659,15 +10729,37 @@
       </w:r>
       <w:r>
         <w:rPr>
-          <w:rFonts w:ascii="Nunito" w:hAnsi="Nunito"/>
-          <w:position w:val="-24"/>
-        </w:rPr>
-        <w:object w:dxaOrig="2500" w:dyaOrig="639" w14:anchorId="3E404ADD">
-          <v:shape id="_x0000_i1112" type="#_x0000_t75" style="width:124.9pt;height:31.9pt" o:ole="">
-            <v:imagedata r:id="rId181" o:title=""/>
-          </v:shape>
-          <o:OLEObject Type="Embed" ProgID="Equation.DSMT4" ShapeID="_x0000_i1112" DrawAspect="Content" ObjectID="_1827993483" r:id="rId182"/>
-        </w:object>
+          <w:rStyle w:val="MTConvertedEquation"/>
+        </w:rPr>
+        <w:t>\[m\frac{{{d^2}y}}{{d{t^2}}} = {</w:t>
+      </w:r>
+      <w:proofErr w:type="spellStart"/>
+      <w:r>
+        <w:rPr>
+          <w:rStyle w:val="MTConvertedEquation"/>
+        </w:rPr>
+        <w:t>F_g</w:t>
+      </w:r>
+      <w:proofErr w:type="spellEnd"/>
+      <w:r>
+        <w:rPr>
+          <w:rStyle w:val="MTConvertedEquation"/>
+        </w:rPr>
+        <w:t>} + {</w:t>
+      </w:r>
+      <w:proofErr w:type="spellStart"/>
+      <w:r>
+        <w:rPr>
+          <w:rStyle w:val="MTConvertedEquation"/>
+        </w:rPr>
+        <w:t>F_k</w:t>
+      </w:r>
+      <w:proofErr w:type="spellEnd"/>
+      <w:r>
+        <w:rPr>
+          <w:rStyle w:val="MTConvertedEquation"/>
+        </w:rPr>
+        <w:t>} = mg - \kappa \,y\]</w:t>
       </w:r>
       <w:r>
         <w:rPr>
@@ -9823,7 +10915,6 @@
           <w:rFonts w:ascii="Nunito" w:eastAsia="Verdana" w:hAnsi="Nunito" w:cs="Verdana"/>
           <w:color w:val="131314"/>
         </w:rPr>
-        <w:lastRenderedPageBreak/>
         <w:t>4. Simplificación y solución</w:t>
       </w:r>
       <w:r>
@@ -9879,15 +10970,9 @@
       </w:r>
       <w:r>
         <w:rPr>
-          <w:rFonts w:ascii="Nunito" w:hAnsi="Nunito"/>
-          <w:position w:val="-12"/>
-        </w:rPr>
-        <w:object w:dxaOrig="560" w:dyaOrig="360" w14:anchorId="1B6FD077">
-          <v:shape id="_x0000_i1113" type="#_x0000_t75" style="width:27.4pt;height:18.4pt" o:ole="">
-            <v:imagedata r:id="rId183" o:title=""/>
-          </v:shape>
-          <o:OLEObject Type="Embed" ProgID="Equation.DSMT4" ShapeID="_x0000_i1113" DrawAspect="Content" ObjectID="_1827993484" r:id="rId184"/>
-        </w:object>
+          <w:rStyle w:val="MTConvertedEquation"/>
+        </w:rPr>
+        <w:t>\[y = \,\,{l_0}\]</w:t>
       </w:r>
       <w:r>
         <w:rPr>
@@ -9898,15 +10983,9 @@
       </w:r>
       <w:r>
         <w:rPr>
-          <w:rFonts w:ascii="Nunito" w:hAnsi="Nunito"/>
-          <w:position w:val="-12"/>
-        </w:rPr>
-        <w:object w:dxaOrig="900" w:dyaOrig="360" w14:anchorId="5C057E6D">
-          <v:shape id="_x0000_i1114" type="#_x0000_t75" style="width:45.4pt;height:18.4pt" o:ole="">
-            <v:imagedata r:id="rId185" o:title=""/>
-          </v:shape>
-          <o:OLEObject Type="Embed" ProgID="Equation.DSMT4" ShapeID="_x0000_i1114" DrawAspect="Content" ObjectID="_1827993485" r:id="rId186"/>
-        </w:object>
+          <w:rStyle w:val="MTConvertedEquation"/>
+        </w:rPr>
+        <w:t>\[mg = \kappa \,{l_0}\]</w:t>
       </w:r>
       <w:r>
         <w:rPr>
@@ -9954,15 +11033,37 @@
       </w:r>
       <w:r>
         <w:rPr>
-          <w:rFonts w:ascii="Nunito" w:hAnsi="Nunito"/>
-          <w:position w:val="-24"/>
-        </w:rPr>
-        <w:object w:dxaOrig="1820" w:dyaOrig="639" w14:anchorId="51FED74A">
-          <v:shape id="_x0000_i1115" type="#_x0000_t75" style="width:91.15pt;height:31.9pt" o:ole="">
-            <v:imagedata r:id="rId187" o:title=""/>
-          </v:shape>
-          <o:OLEObject Type="Embed" ProgID="Equation.DSMT4" ShapeID="_x0000_i1115" DrawAspect="Content" ObjectID="_1827993486" r:id="rId188"/>
-        </w:object>
+          <w:rStyle w:val="MTConvertedEquation"/>
+        </w:rPr>
+        <w:t>\[m\frac{{{d^2}y}}{{d{t^2}}} =  - \kappa \</w:t>
+      </w:r>
+      <w:proofErr w:type="spellStart"/>
+      <w:r>
+        <w:rPr>
+          <w:rStyle w:val="MTConvertedEquation"/>
+        </w:rPr>
+        <w:t>left</w:t>
+      </w:r>
+      <w:proofErr w:type="spellEnd"/>
+      <w:r>
+        <w:rPr>
+          <w:rStyle w:val="MTConvertedEquation"/>
+        </w:rPr>
+        <w:t>( {y - \,\,{l_0}} \</w:t>
+      </w:r>
+      <w:proofErr w:type="spellStart"/>
+      <w:r>
+        <w:rPr>
+          <w:rStyle w:val="MTConvertedEquation"/>
+        </w:rPr>
+        <w:t>right</w:t>
+      </w:r>
+      <w:proofErr w:type="spellEnd"/>
+      <w:r>
+        <w:rPr>
+          <w:rStyle w:val="MTConvertedEquation"/>
+        </w:rPr>
+        <w:t>)\]</w:t>
       </w:r>
       <w:r>
         <w:rPr>
@@ -10102,8 +11203,7 @@
       <w:pPr>
         <w:jc w:val="both"/>
         <w:rPr>
-          <w:rFonts w:ascii="Nunito" w:eastAsia="Verdana" w:hAnsi="Nunito" w:cs="Verdana"/>
-          <w:color w:val="131314"/>
+          <w:rStyle w:val="MTConvertedEquation"/>
         </w:rPr>
       </w:pPr>
       <w:r>
@@ -10143,15 +11243,51 @@
       </w:r>
       <w:r>
         <w:rPr>
-          <w:rFonts w:ascii="Nunito" w:hAnsi="Nunito"/>
-          <w:position w:val="-14"/>
-        </w:rPr>
-        <w:object w:dxaOrig="2340" w:dyaOrig="400" w14:anchorId="36BDD016">
-          <v:shape id="_x0000_i1116" type="#_x0000_t75" style="width:117pt;height:19.9pt" o:ole="">
-            <v:imagedata r:id="rId189" o:title=""/>
-          </v:shape>
-          <o:OLEObject Type="Embed" ProgID="Equation.DSMT4" ShapeID="_x0000_i1116" DrawAspect="Content" ObjectID="_1827993487" r:id="rId190"/>
-        </w:object>
+          <w:rStyle w:val="MTConvertedEquation"/>
+        </w:rPr>
+        <w:t>\[y(t) = {l_0} + A\cos \</w:t>
+      </w:r>
+      <w:proofErr w:type="spellStart"/>
+      <w:r>
+        <w:rPr>
+          <w:rStyle w:val="MTConvertedEquation"/>
+        </w:rPr>
+        <w:t>left</w:t>
+      </w:r>
+      <w:proofErr w:type="spellEnd"/>
+      <w:r>
+        <w:rPr>
+          <w:rStyle w:val="MTConvertedEquation"/>
+        </w:rPr>
+        <w:t>( {{\omega _0}t + \</w:t>
+      </w:r>
+      <w:proofErr w:type="spellStart"/>
+      <w:r>
+        <w:rPr>
+          <w:rStyle w:val="MTConvertedEquation"/>
+        </w:rPr>
+        <w:t>varphi</w:t>
+      </w:r>
+      <w:proofErr w:type="spellEnd"/>
+      <w:r>
+        <w:rPr>
+          <w:rStyle w:val="MTConvertedEquation"/>
+        </w:rPr>
+        <w:t xml:space="preserve"> } \</w:t>
+      </w:r>
+      <w:proofErr w:type="spellStart"/>
+      <w:r>
+        <w:rPr>
+          <w:rStyle w:val="MTConvertedEquation"/>
+        </w:rPr>
+        <w:t>right</w:t>
+      </w:r>
+      <w:proofErr w:type="spellEnd"/>
+      <w:r>
+        <w:rPr>
+          <w:rStyle w:val="MTConvertedEquation"/>
+        </w:rPr>
+        <w:t>)\]</w:t>
       </w:r>
       <w:r>
         <w:rPr>
@@ -10239,15 +11375,9 @@
       </w:r>
       <w:r>
         <w:rPr>
-          <w:rFonts w:ascii="Nunito" w:hAnsi="Nunito"/>
-          <w:position w:val="-12"/>
-        </w:rPr>
-        <w:object w:dxaOrig="300" w:dyaOrig="340" w14:anchorId="05AA7164">
-          <v:shape id="_x0000_i1117" type="#_x0000_t75" style="width:15pt;height:17.65pt" o:ole="">
-            <v:imagedata r:id="rId191" o:title=""/>
-          </v:shape>
-          <o:OLEObject Type="Embed" ProgID="Equation.DSMT4" ShapeID="_x0000_i1117" DrawAspect="Content" ObjectID="_1827993488" r:id="rId192"/>
-        </w:object>
+          <w:rStyle w:val="MTConvertedEquation"/>
+        </w:rPr>
+        <w:t>\[{\omega _0}\]</w:t>
       </w:r>
       <w:r>
         <w:rPr>
@@ -10300,15 +11430,136 @@
       </w:r>
       <w:r>
         <w:rPr>
-          <w:rFonts w:ascii="Nunito" w:hAnsi="Nunito"/>
-          <w:position w:val="-14"/>
-        </w:rPr>
-        <w:object w:dxaOrig="1120" w:dyaOrig="420" w14:anchorId="7068E096">
-          <v:shape id="_x0000_i1118" type="#_x0000_t75" style="width:55.9pt;height:21pt" o:ole="">
-            <v:imagedata r:id="rId193" o:title=""/>
-          </v:shape>
-          <o:OLEObject Type="Embed" ProgID="Equation.DSMT4" ShapeID="_x0000_i1118" DrawAspect="Content" ObjectID="_1827993489" r:id="rId194"/>
-        </w:object>
+          <w:rStyle w:val="MTConvertedEquation"/>
+        </w:rPr>
+        <w:t>\[{\omega _0} = \</w:t>
+      </w:r>
+      <w:proofErr w:type="spellStart"/>
+      <w:r>
+        <w:rPr>
+          <w:rStyle w:val="MTConvertedEquation"/>
+        </w:rPr>
+        <w:t>sqrt</w:t>
+      </w:r>
+      <w:proofErr w:type="spellEnd"/>
+      <w:r>
+        <w:rPr>
+          <w:rStyle w:val="MTConvertedEquation"/>
+        </w:rPr>
+        <w:t xml:space="preserve"> {{\kappa  \</w:t>
+      </w:r>
+      <w:proofErr w:type="spellStart"/>
+      <w:r>
+        <w:rPr>
+          <w:rStyle w:val="MTConvertedEquation"/>
+        </w:rPr>
+        <w:t>mathord</w:t>
+      </w:r>
+      <w:proofErr w:type="spellEnd"/>
+      <w:r>
+        <w:rPr>
+          <w:rStyle w:val="MTConvertedEquation"/>
+        </w:rPr>
+        <w:t>{\</w:t>
+      </w:r>
+      <w:proofErr w:type="spellStart"/>
+      <w:r>
+        <w:rPr>
+          <w:rStyle w:val="MTConvertedEquation"/>
+        </w:rPr>
+        <w:t>left</w:t>
+      </w:r>
+      <w:proofErr w:type="spellEnd"/>
+      <w:r>
+        <w:rPr>
+          <w:rStyle w:val="MTConvertedEquation"/>
+        </w:rPr>
+        <w:t>/</w:t>
+      </w:r>
+    </w:p>
+    <w:p>
+      <w:pPr>
+        <w:jc w:val="both"/>
+        <w:rPr>
+          <w:rStyle w:val="MTConvertedEquation"/>
+        </w:rPr>
+      </w:pPr>
+      <w:r>
+        <w:rPr>
+          <w:rStyle w:val="MTConvertedEquation"/>
+        </w:rPr>
+        <w:t xml:space="preserve"> {\</w:t>
+      </w:r>
+      <w:proofErr w:type="spellStart"/>
+      <w:r>
+        <w:rPr>
+          <w:rStyle w:val="MTConvertedEquation"/>
+        </w:rPr>
+        <w:t>vphantom</w:t>
+      </w:r>
+      <w:proofErr w:type="spellEnd"/>
+      <w:r>
+        <w:rPr>
+          <w:rStyle w:val="MTConvertedEquation"/>
+        </w:rPr>
+        <w:t xml:space="preserve"> {\kappa  m}} \</w:t>
+      </w:r>
+      <w:proofErr w:type="spellStart"/>
+      <w:r>
+        <w:rPr>
+          <w:rStyle w:val="MTConvertedEquation"/>
+        </w:rPr>
+        <w:t>right</w:t>
+      </w:r>
+      <w:proofErr w:type="spellEnd"/>
+      <w:r>
+        <w:rPr>
+          <w:rStyle w:val="MTConvertedEquation"/>
+        </w:rPr>
+        <w:t>.</w:t>
+      </w:r>
+    </w:p>
+    <w:p>
+      <w:pPr>
+        <w:jc w:val="both"/>
+        <w:rPr>
+          <w:rFonts w:ascii="Nunito" w:eastAsia="Verdana" w:hAnsi="Nunito" w:cs="Verdana"/>
+          <w:color w:val="131314"/>
+        </w:rPr>
+      </w:pPr>
+      <w:r>
+        <w:rPr>
+          <w:rStyle w:val="MTConvertedEquation"/>
+        </w:rPr>
+        <w:t xml:space="preserve"> \</w:t>
+      </w:r>
+      <w:proofErr w:type="spellStart"/>
+      <w:r>
+        <w:rPr>
+          <w:rStyle w:val="MTConvertedEquation"/>
+        </w:rPr>
+        <w:t>kern</w:t>
+      </w:r>
+      <w:proofErr w:type="spellEnd"/>
+      <w:r>
+        <w:rPr>
+          <w:rStyle w:val="MTConvertedEquation"/>
+        </w:rPr>
+        <w:t>-\</w:t>
+      </w:r>
+      <w:proofErr w:type="spellStart"/>
+      <w:r>
+        <w:rPr>
+          <w:rStyle w:val="MTConvertedEquation"/>
+        </w:rPr>
+        <w:t>nulldelimiterspace</w:t>
+      </w:r>
+      <w:proofErr w:type="spellEnd"/>
+      <w:r>
+        <w:rPr>
+          <w:rStyle w:val="MTConvertedEquation"/>
+        </w:rPr>
+        <w:t>} m}} \]</w:t>
       </w:r>
       <w:r>
         <w:rPr>
@@ -10319,15 +11570,23 @@
       </w:r>
       <w:r>
         <w:rPr>
-          <w:rFonts w:ascii="Nunito" w:hAnsi="Nunito"/>
-          <w:position w:val="-10"/>
-        </w:rPr>
-        <w:object w:dxaOrig="200" w:dyaOrig="260" w14:anchorId="5876B5E6">
-          <v:shape id="_x0000_i1119" type="#_x0000_t75" style="width:10.5pt;height:13.15pt" o:ole="">
-            <v:imagedata r:id="rId195" o:title=""/>
-          </v:shape>
-          <o:OLEObject Type="Embed" ProgID="Equation.DSMT4" ShapeID="_x0000_i1119" DrawAspect="Content" ObjectID="_1827993490" r:id="rId196"/>
-        </w:object>
+          <w:rStyle w:val="MTConvertedEquation"/>
+        </w:rPr>
+        <w:t>\[\</w:t>
+      </w:r>
+      <w:proofErr w:type="spellStart"/>
+      <w:r>
+        <w:rPr>
+          <w:rStyle w:val="MTConvertedEquation"/>
+        </w:rPr>
+        <w:t>varphi</w:t>
+      </w:r>
+      <w:proofErr w:type="spellEnd"/>
+      <w:r>
+        <w:rPr>
+          <w:rStyle w:val="MTConvertedEquation"/>
+        </w:rPr>
+        <w:t xml:space="preserve"> \]</w:t>
       </w:r>
       <w:r>
         <w:rPr>
@@ -10387,15 +11646,9 @@
       </w:r>
       <w:r>
         <w:rPr>
-          <w:rFonts w:ascii="Nunito" w:hAnsi="Nunito"/>
-          <w:position w:val="-6"/>
-        </w:rPr>
-        <w:object w:dxaOrig="520" w:dyaOrig="260" w14:anchorId="0FCEDDF6">
-          <v:shape id="_x0000_i1120" type="#_x0000_t75" style="width:25.5pt;height:13.15pt" o:ole="">
-            <v:imagedata r:id="rId197" o:title=""/>
-          </v:shape>
-          <o:OLEObject Type="Embed" ProgID="Equation.DSMT4" ShapeID="_x0000_i1120" DrawAspect="Content" ObjectID="_1827993491" r:id="rId198"/>
-        </w:object>
+          <w:rStyle w:val="MTConvertedEquation"/>
+        </w:rPr>
+        <w:t>\[t = 0\]</w:t>
       </w:r>
       <w:r>
         <w:rPr>
@@ -10422,15 +11675,37 @@
       </w:r>
       <w:r>
         <w:rPr>
-          <w:rFonts w:ascii="Nunito" w:hAnsi="Nunito"/>
-          <w:position w:val="-10"/>
-        </w:rPr>
-        <w:object w:dxaOrig="620" w:dyaOrig="300" w14:anchorId="3B85FCAA">
-          <v:shape id="_x0000_i1121" type="#_x0000_t75" style="width:31.15pt;height:15pt" o:ole="">
-            <v:imagedata r:id="rId199" o:title=""/>
-          </v:shape>
-          <o:OLEObject Type="Embed" ProgID="Equation.DSMT4" ShapeID="_x0000_i1121" DrawAspect="Content" ObjectID="_1827993492" r:id="rId200"/>
-        </w:object>
+          <w:rStyle w:val="MTConvertedEquation"/>
+        </w:rPr>
+        <w:t>\[A{\</w:t>
+      </w:r>
+      <w:proofErr w:type="spellStart"/>
+      <w:r>
+        <w:rPr>
+          <w:rStyle w:val="MTConvertedEquation"/>
+        </w:rPr>
+        <w:t>rm</w:t>
+      </w:r>
+      <w:proofErr w:type="spellEnd"/>
+      <w:r>
+        <w:rPr>
+          <w:rStyle w:val="MTConvertedEquation"/>
+        </w:rPr>
+        <w:t>{ y }}\</w:t>
+      </w:r>
+      <w:proofErr w:type="spellStart"/>
+      <w:r>
+        <w:rPr>
+          <w:rStyle w:val="MTConvertedEquation"/>
+        </w:rPr>
+        <w:t>varphi</w:t>
+      </w:r>
+      <w:proofErr w:type="spellEnd"/>
+      <w:r>
+        <w:rPr>
+          <w:rStyle w:val="MTConvertedEquation"/>
+        </w:rPr>
+        <w:t xml:space="preserve"> \]</w:t>
       </w:r>
       <w:r>
         <w:rPr>
@@ -10723,6 +11998,7 @@
           <w:rFonts w:ascii="Nunito" w:eastAsia="Verdana" w:hAnsi="Nunito" w:cs="Verdana"/>
           <w:color w:val="131314"/>
         </w:rPr>
+        <w:lastRenderedPageBreak/>
         <w:t>La energía potencial se define como la energía que posee un objeto debido a su posición o configuración en un campo de fuerza. En otras palabras, es la energía almacenada en un sistema como resultado de la realización de trabajo contra una fuerza conservativa. Recordemos que fuerza conservativa es aquella en la que el trabajo realizado para mover un objeto de un punto a otro no depende de la trayectoria seguida, sino únicamente de los puntos inicial y final.</w:t>
       </w:r>
     </w:p>
@@ -10739,7 +12015,6 @@
           <w:rFonts w:ascii="Nunito" w:eastAsia="Verdana" w:hAnsi="Nunito" w:cs="Verdana"/>
           <w:color w:val="131314"/>
         </w:rPr>
-        <w:lastRenderedPageBreak/>
         <w:t>En un sistema unidimensional, la energía potencial se puede calcular utilizando la siguiente fórmula:</w:t>
       </w:r>
     </w:p>
@@ -10767,15 +12042,65 @@
       </w:r>
       <w:r>
         <w:rPr>
-          <w:rFonts w:ascii="Nunito" w:hAnsi="Nunito"/>
-          <w:position w:val="-18"/>
-        </w:rPr>
-        <w:object w:dxaOrig="2460" w:dyaOrig="499" w14:anchorId="455AB170">
-          <v:shape id="_x0000_i1122" type="#_x0000_t75" style="width:123pt;height:25.15pt" o:ole="">
-            <v:imagedata r:id="rId201" o:title=""/>
-          </v:shape>
-          <o:OLEObject Type="Embed" ProgID="Equation.DSMT4" ShapeID="_x0000_i1122" DrawAspect="Content" ObjectID="_1827993493" r:id="rId202"/>
-        </w:object>
+          <w:rStyle w:val="MTConvertedEquation"/>
+        </w:rPr>
+        <w:t>\[U(b) - U(a){\</w:t>
+      </w:r>
+      <w:proofErr w:type="spellStart"/>
+      <w:r>
+        <w:rPr>
+          <w:rStyle w:val="MTConvertedEquation"/>
+        </w:rPr>
+        <w:t>rm</w:t>
+      </w:r>
+      <w:proofErr w:type="spellEnd"/>
+      <w:r>
+        <w:rPr>
+          <w:rStyle w:val="MTConvertedEquation"/>
+        </w:rPr>
+        <w:t>{ }} = {\</w:t>
+      </w:r>
+      <w:proofErr w:type="spellStart"/>
+      <w:r>
+        <w:rPr>
+          <w:rStyle w:val="MTConvertedEquation"/>
+        </w:rPr>
+        <w:t>rm</w:t>
+      </w:r>
+      <w:proofErr w:type="spellEnd"/>
+      <w:r>
+        <w:rPr>
+          <w:rStyle w:val="MTConvertedEquation"/>
+        </w:rPr>
+        <w:t>{ }} - \</w:t>
+      </w:r>
+      <w:proofErr w:type="spellStart"/>
+      <w:r>
+        <w:rPr>
+          <w:rStyle w:val="MTConvertedEquation"/>
+        </w:rPr>
+        <w:t>int_a^b</w:t>
+      </w:r>
+      <w:proofErr w:type="spellEnd"/>
+      <w:r>
+        <w:rPr>
+          <w:rStyle w:val="MTConvertedEquation"/>
+        </w:rPr>
+        <w:t xml:space="preserve"> {F(x)\,</w:t>
+      </w:r>
+      <w:proofErr w:type="spellStart"/>
+      <w:r>
+        <w:rPr>
+          <w:rStyle w:val="MTConvertedEquation"/>
+        </w:rPr>
+        <w:t>dx</w:t>
+      </w:r>
+      <w:proofErr w:type="spellEnd"/>
+      <w:r>
+        <w:rPr>
+          <w:rStyle w:val="MTConvertedEquation"/>
+        </w:rPr>
+        <w:t>} \]</w:t>
       </w:r>
       <w:r>
         <w:rPr>
@@ -10955,15 +12280,9 @@
       </w:r>
       <w:r>
         <w:rPr>
-          <w:rFonts w:ascii="Nunito" w:hAnsi="Nunito"/>
-          <w:position w:val="-10"/>
-        </w:rPr>
-        <w:object w:dxaOrig="440" w:dyaOrig="300" w14:anchorId="4C9DE238">
-          <v:shape id="_x0000_i1123" type="#_x0000_t75" style="width:22.15pt;height:15pt" o:ole="">
-            <v:imagedata r:id="rId203" o:title=""/>
-          </v:shape>
-          <o:OLEObject Type="Embed" ProgID="Equation.DSMT4" ShapeID="_x0000_i1123" DrawAspect="Content" ObjectID="_1827993494" r:id="rId204"/>
-        </w:object>
+          <w:rStyle w:val="MTConvertedEquation"/>
+        </w:rPr>
+        <w:t>\[F(x)\]</w:t>
       </w:r>
       <w:r>
         <w:rPr>
@@ -11035,15 +12354,51 @@
       </w:r>
       <w:r>
         <w:rPr>
-          <w:rFonts w:ascii="Nunito" w:hAnsi="Nunito"/>
-          <w:position w:val="-22"/>
-        </w:rPr>
-        <w:object w:dxaOrig="1460" w:dyaOrig="600" w14:anchorId="36A1576D">
-          <v:shape id="_x0000_i1124" type="#_x0000_t75" style="width:73.15pt;height:30pt" o:ole="">
-            <v:imagedata r:id="rId205" o:title=""/>
-          </v:shape>
-          <o:OLEObject Type="Embed" ProgID="Equation.DSMT4" ShapeID="_x0000_i1124" DrawAspect="Content" ObjectID="_1827993495" r:id="rId206"/>
-        </w:object>
+          <w:rStyle w:val="MTConvertedEquation"/>
+        </w:rPr>
+        <w:t>\[F(x) =  - {\</w:t>
+      </w:r>
+      <w:proofErr w:type="spellStart"/>
+      <w:r>
+        <w:rPr>
+          <w:rStyle w:val="MTConvertedEquation"/>
+        </w:rPr>
+        <w:t>rm</w:t>
+      </w:r>
+      <w:proofErr w:type="spellEnd"/>
+      <w:r>
+        <w:rPr>
+          <w:rStyle w:val="MTConvertedEquation"/>
+        </w:rPr>
+        <w:t>{ }}\frac{{</w:t>
+      </w:r>
+      <w:proofErr w:type="spellStart"/>
+      <w:r>
+        <w:rPr>
+          <w:rStyle w:val="MTConvertedEquation"/>
+        </w:rPr>
+        <w:t>dU</w:t>
+      </w:r>
+      <w:proofErr w:type="spellEnd"/>
+      <w:r>
+        <w:rPr>
+          <w:rStyle w:val="MTConvertedEquation"/>
+        </w:rPr>
+        <w:t>(x)}}{{</w:t>
+      </w:r>
+      <w:proofErr w:type="spellStart"/>
+      <w:r>
+        <w:rPr>
+          <w:rStyle w:val="MTConvertedEquation"/>
+        </w:rPr>
+        <w:t>dx</w:t>
+      </w:r>
+      <w:proofErr w:type="spellEnd"/>
+      <w:r>
+        <w:rPr>
+          <w:rStyle w:val="MTConvertedEquation"/>
+        </w:rPr>
+        <w:t>}}\]</w:t>
       </w:r>
       <w:r>
         <w:rPr>
@@ -11315,6 +12670,7 @@
           <w:noProof/>
           <w:color w:val="131314"/>
         </w:rPr>
+        <w:lastRenderedPageBreak/>
         <w:drawing>
           <wp:inline distT="0" distB="0" distL="0" distR="0" wp14:anchorId="6786091B" wp14:editId="66EC6B2E">
             <wp:extent cx="2838471" cy="1762138"/>
@@ -11331,7 +12687,7 @@
                     <pic:cNvPicPr/>
                   </pic:nvPicPr>
                   <pic:blipFill>
-                    <a:blip r:embed="rId207"/>
+                    <a:blip r:embed="rId15"/>
                     <a:stretch>
                       <a:fillRect/>
                     </a:stretch>
@@ -11446,7 +12802,6 @@
           <w:rFonts w:ascii="Nunito" w:eastAsia="Verdana" w:hAnsi="Nunito" w:cs="Verdana"/>
           <w:color w:val="131314"/>
         </w:rPr>
-        <w:lastRenderedPageBreak/>
         <w:t>Al analizar la forma del mapa de energía potencial, podemos predecir el movimiento del sistema. Por ejemplo, en un pozo de potencial, un objeto oscilará alrededor del punto de equilibrio estable.</w:t>
       </w:r>
     </w:p>
@@ -11590,7 +12945,7 @@
                     <pic:cNvPicPr preferRelativeResize="0"/>
                   </pic:nvPicPr>
                   <pic:blipFill>
-                    <a:blip r:embed="rId208">
+                    <a:blip r:embed="rId16">
                       <a:extLst>
                         <a:ext uri="{28A0092B-C50C-407E-A947-70E740481C1C}">
                           <a14:useLocalDpi xmlns:a14="http://schemas.microsoft.com/office/drawing/2010/main" val="0"/>
@@ -11647,16 +13002,51 @@
       </w:pPr>
       <w:r>
         <w:rPr>
-          <w:rFonts w:ascii="Nunito" w:eastAsia="Verdana" w:hAnsi="Nunito" w:cs="Verdana"/>
-          <w:color w:val="131314"/>
-          <w:position w:val="-26"/>
-        </w:rPr>
-        <w:object w:dxaOrig="4400" w:dyaOrig="639" w14:anchorId="7BDB4BC8">
-          <v:shape id="_x0000_i1125" type="#_x0000_t75" style="width:220.15pt;height:31.9pt" o:ole="">
-            <v:imagedata r:id="rId209" o:title=""/>
-          </v:shape>
-          <o:OLEObject Type="Embed" ProgID="Equation.DSMT4" ShapeID="_x0000_i1125" DrawAspect="Content" ObjectID="_1827993496" r:id="rId210"/>
-        </w:object>
+          <w:rStyle w:val="MTConvertedEquation"/>
+        </w:rPr>
+        <w:t xml:space="preserve">\[U(x) = </w:t>
+      </w:r>
+      <w:proofErr w:type="spellStart"/>
+      <w:r>
+        <w:rPr>
+          <w:rStyle w:val="MTConvertedEquation"/>
+        </w:rPr>
+        <w:t>mgh</w:t>
+      </w:r>
+      <w:proofErr w:type="spellEnd"/>
+      <w:r>
+        <w:rPr>
+          <w:rStyle w:val="MTConvertedEquation"/>
+        </w:rPr>
+        <w:t>(x) = \frac{1}{2}{\</w:t>
+      </w:r>
+      <w:proofErr w:type="spellStart"/>
+      <w:r>
+        <w:rPr>
+          <w:rStyle w:val="MTConvertedEquation"/>
+        </w:rPr>
+        <w:t>rm</w:t>
+      </w:r>
+      <w:proofErr w:type="spellEnd"/>
+      <w:r>
+        <w:rPr>
+          <w:rStyle w:val="MTConvertedEquation"/>
+        </w:rPr>
+        <w:t>{ }}\kappa \,{x^2}\, \</w:t>
+      </w:r>
+      <w:proofErr w:type="spellStart"/>
+      <w:r>
+        <w:rPr>
+          <w:rStyle w:val="MTConvertedEquation"/>
+        </w:rPr>
+        <w:t>Rightarrow</w:t>
+      </w:r>
+      <w:proofErr w:type="spellEnd"/>
+      <w:r>
+        <w:rPr>
+          <w:rStyle w:val="MTConvertedEquation"/>
+        </w:rPr>
+        <w:t xml:space="preserve"> h(x) = \frac{\kappa }{{2mg}}{x^2} = A{x^2}\]</w:t>
       </w:r>
     </w:p>
     <w:p>
@@ -11749,20 +13139,35 @@
           <w:rFonts w:ascii="Nunito" w:eastAsia="Verdana" w:hAnsi="Nunito" w:cs="Verdana"/>
           <w:color w:val="131314"/>
         </w:rPr>
-        <w:t>El movimiento de una masa unida a un resorte, que experimenta una fuerza restauradora elástica, se puede visualizar como el movimiento de un objeto en un campo gravitatorio que sigue una trayectoria equivalente a la forma del mapa de energía potencial del resorte. La energía potencial de un muelle es proporcional al cuadrado de su deformación respecto a la posición de equilibrio (</w:t>
-      </w:r>
-      <w:r>
-        <w:rPr>
-          <w:rFonts w:ascii="Nunito" w:eastAsia="Verdana" w:hAnsi="Nunito" w:cs="Verdana"/>
-          <w:color w:val="131314"/>
-          <w:position w:val="-12"/>
-        </w:rPr>
-        <w:object w:dxaOrig="1520" w:dyaOrig="380" w14:anchorId="6ED7B8FB">
-          <v:shape id="_x0000_i1126" type="#_x0000_t75" style="width:76.15pt;height:19.5pt" o:ole="">
-            <v:imagedata r:id="rId211" o:title=""/>
-          </v:shape>
-          <o:OLEObject Type="Embed" ProgID="Equation.DSMT4" ShapeID="_x0000_i1126" DrawAspect="Content" ObjectID="_1827993497" r:id="rId212"/>
-        </w:object>
+        <w:t xml:space="preserve">El movimiento de una masa unida a un resorte, que experimenta una fuerza restauradora elástica, se puede visualizar como el movimiento de un objeto en un campo gravitatorio que sigue una trayectoria equivalente a la forma del mapa de energía potencial del resorte. La energía potencial de un muelle es proporcional al cuadrado de su deformación respecto a la </w:t>
+      </w:r>
+      <w:r>
+        <w:rPr>
+          <w:rFonts w:ascii="Nunito" w:eastAsia="Verdana" w:hAnsi="Nunito" w:cs="Verdana"/>
+          <w:color w:val="131314"/>
+        </w:rPr>
+        <w:lastRenderedPageBreak/>
+        <w:t>posición de equilibrio (</w:t>
+      </w:r>
+      <w:r>
+        <w:rPr>
+          <w:rStyle w:val="MTConvertedEquation"/>
+        </w:rPr>
+        <w:t>\[U(x) = 1/2{\</w:t>
+      </w:r>
+      <w:proofErr w:type="spellStart"/>
+      <w:r>
+        <w:rPr>
+          <w:rStyle w:val="MTConvertedEquation"/>
+        </w:rPr>
+        <w:t>rm</w:t>
+      </w:r>
+      <w:proofErr w:type="spellEnd"/>
+      <w:r>
+        <w:rPr>
+          <w:rStyle w:val="MTConvertedEquation"/>
+        </w:rPr>
+        <w:t>{ }}\kappa \,{x^2}\]</w:t>
       </w:r>
       <w:r>
         <w:rPr>
@@ -11842,15 +13247,7 @@
           <w:rFonts w:ascii="Nunito" w:eastAsia="Verdana" w:hAnsi="Nunito" w:cs="Verdana"/>
           <w:color w:val="131314"/>
         </w:rPr>
-        <w:t xml:space="preserve">En resumen, la energía potencial, los mapas de energía potencial y la analogía gravitatoria son herramientas conceptuales poderosas que nos permiten comprender el comportamiento de una amplia gama de sistemas físicos. Sin embargo, es crucial ser conscientes de las </w:t>
-      </w:r>
-      <w:r>
-        <w:rPr>
-          <w:rFonts w:ascii="Nunito" w:eastAsia="Verdana" w:hAnsi="Nunito" w:cs="Verdana"/>
-          <w:color w:val="131314"/>
-        </w:rPr>
-        <w:lastRenderedPageBreak/>
-        <w:t>limitaciones de la analogía gravitatoria y considerar la influencia de otros factores, como las fuerzas no conservativas y los sistemas de referencia no inerciales, para obtener una descripción completa del movimiento del sistema.</w:t>
+        <w:t>En resumen, la energía potencial, los mapas de energía potencial y la analogía gravitatoria son herramientas conceptuales poderosas que nos permiten comprender el comportamiento de una amplia gama de sistemas físicos. Sin embargo, es crucial ser conscientes de las limitaciones de la analogía gravitatoria y considerar la influencia de otros factores, como las fuerzas no conservativas y los sistemas de referencia no inerciales, para obtener una descripción completa del movimiento del sistema.</w:t>
       </w:r>
     </w:p>
     <w:p>
@@ -11879,7 +13276,7 @@
       </w:pPr>
     </w:p>
     <w:sectPr>
-      <w:footerReference w:type="default" r:id="rId213"/>
+      <w:footerReference w:type="default" r:id="rId17"/>
       <w:pgSz w:w="11909" w:h="16834"/>
       <w:pgMar w:top="1440" w:right="1440" w:bottom="1440" w:left="1440" w:header="720" w:footer="720" w:gutter="0"/>
       <w:pgNumType w:start="1"/>
@@ -12961,6 +14358,16 @@
     <w:uiPriority w:val="99"/>
     <w:rsid w:val="007C4ECA"/>
   </w:style>
+  <w:style w:type="character" w:customStyle="1" w:styleId="MTConvertedEquation">
+    <w:name w:val="MTConvertedEquation"/>
+    <w:basedOn w:val="Fuentedeprrafopredeter"/>
+    <w:rsid w:val="000C3039"/>
+    <w:rPr>
+      <w:rFonts w:ascii="Nunito" w:eastAsia="Verdana" w:hAnsi="Nunito" w:cs="Verdana"/>
+      <w:b/>
+      <w:bCs/>
+    </w:rPr>
+  </w:style>
 </w:styles>
 </file>
 
